--- a/AIA_Architecte_Intelligence_Artificielle/Bloc_1_Gouvernance_Donnees/Documents_modifiables/Step3 _Implementing_The_Data_Governance_Framework.docx
+++ b/AIA_Architecte_Intelligence_Artificielle/Bloc_1_Gouvernance_Donnees/Documents_modifiables/Step3 _Implementing_The_Data_Governance_Framework.docx
@@ -4,2411 +4,341 @@
   <w:body>
     <w:p>
       <w:pPr>
-        <w:pStyle w:val="Paragraphedeliste"/>
-        <w:numPr>
-          <w:ilvl w:val="0"/>
-          <w:numId w:val="1"/>
-        </w:numPr>
         <w:rPr>
           <w:b/>
           <w:bCs/>
         </w:rPr>
       </w:pPr>
-      <w:r>
+    </w:p>
+    <w:p>
+      <w:pPr>
+        <w:ind w:firstLine="708"/>
         <w:rPr>
           <w:b/>
           <w:bCs/>
         </w:rPr>
-        <w:t>Politique</w:t>
+      </w:pPr>
+      <w:r>
+        <w:rPr>
+          <w:b/>
+          <w:bCs/>
+        </w:rPr>
+        <w:t xml:space="preserve">1. </w:t>
+      </w:r>
+      <w:r>
+        <w:rPr>
+          <w:b/>
+          <w:bCs/>
+        </w:rPr>
+        <w:t>Choix du modèle organisationnel &amp; outils – Pilotage de la Gouvernance des Données chez Spotify</w:t>
       </w:r>
     </w:p>
     <w:p>
       <w:pPr>
         <w:ind w:firstLine="708"/>
-        <w:jc w:val="center"/>
         <w:rPr>
           <w:b/>
           <w:bCs/>
-          <w:sz w:val="20"/>
-          <w:szCs w:val="20"/>
+        </w:rPr>
+      </w:pPr>
+    </w:p>
+    <w:p>
+      <w:pPr>
+        <w:rPr>
           <w:u w:val="single"/>
         </w:rPr>
       </w:pPr>
+      <w:r>
+        <w:rPr>
+          <w:u w:val="single"/>
+        </w:rPr>
+        <w:t>Modèle choisi : Center of Excellence (</w:t>
+      </w:r>
+      <w:proofErr w:type="spellStart"/>
+      <w:r>
+        <w:rPr>
+          <w:u w:val="single"/>
+        </w:rPr>
+        <w:t>CoE</w:t>
+      </w:r>
+      <w:proofErr w:type="spellEnd"/>
+      <w:r>
+        <w:rPr>
+          <w:u w:val="single"/>
+        </w:rPr>
+        <w:t>)</w:t>
+      </w:r>
+      <w:r>
+        <w:rPr>
+          <w:u w:val="single"/>
+        </w:rPr>
+        <w:t> :</w:t>
+      </w:r>
+    </w:p>
+    <w:p>
+      <w:r>
+        <w:t>Dans le cadre de la mise en œuvre du cadre de gouvernance des données, nous avons choisi un modèle Center of Excellence (</w:t>
+      </w:r>
+      <w:proofErr w:type="spellStart"/>
+      <w:r>
+        <w:t>CoE</w:t>
+      </w:r>
+      <w:proofErr w:type="spellEnd"/>
+      <w:r>
+        <w:t>), combinant pilotage centralisé et exécution collaborative.</w:t>
+      </w:r>
+    </w:p>
+    <w:p>
+      <w:pPr>
+        <w:rPr>
+          <w:u w:val="single"/>
+        </w:rPr>
+      </w:pPr>
+      <w:r>
+        <w:rPr>
+          <w:u w:val="single"/>
+        </w:rPr>
+        <w:t>Raisons du choix :</w:t>
+      </w:r>
+    </w:p>
+    <w:p>
       <w:r>
         <w:rPr>
           <w:b/>
           <w:bCs/>
-          <w:sz w:val="20"/>
-          <w:szCs w:val="20"/>
-          <w:u w:val="single"/>
-        </w:rPr>
-        <w:t xml:space="preserve">Politique de Gouvernance des Données – Spotify - </w:t>
-      </w:r>
-      <w:r>
-        <w:rPr>
-          <w:i/>
-          <w:iCs/>
-          <w:sz w:val="20"/>
-          <w:szCs w:val="20"/>
-          <w:u w:val="single"/>
-        </w:rPr>
-        <w:t>Version 1.0 – Mai 2025</w:t>
+        </w:rPr>
+        <w:t>Partager l’expertise</w:t>
+      </w:r>
+      <w:r>
+        <w:t xml:space="preserve"> : le </w:t>
+      </w:r>
+      <w:proofErr w:type="spellStart"/>
+      <w:r>
+        <w:t>CoE</w:t>
+      </w:r>
+      <w:proofErr w:type="spellEnd"/>
+      <w:r>
+        <w:t xml:space="preserve"> réunit des profils techniques (data </w:t>
+      </w:r>
+      <w:proofErr w:type="spellStart"/>
+      <w:r>
+        <w:t>engineers</w:t>
+      </w:r>
+      <w:proofErr w:type="spellEnd"/>
+      <w:r>
+        <w:t xml:space="preserve">, BI </w:t>
+      </w:r>
+      <w:proofErr w:type="spellStart"/>
+      <w:r>
+        <w:t>analysts</w:t>
+      </w:r>
+      <w:proofErr w:type="spellEnd"/>
+      <w:r>
+        <w:t>, data stewards...) qui accompagnent tous les départements.</w:t>
       </w:r>
     </w:p>
     <w:p>
-      <w:pPr>
-        <w:ind w:firstLine="708"/>
-        <w:jc w:val="both"/>
+      <w:r>
         <w:rPr>
           <w:b/>
           <w:bCs/>
-          <w:sz w:val="20"/>
-          <w:szCs w:val="20"/>
-        </w:rPr>
-      </w:pPr>
+        </w:rPr>
+        <w:t>Reproduire facilement le modèle</w:t>
+      </w:r>
+      <w:r>
+        <w:t xml:space="preserve"> : une fois en place dans un service, ce cadre peut être déployé dans d’autres équipes.</w:t>
+      </w:r>
+    </w:p>
+    <w:p>
       <w:r>
         <w:rPr>
           <w:b/>
           <w:bCs/>
-          <w:sz w:val="20"/>
-          <w:szCs w:val="20"/>
-        </w:rPr>
-        <w:t>Préambule</w:t>
+        </w:rPr>
+        <w:t>Faire le lien entre métier et technique</w:t>
+      </w:r>
+      <w:r>
+        <w:t xml:space="preserve"> : on évite les silos en créant une vraie collaboration entre ceux qui utilisent la donnée et ceux qui la gèrent.</w:t>
       </w:r>
     </w:p>
     <w:p>
-      <w:pPr>
-        <w:ind w:firstLine="708"/>
-        <w:jc w:val="both"/>
-        <w:rPr>
-          <w:sz w:val="20"/>
-          <w:szCs w:val="20"/>
-        </w:rPr>
-      </w:pPr>
-      <w:r>
-        <w:rPr>
-          <w:sz w:val="20"/>
-          <w:szCs w:val="20"/>
-        </w:rPr>
-        <w:t xml:space="preserve">Chez </w:t>
-      </w:r>
       <w:r>
         <w:rPr>
           <w:b/>
           <w:bCs/>
-          <w:sz w:val="20"/>
-          <w:szCs w:val="20"/>
-        </w:rPr>
-        <w:t>Spotify</w:t>
-      </w:r>
-      <w:r>
-        <w:rPr>
-          <w:sz w:val="20"/>
-          <w:szCs w:val="20"/>
-        </w:rPr>
-        <w:t>, la donnée n’est pas qu’un actif technique</w:t>
-      </w:r>
-      <w:r>
-        <w:rPr>
-          <w:rFonts w:ascii="Arial" w:hAnsi="Arial" w:cs="Arial"/>
-          <w:sz w:val="20"/>
-          <w:szCs w:val="20"/>
-        </w:rPr>
-        <w:t> </w:t>
-      </w:r>
-      <w:r>
-        <w:rPr>
-          <w:sz w:val="20"/>
-          <w:szCs w:val="20"/>
-        </w:rPr>
-        <w:t>: elle est au c</w:t>
-      </w:r>
-      <w:r>
-        <w:rPr>
-          <w:rFonts w:ascii="Aptos" w:hAnsi="Aptos" w:cs="Aptos"/>
-          <w:sz w:val="20"/>
-          <w:szCs w:val="20"/>
-        </w:rPr>
-        <w:t>œ</w:t>
-      </w:r>
-      <w:r>
-        <w:rPr>
-          <w:sz w:val="20"/>
-          <w:szCs w:val="20"/>
-        </w:rPr>
-        <w:t>ur de notre promesse utilisateur, de notre performance et de notre innovation. Avec plus de 450 millions d</w:t>
-      </w:r>
-      <w:r>
-        <w:rPr>
-          <w:rFonts w:ascii="Aptos" w:hAnsi="Aptos" w:cs="Aptos"/>
-          <w:sz w:val="20"/>
-          <w:szCs w:val="20"/>
-        </w:rPr>
-        <w:t>’</w:t>
-      </w:r>
-      <w:r>
-        <w:rPr>
-          <w:sz w:val="20"/>
-          <w:szCs w:val="20"/>
-        </w:rPr>
-        <w:t>utilisateurs dans 180 pays, nous portons une responsabilit</w:t>
-      </w:r>
-      <w:r>
-        <w:rPr>
-          <w:rFonts w:ascii="Aptos" w:hAnsi="Aptos" w:cs="Aptos"/>
-          <w:sz w:val="20"/>
-          <w:szCs w:val="20"/>
-        </w:rPr>
-        <w:t>é</w:t>
-      </w:r>
-      <w:r>
-        <w:rPr>
-          <w:sz w:val="20"/>
-          <w:szCs w:val="20"/>
-        </w:rPr>
-        <w:t xml:space="preserve"> particuli</w:t>
-      </w:r>
-      <w:r>
-        <w:rPr>
-          <w:rFonts w:ascii="Aptos" w:hAnsi="Aptos" w:cs="Aptos"/>
-          <w:sz w:val="20"/>
-          <w:szCs w:val="20"/>
-        </w:rPr>
-        <w:t>è</w:t>
-      </w:r>
-      <w:r>
-        <w:rPr>
-          <w:sz w:val="20"/>
-          <w:szCs w:val="20"/>
-        </w:rPr>
-        <w:t>re dans la gestion de l</w:t>
-      </w:r>
-      <w:r>
-        <w:rPr>
-          <w:rFonts w:ascii="Aptos" w:hAnsi="Aptos" w:cs="Aptos"/>
-          <w:sz w:val="20"/>
-          <w:szCs w:val="20"/>
-        </w:rPr>
-        <w:t>’</w:t>
-      </w:r>
-      <w:r>
-        <w:rPr>
-          <w:sz w:val="20"/>
-          <w:szCs w:val="20"/>
-        </w:rPr>
-        <w:t xml:space="preserve">information. Cette politique formalise notre </w:t>
+        </w:rPr>
+        <w:t>A</w:t>
       </w:r>
       <w:r>
         <w:rPr>
           <w:b/>
           <w:bCs/>
-          <w:sz w:val="20"/>
-          <w:szCs w:val="20"/>
-        </w:rPr>
-        <w:t>engagement collectif</w:t>
-      </w:r>
-      <w:r>
-        <w:rPr>
-          <w:sz w:val="20"/>
-          <w:szCs w:val="20"/>
-        </w:rPr>
-        <w:t xml:space="preserve"> à garantir une </w:t>
+        </w:rPr>
+        <w:t>ccompagner le changement</w:t>
+      </w:r>
+      <w:r>
+        <w:t xml:space="preserve"> : les équipes ne sont pas seules, elles sont soutenues par des référents formés pour aider à adopter les bonnes pratiques.</w:t>
+      </w:r>
+    </w:p>
+    <w:p>
+      <w:r>
+        <w:rPr>
+          <w:u w:val="single"/>
+        </w:rPr>
+        <w:t>Organisation</w:t>
+      </w:r>
+      <w:r>
+        <w:t xml:space="preserve"> :</w:t>
+      </w:r>
+    </w:p>
+    <w:p>
+      <w:r>
+        <w:t xml:space="preserve">Le </w:t>
       </w:r>
       <w:r>
         <w:rPr>
           <w:b/>
           <w:bCs/>
-          <w:sz w:val="20"/>
-          <w:szCs w:val="20"/>
-        </w:rPr>
-        <w:t>gouvernance des données éthique, fiable et conforme</w:t>
-      </w:r>
-      <w:r>
-        <w:rPr>
-          <w:sz w:val="20"/>
-          <w:szCs w:val="20"/>
-        </w:rPr>
-        <w:t>, au service de notre stratégie et de nos parties prenantes.</w:t>
+        </w:rPr>
+        <w:t xml:space="preserve">CDO (Chief Data </w:t>
+      </w:r>
+      <w:proofErr w:type="spellStart"/>
+      <w:r>
+        <w:rPr>
+          <w:b/>
+          <w:bCs/>
+        </w:rPr>
+        <w:t>Officer</w:t>
+      </w:r>
+      <w:proofErr w:type="spellEnd"/>
+      <w:r>
+        <w:rPr>
+          <w:b/>
+          <w:bCs/>
+        </w:rPr>
+        <w:t>)</w:t>
+      </w:r>
+      <w:r>
+        <w:t xml:space="preserve"> pilote la stratégie globale des données. Il est en lien direct avec la direction.</w:t>
       </w:r>
     </w:p>
     <w:p>
-      <w:pPr>
-        <w:ind w:firstLine="708"/>
-        <w:jc w:val="both"/>
-        <w:rPr>
-          <w:sz w:val="20"/>
-          <w:szCs w:val="20"/>
-        </w:rPr>
-      </w:pPr>
-      <w:r>
-        <w:rPr>
-          <w:sz w:val="20"/>
-          <w:szCs w:val="20"/>
-        </w:rPr>
-        <w:pict w14:anchorId="62B29C25">
-          <v:rect id="_x0000_i1025" style="width:0;height:1.5pt" o:hralign="center" o:hrstd="t" o:hr="t" fillcolor="#a0a0a0" stroked="f"/>
-        </w:pict>
+      <w:r>
+        <w:t xml:space="preserve">Le </w:t>
+      </w:r>
+      <w:proofErr w:type="spellStart"/>
+      <w:r>
+        <w:rPr>
+          <w:b/>
+          <w:bCs/>
+        </w:rPr>
+        <w:t>CoE</w:t>
+      </w:r>
+      <w:proofErr w:type="spellEnd"/>
+      <w:r>
+        <w:t xml:space="preserve"> regroupe les personnes qui font tourner la machine : ingénieurs data, analystes BI, responsables qualité, formateurs, etc.</w:t>
       </w:r>
     </w:p>
     <w:p>
-      <w:pPr>
-        <w:ind w:firstLine="708"/>
-        <w:jc w:val="both"/>
+      <w:r>
+        <w:t xml:space="preserve">Un </w:t>
+      </w:r>
+      <w:r>
         <w:rPr>
           <w:b/>
           <w:bCs/>
-          <w:sz w:val="20"/>
-          <w:szCs w:val="20"/>
-        </w:rPr>
-      </w:pPr>
+        </w:rPr>
+        <w:t>comité de gouvernance</w:t>
+      </w:r>
+      <w:r>
+        <w:t xml:space="preserve"> (Data </w:t>
+      </w:r>
+      <w:proofErr w:type="spellStart"/>
+      <w:r>
+        <w:t>Governance</w:t>
+      </w:r>
+      <w:proofErr w:type="spellEnd"/>
+      <w:r>
+        <w:t xml:space="preserve"> </w:t>
+      </w:r>
+      <w:proofErr w:type="spellStart"/>
+      <w:r>
+        <w:t>Committee</w:t>
+      </w:r>
+      <w:proofErr w:type="spellEnd"/>
+      <w:r>
+        <w:t>) prend les décisions sur les règles à suivre, les priorités et les outils à utiliser.</w:t>
+      </w:r>
+    </w:p>
+    <w:p>
+      <w:r>
+        <w:t xml:space="preserve">Enfin, chaque service métier est représenté par un ou plusieurs </w:t>
+      </w:r>
       <w:r>
         <w:rPr>
           <w:b/>
           <w:bCs/>
-          <w:sz w:val="20"/>
-          <w:szCs w:val="20"/>
-        </w:rPr>
-        <w:t>Objectifs</w:t>
+        </w:rPr>
+        <w:t xml:space="preserve">Data </w:t>
+      </w:r>
+      <w:proofErr w:type="spellStart"/>
+      <w:r>
+        <w:rPr>
+          <w:b/>
+          <w:bCs/>
+        </w:rPr>
+        <w:t>Owners</w:t>
+      </w:r>
+      <w:proofErr w:type="spellEnd"/>
+      <w:r>
+        <w:t>, qui font le lien entre la gouvernance centrale et les besoins du terrain.</w:t>
       </w:r>
     </w:p>
     <w:p>
       <w:pPr>
-        <w:ind w:firstLine="708"/>
-        <w:jc w:val="both"/>
-        <w:rPr>
-          <w:sz w:val="20"/>
-          <w:szCs w:val="20"/>
-        </w:rPr>
-      </w:pPr>
-      <w:r>
-        <w:rPr>
-          <w:sz w:val="20"/>
-          <w:szCs w:val="20"/>
-        </w:rPr>
-        <w:t>Cette politique vise à</w:t>
-      </w:r>
-      <w:r>
-        <w:rPr>
-          <w:rFonts w:ascii="Arial" w:hAnsi="Arial" w:cs="Arial"/>
-          <w:sz w:val="20"/>
-          <w:szCs w:val="20"/>
-        </w:rPr>
-        <w:t> </w:t>
-      </w:r>
-      <w:r>
-        <w:rPr>
-          <w:sz w:val="20"/>
-          <w:szCs w:val="20"/>
-        </w:rPr>
-        <w:t>:</w:t>
-      </w:r>
+        <w:rPr>
+          <w:b/>
+          <w:bCs/>
+        </w:rPr>
+      </w:pPr>
     </w:p>
     <w:p>
       <w:pPr>
-        <w:numPr>
-          <w:ilvl w:val="0"/>
-          <w:numId w:val="21"/>
-        </w:numPr>
-        <w:jc w:val="both"/>
-        <w:rPr>
-          <w:sz w:val="20"/>
-          <w:szCs w:val="20"/>
-        </w:rPr>
-      </w:pPr>
-      <w:r>
-        <w:rPr>
-          <w:sz w:val="20"/>
-          <w:szCs w:val="20"/>
-        </w:rPr>
-        <w:t xml:space="preserve">Définir les </w:t>
-      </w:r>
-      <w:r>
         <w:rPr>
           <w:b/>
           <w:bCs/>
-          <w:sz w:val="20"/>
-          <w:szCs w:val="20"/>
-        </w:rPr>
-        <w:t>principes directeurs</w:t>
-      </w:r>
-      <w:r>
-        <w:rPr>
-          <w:sz w:val="20"/>
-          <w:szCs w:val="20"/>
-        </w:rPr>
-        <w:t xml:space="preserve"> de la gouvernance des données chez Spotify.</w:t>
-      </w:r>
+        </w:rPr>
+      </w:pPr>
     </w:p>
     <w:p>
       <w:pPr>
-        <w:numPr>
-          <w:ilvl w:val="0"/>
-          <w:numId w:val="21"/>
-        </w:numPr>
-        <w:jc w:val="both"/>
-        <w:rPr>
-          <w:sz w:val="20"/>
-          <w:szCs w:val="20"/>
-        </w:rPr>
-      </w:pPr>
-      <w:r>
-        <w:rPr>
-          <w:sz w:val="20"/>
-          <w:szCs w:val="20"/>
-        </w:rPr>
-        <w:t xml:space="preserve">Assurer la </w:t>
-      </w:r>
-      <w:r>
         <w:rPr>
           <w:b/>
           <w:bCs/>
-          <w:sz w:val="20"/>
-          <w:szCs w:val="20"/>
-        </w:rPr>
-        <w:t>qualité</w:t>
-      </w:r>
-      <w:r>
-        <w:rPr>
-          <w:sz w:val="20"/>
-          <w:szCs w:val="20"/>
-        </w:rPr>
-        <w:t xml:space="preserve">, la </w:t>
-      </w:r>
-      <w:r>
+        </w:rPr>
+      </w:pPr>
+    </w:p>
+    <w:p>
+      <w:pPr>
         <w:rPr>
           <w:b/>
           <w:bCs/>
-          <w:sz w:val="20"/>
-          <w:szCs w:val="20"/>
-        </w:rPr>
-        <w:t>sécurité</w:t>
-      </w:r>
-      <w:r>
-        <w:rPr>
-          <w:sz w:val="20"/>
-          <w:szCs w:val="20"/>
-        </w:rPr>
-        <w:t xml:space="preserve">, la </w:t>
-      </w:r>
-      <w:r>
+        </w:rPr>
+      </w:pPr>
+    </w:p>
+    <w:p>
+      <w:pPr>
         <w:rPr>
           <w:b/>
           <w:bCs/>
-          <w:sz w:val="20"/>
-          <w:szCs w:val="20"/>
-        </w:rPr>
-        <w:t>traçabilité</w:t>
-      </w:r>
-      <w:r>
-        <w:rPr>
-          <w:sz w:val="20"/>
-          <w:szCs w:val="20"/>
-        </w:rPr>
-        <w:t xml:space="preserve"> et la </w:t>
-      </w:r>
-      <w:r>
+        </w:rPr>
+      </w:pPr>
+    </w:p>
+    <w:p>
+      <w:pPr>
         <w:rPr>
           <w:b/>
           <w:bCs/>
-          <w:sz w:val="20"/>
-          <w:szCs w:val="20"/>
-        </w:rPr>
-        <w:t>conformité</w:t>
-      </w:r>
-      <w:r>
-        <w:rPr>
-          <w:sz w:val="20"/>
-          <w:szCs w:val="20"/>
-        </w:rPr>
-        <w:t xml:space="preserve"> de l’ensemble des traitements de données.</w:t>
-      </w:r>
-    </w:p>
-    <w:p>
-      <w:pPr>
-        <w:numPr>
-          <w:ilvl w:val="0"/>
-          <w:numId w:val="21"/>
-        </w:numPr>
-        <w:jc w:val="both"/>
-        <w:rPr>
-          <w:sz w:val="20"/>
-          <w:szCs w:val="20"/>
-        </w:rPr>
-      </w:pPr>
-      <w:r>
-        <w:rPr>
-          <w:sz w:val="20"/>
-          <w:szCs w:val="20"/>
-        </w:rPr>
-        <w:t xml:space="preserve">Promouvoir une </w:t>
-      </w:r>
-      <w:r>
-        <w:rPr>
-          <w:b/>
-          <w:bCs/>
-          <w:sz w:val="20"/>
-          <w:szCs w:val="20"/>
-        </w:rPr>
-        <w:t>culture de responsabilité</w:t>
-      </w:r>
-      <w:r>
-        <w:rPr>
-          <w:sz w:val="20"/>
-          <w:szCs w:val="20"/>
-        </w:rPr>
-        <w:t xml:space="preserve"> et de </w:t>
-      </w:r>
-      <w:r>
-        <w:rPr>
-          <w:b/>
-          <w:bCs/>
-          <w:sz w:val="20"/>
-          <w:szCs w:val="20"/>
-        </w:rPr>
-        <w:t>transparence</w:t>
-      </w:r>
-      <w:r>
-        <w:rPr>
-          <w:sz w:val="20"/>
-          <w:szCs w:val="20"/>
-        </w:rPr>
-        <w:t xml:space="preserve"> vis-à-vis des usages de la donnée.</w:t>
-      </w:r>
-    </w:p>
-    <w:p>
-      <w:pPr>
-        <w:numPr>
-          <w:ilvl w:val="0"/>
-          <w:numId w:val="21"/>
-        </w:numPr>
-        <w:jc w:val="both"/>
-        <w:rPr>
-          <w:sz w:val="20"/>
-          <w:szCs w:val="20"/>
-        </w:rPr>
-      </w:pPr>
-      <w:r>
-        <w:rPr>
-          <w:sz w:val="20"/>
-          <w:szCs w:val="20"/>
-        </w:rPr>
-        <w:t xml:space="preserve">Soutenir l’innovation en maintenant un haut niveau de </w:t>
-      </w:r>
-      <w:r>
-        <w:rPr>
-          <w:b/>
-          <w:bCs/>
-          <w:sz w:val="20"/>
-          <w:szCs w:val="20"/>
-        </w:rPr>
-        <w:t>maîtrise et d’intégrité des données</w:t>
-      </w:r>
-      <w:r>
-        <w:rPr>
-          <w:sz w:val="20"/>
-          <w:szCs w:val="20"/>
-        </w:rPr>
-        <w:t>.</w:t>
-      </w:r>
-    </w:p>
-    <w:p>
-      <w:pPr>
-        <w:ind w:firstLine="708"/>
-        <w:jc w:val="both"/>
-        <w:rPr>
-          <w:sz w:val="20"/>
-          <w:szCs w:val="20"/>
-        </w:rPr>
-      </w:pPr>
-      <w:r>
-        <w:rPr>
-          <w:sz w:val="20"/>
-          <w:szCs w:val="20"/>
-        </w:rPr>
-        <w:pict w14:anchorId="791D26A2">
-          <v:rect id="_x0000_i1026" style="width:0;height:1.5pt" o:hralign="center" o:hrstd="t" o:hr="t" fillcolor="#a0a0a0" stroked="f"/>
-        </w:pict>
-      </w:r>
-    </w:p>
-    <w:p>
-      <w:pPr>
-        <w:ind w:firstLine="708"/>
-        <w:jc w:val="both"/>
-        <w:rPr>
-          <w:b/>
-          <w:bCs/>
-          <w:sz w:val="20"/>
-          <w:szCs w:val="20"/>
-        </w:rPr>
-      </w:pPr>
-      <w:r>
-        <w:rPr>
-          <w:b/>
-          <w:bCs/>
-          <w:sz w:val="20"/>
-          <w:szCs w:val="20"/>
-        </w:rPr>
-        <w:t xml:space="preserve"> Périmètre</w:t>
-      </w:r>
-    </w:p>
-    <w:p>
-      <w:pPr>
-        <w:ind w:firstLine="708"/>
-        <w:jc w:val="both"/>
-        <w:rPr>
-          <w:sz w:val="20"/>
-          <w:szCs w:val="20"/>
-        </w:rPr>
-      </w:pPr>
-      <w:r>
-        <w:rPr>
-          <w:sz w:val="20"/>
-          <w:szCs w:val="20"/>
-        </w:rPr>
-        <w:t>Cette politique s’applique à</w:t>
-      </w:r>
-      <w:r>
-        <w:rPr>
-          <w:rFonts w:ascii="Arial" w:hAnsi="Arial" w:cs="Arial"/>
-          <w:sz w:val="20"/>
-          <w:szCs w:val="20"/>
-        </w:rPr>
-        <w:t> </w:t>
-      </w:r>
-      <w:r>
-        <w:rPr>
-          <w:sz w:val="20"/>
-          <w:szCs w:val="20"/>
-        </w:rPr>
-        <w:t>:</w:t>
-      </w:r>
-    </w:p>
-    <w:p>
-      <w:pPr>
-        <w:numPr>
-          <w:ilvl w:val="0"/>
-          <w:numId w:val="22"/>
-        </w:numPr>
-        <w:jc w:val="both"/>
-        <w:rPr>
-          <w:sz w:val="20"/>
-          <w:szCs w:val="20"/>
-        </w:rPr>
-      </w:pPr>
-      <w:r>
-        <w:rPr>
-          <w:sz w:val="20"/>
-          <w:szCs w:val="20"/>
-        </w:rPr>
-        <w:t xml:space="preserve">L’ensemble des </w:t>
-      </w:r>
-      <w:r>
-        <w:rPr>
-          <w:b/>
-          <w:bCs/>
-          <w:sz w:val="20"/>
-          <w:szCs w:val="20"/>
-        </w:rPr>
-        <w:t>équipes</w:t>
-      </w:r>
-      <w:r>
-        <w:rPr>
-          <w:sz w:val="20"/>
-          <w:szCs w:val="20"/>
-        </w:rPr>
-        <w:t xml:space="preserve"> (marketing, produit, tech, juridique, RH…).</w:t>
-      </w:r>
-    </w:p>
-    <w:p>
-      <w:pPr>
-        <w:numPr>
-          <w:ilvl w:val="0"/>
-          <w:numId w:val="22"/>
-        </w:numPr>
-        <w:jc w:val="both"/>
-        <w:rPr>
-          <w:sz w:val="20"/>
-          <w:szCs w:val="20"/>
-        </w:rPr>
-      </w:pPr>
-      <w:r>
-        <w:rPr>
-          <w:sz w:val="20"/>
-          <w:szCs w:val="20"/>
-        </w:rPr>
-        <w:t xml:space="preserve">Tous les </w:t>
-      </w:r>
-      <w:r>
-        <w:rPr>
-          <w:b/>
-          <w:bCs/>
-          <w:sz w:val="20"/>
-          <w:szCs w:val="20"/>
-        </w:rPr>
-        <w:t>types de données</w:t>
-      </w:r>
-      <w:r>
-        <w:rPr>
-          <w:sz w:val="20"/>
-          <w:szCs w:val="20"/>
-        </w:rPr>
-        <w:t xml:space="preserve"> collectées, stockées ou analysées (utilisateurs, contenus, opérations, etc.).</w:t>
-      </w:r>
-    </w:p>
-    <w:p>
-      <w:pPr>
-        <w:numPr>
-          <w:ilvl w:val="0"/>
-          <w:numId w:val="22"/>
-        </w:numPr>
-        <w:jc w:val="both"/>
-        <w:rPr>
-          <w:sz w:val="20"/>
-          <w:szCs w:val="20"/>
-        </w:rPr>
-      </w:pPr>
-      <w:r>
-        <w:rPr>
-          <w:sz w:val="20"/>
-          <w:szCs w:val="20"/>
-        </w:rPr>
-        <w:t>Tous les environnements techniques (cloud, on-</w:t>
-      </w:r>
-      <w:proofErr w:type="spellStart"/>
-      <w:r>
-        <w:rPr>
-          <w:sz w:val="20"/>
-          <w:szCs w:val="20"/>
-        </w:rPr>
-        <w:t>premise</w:t>
-      </w:r>
-      <w:proofErr w:type="spellEnd"/>
-      <w:r>
-        <w:rPr>
-          <w:sz w:val="20"/>
-          <w:szCs w:val="20"/>
-        </w:rPr>
-        <w:t>, SaaS, partenaires).</w:t>
-      </w:r>
-    </w:p>
-    <w:p>
-      <w:pPr>
-        <w:numPr>
-          <w:ilvl w:val="0"/>
-          <w:numId w:val="22"/>
-        </w:numPr>
-        <w:jc w:val="both"/>
-        <w:rPr>
-          <w:sz w:val="20"/>
-          <w:szCs w:val="20"/>
-        </w:rPr>
-      </w:pPr>
-      <w:r>
-        <w:rPr>
-          <w:sz w:val="20"/>
-          <w:szCs w:val="20"/>
-        </w:rPr>
-        <w:t xml:space="preserve">Tous les </w:t>
-      </w:r>
-      <w:r>
-        <w:rPr>
-          <w:b/>
-          <w:bCs/>
-          <w:sz w:val="20"/>
-          <w:szCs w:val="20"/>
-        </w:rPr>
-        <w:t>processus métiers</w:t>
-      </w:r>
-      <w:r>
-        <w:rPr>
-          <w:sz w:val="20"/>
-          <w:szCs w:val="20"/>
-        </w:rPr>
-        <w:t xml:space="preserve"> et projets recourant à des données.</w:t>
-      </w:r>
-    </w:p>
-    <w:p>
-      <w:pPr>
-        <w:ind w:firstLine="708"/>
-        <w:jc w:val="both"/>
-        <w:rPr>
-          <w:sz w:val="20"/>
-          <w:szCs w:val="20"/>
-        </w:rPr>
-      </w:pPr>
-      <w:r>
-        <w:rPr>
-          <w:sz w:val="20"/>
-          <w:szCs w:val="20"/>
-        </w:rPr>
-        <w:pict w14:anchorId="6E6003F8">
-          <v:rect id="_x0000_i1027" style="width:0;height:1.5pt" o:hralign="center" o:hrstd="t" o:hr="t" fillcolor="#a0a0a0" stroked="f"/>
-        </w:pict>
-      </w:r>
-    </w:p>
-    <w:p>
-      <w:pPr>
-        <w:ind w:firstLine="708"/>
-        <w:jc w:val="both"/>
-        <w:rPr>
-          <w:b/>
-          <w:bCs/>
-          <w:sz w:val="20"/>
-          <w:szCs w:val="20"/>
-        </w:rPr>
-      </w:pPr>
-      <w:r>
-        <w:rPr>
-          <w:b/>
-          <w:bCs/>
-          <w:sz w:val="20"/>
-          <w:szCs w:val="20"/>
-        </w:rPr>
-        <w:t>Principes Directeurs</w:t>
-      </w:r>
-    </w:p>
-    <w:p>
-      <w:pPr>
-        <w:ind w:firstLine="708"/>
-        <w:jc w:val="both"/>
-        <w:rPr>
-          <w:sz w:val="20"/>
-          <w:szCs w:val="20"/>
-        </w:rPr>
-      </w:pPr>
-      <w:r>
-        <w:rPr>
-          <w:sz w:val="20"/>
-          <w:szCs w:val="20"/>
-        </w:rPr>
-        <w:t>Chaque principe est associé à des engagements concrets :</w:t>
-      </w:r>
-    </w:p>
-    <w:p>
-      <w:pPr>
-        <w:ind w:firstLine="708"/>
-        <w:jc w:val="both"/>
-        <w:rPr>
-          <w:b/>
-          <w:bCs/>
-          <w:sz w:val="20"/>
-          <w:szCs w:val="20"/>
-        </w:rPr>
-      </w:pPr>
-      <w:r>
-        <w:rPr>
-          <w:b/>
-          <w:bCs/>
-          <w:sz w:val="20"/>
-          <w:szCs w:val="20"/>
-        </w:rPr>
-        <w:t>1. Responsabilité (</w:t>
-      </w:r>
-      <w:proofErr w:type="spellStart"/>
-      <w:r>
-        <w:rPr>
-          <w:b/>
-          <w:bCs/>
-          <w:sz w:val="20"/>
-          <w:szCs w:val="20"/>
-        </w:rPr>
-        <w:t>Accountability</w:t>
-      </w:r>
-      <w:proofErr w:type="spellEnd"/>
-      <w:r>
-        <w:rPr>
-          <w:b/>
-          <w:bCs/>
-          <w:sz w:val="20"/>
-          <w:szCs w:val="20"/>
-        </w:rPr>
-        <w:t>)</w:t>
-      </w:r>
-    </w:p>
-    <w:p>
-      <w:pPr>
-        <w:ind w:firstLine="708"/>
-        <w:jc w:val="both"/>
-        <w:rPr>
-          <w:sz w:val="20"/>
-          <w:szCs w:val="20"/>
-        </w:rPr>
-      </w:pPr>
-      <w:r>
-        <w:rPr>
-          <w:sz w:val="20"/>
-          <w:szCs w:val="20"/>
-        </w:rPr>
-        <w:t>La donnée est une responsabilité partagée.</w:t>
-      </w:r>
-    </w:p>
-    <w:p>
-      <w:pPr>
-        <w:numPr>
-          <w:ilvl w:val="0"/>
-          <w:numId w:val="23"/>
-        </w:numPr>
-        <w:jc w:val="both"/>
-        <w:rPr>
-          <w:sz w:val="20"/>
-          <w:szCs w:val="20"/>
-        </w:rPr>
-      </w:pPr>
-      <w:r>
-        <w:rPr>
-          <w:sz w:val="20"/>
-          <w:szCs w:val="20"/>
-        </w:rPr>
-        <w:t xml:space="preserve">Un </w:t>
-      </w:r>
-      <w:r>
-        <w:rPr>
-          <w:b/>
-          <w:bCs/>
-          <w:sz w:val="20"/>
-          <w:szCs w:val="20"/>
-        </w:rPr>
-        <w:t xml:space="preserve">Chief Data </w:t>
-      </w:r>
-      <w:proofErr w:type="spellStart"/>
-      <w:r>
-        <w:rPr>
-          <w:b/>
-          <w:bCs/>
-          <w:sz w:val="20"/>
-          <w:szCs w:val="20"/>
-        </w:rPr>
-        <w:t>Officer</w:t>
-      </w:r>
-      <w:proofErr w:type="spellEnd"/>
-      <w:r>
-        <w:rPr>
-          <w:b/>
-          <w:bCs/>
-          <w:sz w:val="20"/>
-          <w:szCs w:val="20"/>
-        </w:rPr>
-        <w:t xml:space="preserve"> (CDO)</w:t>
-      </w:r>
-      <w:r>
-        <w:rPr>
-          <w:sz w:val="20"/>
-          <w:szCs w:val="20"/>
-        </w:rPr>
-        <w:t xml:space="preserve"> pilote la stratégie de gouvernance.</w:t>
-      </w:r>
-    </w:p>
-    <w:p>
-      <w:pPr>
-        <w:numPr>
-          <w:ilvl w:val="0"/>
-          <w:numId w:val="23"/>
-        </w:numPr>
-        <w:jc w:val="both"/>
-        <w:rPr>
-          <w:sz w:val="20"/>
-          <w:szCs w:val="20"/>
-        </w:rPr>
-      </w:pPr>
-      <w:r>
-        <w:rPr>
-          <w:sz w:val="20"/>
-          <w:szCs w:val="20"/>
-        </w:rPr>
-        <w:t xml:space="preserve">Chaque département désigne un ou plusieurs </w:t>
-      </w:r>
-      <w:proofErr w:type="gramStart"/>
-      <w:r>
-        <w:rPr>
-          <w:b/>
-          <w:bCs/>
-          <w:sz w:val="20"/>
-          <w:szCs w:val="20"/>
-        </w:rPr>
-        <w:t>Data</w:t>
-      </w:r>
-      <w:proofErr w:type="gramEnd"/>
-      <w:r>
-        <w:rPr>
-          <w:b/>
-          <w:bCs/>
-          <w:sz w:val="20"/>
-          <w:szCs w:val="20"/>
-        </w:rPr>
-        <w:t xml:space="preserve"> Stewards</w:t>
-      </w:r>
-      <w:r>
-        <w:rPr>
-          <w:sz w:val="20"/>
-          <w:szCs w:val="20"/>
-        </w:rPr>
-        <w:t>.</w:t>
-      </w:r>
-    </w:p>
-    <w:p>
-      <w:pPr>
-        <w:numPr>
-          <w:ilvl w:val="0"/>
-          <w:numId w:val="23"/>
-        </w:numPr>
-        <w:jc w:val="both"/>
-        <w:rPr>
-          <w:sz w:val="20"/>
-          <w:szCs w:val="20"/>
-        </w:rPr>
-      </w:pPr>
-      <w:r>
-        <w:rPr>
-          <w:sz w:val="20"/>
-          <w:szCs w:val="20"/>
-        </w:rPr>
-        <w:t xml:space="preserve">Les </w:t>
-      </w:r>
-      <w:r>
-        <w:rPr>
-          <w:b/>
-          <w:bCs/>
-          <w:sz w:val="20"/>
-          <w:szCs w:val="20"/>
-        </w:rPr>
-        <w:t>rôles et responsabilités</w:t>
-      </w:r>
-      <w:r>
-        <w:rPr>
-          <w:sz w:val="20"/>
-          <w:szCs w:val="20"/>
-        </w:rPr>
-        <w:t xml:space="preserve"> sont formalisés et connus de tous.</w:t>
-      </w:r>
-    </w:p>
-    <w:p>
-      <w:pPr>
-        <w:ind w:firstLine="708"/>
-        <w:jc w:val="both"/>
-        <w:rPr>
-          <w:sz w:val="20"/>
-          <w:szCs w:val="20"/>
-        </w:rPr>
-      </w:pPr>
-      <w:r>
-        <w:rPr>
-          <w:sz w:val="20"/>
-          <w:szCs w:val="20"/>
-        </w:rPr>
-        <w:pict w14:anchorId="74852951">
-          <v:rect id="_x0000_i1028" style="width:0;height:1.5pt" o:hralign="center" o:hrstd="t" o:hr="t" fillcolor="#a0a0a0" stroked="f"/>
-        </w:pict>
-      </w:r>
-    </w:p>
-    <w:p>
-      <w:pPr>
-        <w:ind w:firstLine="708"/>
-        <w:jc w:val="both"/>
-        <w:rPr>
-          <w:b/>
-          <w:bCs/>
-          <w:sz w:val="20"/>
-          <w:szCs w:val="20"/>
-        </w:rPr>
-      </w:pPr>
-      <w:r>
-        <w:rPr>
-          <w:b/>
-          <w:bCs/>
-          <w:sz w:val="20"/>
-          <w:szCs w:val="20"/>
-        </w:rPr>
-        <w:lastRenderedPageBreak/>
-        <w:t>2.  Transparence</w:t>
-      </w:r>
-    </w:p>
-    <w:p>
-      <w:pPr>
-        <w:ind w:firstLine="708"/>
-        <w:jc w:val="both"/>
-        <w:rPr>
-          <w:sz w:val="20"/>
-          <w:szCs w:val="20"/>
-        </w:rPr>
-      </w:pPr>
-      <w:r>
-        <w:rPr>
-          <w:sz w:val="20"/>
-          <w:szCs w:val="20"/>
-        </w:rPr>
-        <w:t>Nous informons clairement sur nos pratiques de traitement de la donnée.</w:t>
-      </w:r>
-    </w:p>
-    <w:p>
-      <w:pPr>
-        <w:numPr>
-          <w:ilvl w:val="0"/>
-          <w:numId w:val="24"/>
-        </w:numPr>
-        <w:jc w:val="both"/>
-        <w:rPr>
-          <w:sz w:val="20"/>
-          <w:szCs w:val="20"/>
-        </w:rPr>
-      </w:pPr>
-      <w:r>
-        <w:rPr>
-          <w:sz w:val="20"/>
-          <w:szCs w:val="20"/>
-        </w:rPr>
-        <w:t xml:space="preserve">Mise à disposition de </w:t>
-      </w:r>
-      <w:r>
-        <w:rPr>
-          <w:b/>
-          <w:bCs/>
-          <w:sz w:val="20"/>
-          <w:szCs w:val="20"/>
-        </w:rPr>
-        <w:t>notices de confidentialité</w:t>
-      </w:r>
-      <w:r>
-        <w:rPr>
-          <w:sz w:val="20"/>
-          <w:szCs w:val="20"/>
-        </w:rPr>
-        <w:t xml:space="preserve"> simples et accessibles.</w:t>
-      </w:r>
-    </w:p>
-    <w:p>
-      <w:pPr>
-        <w:numPr>
-          <w:ilvl w:val="0"/>
-          <w:numId w:val="24"/>
-        </w:numPr>
-        <w:jc w:val="both"/>
-        <w:rPr>
-          <w:sz w:val="20"/>
-          <w:szCs w:val="20"/>
-        </w:rPr>
-      </w:pPr>
-      <w:r>
-        <w:rPr>
-          <w:sz w:val="20"/>
-          <w:szCs w:val="20"/>
-        </w:rPr>
-        <w:t xml:space="preserve">Gestion explicite des </w:t>
-      </w:r>
-      <w:r>
-        <w:rPr>
-          <w:b/>
-          <w:bCs/>
-          <w:sz w:val="20"/>
-          <w:szCs w:val="20"/>
-        </w:rPr>
-        <w:t>consentements</w:t>
-      </w:r>
-      <w:r>
-        <w:rPr>
-          <w:sz w:val="20"/>
-          <w:szCs w:val="20"/>
-        </w:rPr>
-        <w:t xml:space="preserve"> (opt-in/opt-out).</w:t>
-      </w:r>
-    </w:p>
-    <w:p>
-      <w:pPr>
-        <w:numPr>
-          <w:ilvl w:val="0"/>
-          <w:numId w:val="24"/>
-        </w:numPr>
-        <w:jc w:val="both"/>
-        <w:rPr>
-          <w:sz w:val="20"/>
-          <w:szCs w:val="20"/>
-        </w:rPr>
-      </w:pPr>
-      <w:r>
-        <w:rPr>
-          <w:sz w:val="20"/>
-          <w:szCs w:val="20"/>
-        </w:rPr>
-        <w:t xml:space="preserve">Respect des principes de </w:t>
-      </w:r>
-      <w:r>
-        <w:rPr>
-          <w:b/>
-          <w:bCs/>
-          <w:sz w:val="20"/>
-          <w:szCs w:val="20"/>
-        </w:rPr>
-        <w:t>loyauté</w:t>
-      </w:r>
-      <w:r>
-        <w:rPr>
-          <w:sz w:val="20"/>
-          <w:szCs w:val="20"/>
-        </w:rPr>
-        <w:t xml:space="preserve"> et de traçabilité.</w:t>
-      </w:r>
-    </w:p>
-    <w:p>
-      <w:pPr>
-        <w:ind w:firstLine="708"/>
-        <w:jc w:val="both"/>
-        <w:rPr>
-          <w:sz w:val="20"/>
-          <w:szCs w:val="20"/>
-        </w:rPr>
-      </w:pPr>
-      <w:r>
-        <w:rPr>
-          <w:sz w:val="20"/>
-          <w:szCs w:val="20"/>
-        </w:rPr>
-        <w:pict w14:anchorId="338EFBBE">
-          <v:rect id="_x0000_i1029" style="width:0;height:1.5pt" o:hralign="center" o:hrstd="t" o:hr="t" fillcolor="#a0a0a0" stroked="f"/>
-        </w:pict>
-      </w:r>
-    </w:p>
-    <w:p>
-      <w:pPr>
-        <w:ind w:firstLine="708"/>
-        <w:jc w:val="both"/>
-        <w:rPr>
-          <w:b/>
-          <w:bCs/>
-          <w:sz w:val="20"/>
-          <w:szCs w:val="20"/>
-        </w:rPr>
-      </w:pPr>
-      <w:r>
-        <w:rPr>
-          <w:b/>
-          <w:bCs/>
-          <w:sz w:val="20"/>
-          <w:szCs w:val="20"/>
-        </w:rPr>
-        <w:t>3. Sécurité</w:t>
-      </w:r>
-    </w:p>
-    <w:p>
-      <w:pPr>
-        <w:ind w:firstLine="708"/>
-        <w:jc w:val="both"/>
-        <w:rPr>
-          <w:sz w:val="20"/>
-          <w:szCs w:val="20"/>
-        </w:rPr>
-      </w:pPr>
-      <w:r>
-        <w:rPr>
-          <w:sz w:val="20"/>
-          <w:szCs w:val="20"/>
-        </w:rPr>
-        <w:t>La sécurité des données est une priorité absolue.</w:t>
-      </w:r>
-    </w:p>
-    <w:p>
-      <w:pPr>
-        <w:numPr>
-          <w:ilvl w:val="0"/>
-          <w:numId w:val="25"/>
-        </w:numPr>
-        <w:jc w:val="both"/>
-        <w:rPr>
-          <w:sz w:val="20"/>
-          <w:szCs w:val="20"/>
-        </w:rPr>
-      </w:pPr>
-      <w:r>
-        <w:rPr>
-          <w:sz w:val="20"/>
-          <w:szCs w:val="20"/>
-        </w:rPr>
-        <w:t>Cryptage systématique des données sensibles (e.g., PCI-DSS).</w:t>
-      </w:r>
-    </w:p>
-    <w:p>
-      <w:pPr>
-        <w:numPr>
-          <w:ilvl w:val="0"/>
-          <w:numId w:val="25"/>
-        </w:numPr>
-        <w:jc w:val="both"/>
-        <w:rPr>
-          <w:sz w:val="20"/>
-          <w:szCs w:val="20"/>
-        </w:rPr>
-      </w:pPr>
-      <w:r>
-        <w:rPr>
-          <w:sz w:val="20"/>
-          <w:szCs w:val="20"/>
-        </w:rPr>
-        <w:t>Contrôles d’accès stricts (RBAC, journaux d’audit).</w:t>
-      </w:r>
-    </w:p>
-    <w:p>
-      <w:pPr>
-        <w:numPr>
-          <w:ilvl w:val="0"/>
-          <w:numId w:val="25"/>
-        </w:numPr>
-        <w:jc w:val="both"/>
-        <w:rPr>
-          <w:sz w:val="20"/>
-          <w:szCs w:val="20"/>
-        </w:rPr>
-      </w:pPr>
-      <w:r>
-        <w:rPr>
-          <w:sz w:val="20"/>
-          <w:szCs w:val="20"/>
-        </w:rPr>
-        <w:t>Plan de réponse aux incidents avec délai de notification &lt; 72h.</w:t>
-      </w:r>
-    </w:p>
-    <w:p>
-      <w:pPr>
-        <w:ind w:firstLine="708"/>
-        <w:jc w:val="both"/>
-        <w:rPr>
-          <w:sz w:val="20"/>
-          <w:szCs w:val="20"/>
-        </w:rPr>
-      </w:pPr>
-      <w:r>
-        <w:rPr>
-          <w:sz w:val="20"/>
-          <w:szCs w:val="20"/>
-        </w:rPr>
-        <w:pict w14:anchorId="0F5C707B">
-          <v:rect id="_x0000_i1030" style="width:0;height:1.5pt" o:hralign="center" o:hrstd="t" o:hr="t" fillcolor="#a0a0a0" stroked="f"/>
-        </w:pict>
-      </w:r>
-    </w:p>
-    <w:p>
-      <w:pPr>
-        <w:ind w:firstLine="708"/>
-        <w:jc w:val="both"/>
-        <w:rPr>
-          <w:b/>
-          <w:bCs/>
-          <w:sz w:val="20"/>
-          <w:szCs w:val="20"/>
-        </w:rPr>
-      </w:pPr>
-      <w:r>
-        <w:rPr>
-          <w:b/>
-          <w:bCs/>
-          <w:sz w:val="20"/>
-          <w:szCs w:val="20"/>
-        </w:rPr>
-        <w:t>4. Qualité</w:t>
-      </w:r>
-    </w:p>
-    <w:p>
-      <w:pPr>
-        <w:ind w:firstLine="708"/>
-        <w:jc w:val="both"/>
-        <w:rPr>
-          <w:sz w:val="20"/>
-          <w:szCs w:val="20"/>
-        </w:rPr>
-      </w:pPr>
-      <w:r>
-        <w:rPr>
-          <w:sz w:val="20"/>
-          <w:szCs w:val="20"/>
-        </w:rPr>
-        <w:t>La qualité des données est indispensable à notre performance.</w:t>
-      </w:r>
-    </w:p>
-    <w:p>
-      <w:pPr>
-        <w:numPr>
-          <w:ilvl w:val="0"/>
-          <w:numId w:val="26"/>
-        </w:numPr>
-        <w:jc w:val="both"/>
-        <w:rPr>
-          <w:sz w:val="20"/>
-          <w:szCs w:val="20"/>
-        </w:rPr>
-      </w:pPr>
-      <w:r>
-        <w:rPr>
-          <w:sz w:val="20"/>
-          <w:szCs w:val="20"/>
-        </w:rPr>
-        <w:t>Mise en place d’</w:t>
-      </w:r>
-      <w:r>
-        <w:rPr>
-          <w:b/>
-          <w:bCs/>
-          <w:sz w:val="20"/>
-          <w:szCs w:val="20"/>
-        </w:rPr>
-        <w:t>indicateurs de qualité</w:t>
-      </w:r>
-      <w:r>
-        <w:rPr>
-          <w:sz w:val="20"/>
-          <w:szCs w:val="20"/>
-        </w:rPr>
-        <w:t xml:space="preserve"> (complétude, cohérence…).</w:t>
-      </w:r>
-    </w:p>
-    <w:p>
-      <w:pPr>
-        <w:numPr>
-          <w:ilvl w:val="0"/>
-          <w:numId w:val="26"/>
-        </w:numPr>
-        <w:jc w:val="both"/>
-        <w:rPr>
-          <w:sz w:val="20"/>
-          <w:szCs w:val="20"/>
-        </w:rPr>
-      </w:pPr>
-      <w:r>
-        <w:rPr>
-          <w:b/>
-          <w:bCs/>
-          <w:sz w:val="20"/>
-          <w:szCs w:val="20"/>
-        </w:rPr>
-        <w:t>Audits réguliers</w:t>
-      </w:r>
-      <w:r>
-        <w:rPr>
-          <w:sz w:val="20"/>
-          <w:szCs w:val="20"/>
-        </w:rPr>
-        <w:t xml:space="preserve"> des </w:t>
-      </w:r>
-      <w:proofErr w:type="spellStart"/>
-      <w:r>
-        <w:rPr>
-          <w:sz w:val="20"/>
-          <w:szCs w:val="20"/>
-        </w:rPr>
-        <w:t>datasets</w:t>
-      </w:r>
-      <w:proofErr w:type="spellEnd"/>
-      <w:r>
-        <w:rPr>
-          <w:sz w:val="20"/>
-          <w:szCs w:val="20"/>
-        </w:rPr>
-        <w:t xml:space="preserve"> critiques.</w:t>
-      </w:r>
-    </w:p>
-    <w:p>
-      <w:pPr>
-        <w:numPr>
-          <w:ilvl w:val="0"/>
-          <w:numId w:val="26"/>
-        </w:numPr>
-        <w:jc w:val="both"/>
-        <w:rPr>
-          <w:sz w:val="20"/>
-          <w:szCs w:val="20"/>
-        </w:rPr>
-      </w:pPr>
-      <w:r>
-        <w:rPr>
-          <w:sz w:val="20"/>
-          <w:szCs w:val="20"/>
-        </w:rPr>
-        <w:t xml:space="preserve">Processus de </w:t>
-      </w:r>
-      <w:r>
-        <w:rPr>
-          <w:b/>
-          <w:bCs/>
-          <w:sz w:val="20"/>
-          <w:szCs w:val="20"/>
-        </w:rPr>
-        <w:t>nettoyage et validation</w:t>
-      </w:r>
-      <w:r>
-        <w:rPr>
-          <w:sz w:val="20"/>
-          <w:szCs w:val="20"/>
-        </w:rPr>
-        <w:t xml:space="preserve"> dans les pipelines.</w:t>
-      </w:r>
-    </w:p>
-    <w:p>
-      <w:pPr>
-        <w:ind w:firstLine="708"/>
-        <w:jc w:val="both"/>
-        <w:rPr>
-          <w:sz w:val="20"/>
-          <w:szCs w:val="20"/>
-        </w:rPr>
-      </w:pPr>
-      <w:r>
-        <w:rPr>
-          <w:sz w:val="20"/>
-          <w:szCs w:val="20"/>
-        </w:rPr>
-        <w:pict w14:anchorId="6853EAF5">
-          <v:rect id="_x0000_i1031" style="width:0;height:1.5pt" o:hralign="center" o:hrstd="t" o:hr="t" fillcolor="#a0a0a0" stroked="f"/>
-        </w:pict>
-      </w:r>
-    </w:p>
-    <w:p>
-      <w:pPr>
-        <w:ind w:firstLine="708"/>
-        <w:jc w:val="both"/>
-        <w:rPr>
-          <w:b/>
-          <w:bCs/>
-          <w:sz w:val="20"/>
-          <w:szCs w:val="20"/>
-        </w:rPr>
-      </w:pPr>
-      <w:r>
-        <w:rPr>
-          <w:b/>
-          <w:bCs/>
-          <w:sz w:val="20"/>
-          <w:szCs w:val="20"/>
-        </w:rPr>
-        <w:t>5. Conformité</w:t>
-      </w:r>
-    </w:p>
-    <w:p>
-      <w:pPr>
-        <w:ind w:firstLine="708"/>
-        <w:jc w:val="both"/>
-        <w:rPr>
-          <w:sz w:val="20"/>
-          <w:szCs w:val="20"/>
-        </w:rPr>
-      </w:pPr>
-      <w:r>
-        <w:rPr>
-          <w:sz w:val="20"/>
-          <w:szCs w:val="20"/>
-        </w:rPr>
-        <w:t>Nous nous engageons à respecter l’ensemble des lois applicables (RGPD, CCPA…).</w:t>
-      </w:r>
-    </w:p>
-    <w:p>
-      <w:pPr>
-        <w:numPr>
-          <w:ilvl w:val="0"/>
-          <w:numId w:val="27"/>
-        </w:numPr>
-        <w:jc w:val="both"/>
-        <w:rPr>
-          <w:sz w:val="20"/>
-          <w:szCs w:val="20"/>
-        </w:rPr>
-      </w:pPr>
-      <w:r>
-        <w:rPr>
-          <w:sz w:val="20"/>
-          <w:szCs w:val="20"/>
-        </w:rPr>
-        <w:t xml:space="preserve">Nomination d’un </w:t>
-      </w:r>
-      <w:r>
-        <w:rPr>
-          <w:b/>
-          <w:bCs/>
-          <w:sz w:val="20"/>
-          <w:szCs w:val="20"/>
-        </w:rPr>
-        <w:t xml:space="preserve">Data Protection </w:t>
-      </w:r>
-      <w:proofErr w:type="spellStart"/>
-      <w:r>
-        <w:rPr>
-          <w:b/>
-          <w:bCs/>
-          <w:sz w:val="20"/>
-          <w:szCs w:val="20"/>
-        </w:rPr>
-        <w:t>Officer</w:t>
-      </w:r>
-      <w:proofErr w:type="spellEnd"/>
-      <w:r>
-        <w:rPr>
-          <w:b/>
-          <w:bCs/>
-          <w:sz w:val="20"/>
-          <w:szCs w:val="20"/>
-        </w:rPr>
-        <w:t xml:space="preserve"> (DPO)</w:t>
-      </w:r>
-      <w:r>
-        <w:rPr>
-          <w:sz w:val="20"/>
-          <w:szCs w:val="20"/>
-        </w:rPr>
-        <w:t>.</w:t>
-      </w:r>
-    </w:p>
-    <w:p>
-      <w:pPr>
-        <w:numPr>
-          <w:ilvl w:val="0"/>
-          <w:numId w:val="27"/>
-        </w:numPr>
-        <w:jc w:val="both"/>
-        <w:rPr>
-          <w:sz w:val="20"/>
-          <w:szCs w:val="20"/>
-        </w:rPr>
-      </w:pPr>
-      <w:r>
-        <w:rPr>
-          <w:sz w:val="20"/>
-          <w:szCs w:val="20"/>
-        </w:rPr>
-        <w:t>Droits des utilisateurs garantis</w:t>
-      </w:r>
-      <w:r>
-        <w:rPr>
-          <w:rFonts w:ascii="Arial" w:hAnsi="Arial" w:cs="Arial"/>
-          <w:sz w:val="20"/>
-          <w:szCs w:val="20"/>
-        </w:rPr>
-        <w:t> </w:t>
-      </w:r>
-      <w:r>
-        <w:rPr>
-          <w:sz w:val="20"/>
-          <w:szCs w:val="20"/>
-        </w:rPr>
-        <w:t>: acc</w:t>
-      </w:r>
-      <w:r>
-        <w:rPr>
-          <w:rFonts w:ascii="Aptos" w:hAnsi="Aptos" w:cs="Aptos"/>
-          <w:sz w:val="20"/>
-          <w:szCs w:val="20"/>
-        </w:rPr>
-        <w:t>è</w:t>
-      </w:r>
-      <w:r>
-        <w:rPr>
-          <w:sz w:val="20"/>
-          <w:szCs w:val="20"/>
-        </w:rPr>
-        <w:t>s, rectification, suppression.</w:t>
-      </w:r>
-    </w:p>
-    <w:p>
-      <w:pPr>
-        <w:numPr>
-          <w:ilvl w:val="0"/>
-          <w:numId w:val="27"/>
-        </w:numPr>
-        <w:jc w:val="both"/>
-        <w:rPr>
-          <w:sz w:val="20"/>
-          <w:szCs w:val="20"/>
-        </w:rPr>
-      </w:pPr>
-      <w:r>
-        <w:rPr>
-          <w:sz w:val="20"/>
-          <w:szCs w:val="20"/>
-        </w:rPr>
-        <w:t xml:space="preserve">Veille réglementaire continue et </w:t>
-      </w:r>
-      <w:r>
-        <w:rPr>
-          <w:b/>
-          <w:bCs/>
-          <w:sz w:val="20"/>
-          <w:szCs w:val="20"/>
-        </w:rPr>
-        <w:t>revue annuelle</w:t>
-      </w:r>
-      <w:r>
-        <w:rPr>
-          <w:sz w:val="20"/>
-          <w:szCs w:val="20"/>
-        </w:rPr>
-        <w:t xml:space="preserve"> de conformité.</w:t>
-      </w:r>
-    </w:p>
-    <w:p>
-      <w:pPr>
-        <w:ind w:firstLine="708"/>
-        <w:jc w:val="both"/>
-        <w:rPr>
-          <w:sz w:val="20"/>
-          <w:szCs w:val="20"/>
-        </w:rPr>
-      </w:pPr>
-      <w:r>
-        <w:rPr>
-          <w:sz w:val="20"/>
-          <w:szCs w:val="20"/>
-        </w:rPr>
-        <w:pict w14:anchorId="7669B5C2">
-          <v:rect id="_x0000_i1032" style="width:0;height:1.5pt" o:hralign="center" o:hrstd="t" o:hr="t" fillcolor="#a0a0a0" stroked="f"/>
-        </w:pict>
-      </w:r>
-    </w:p>
-    <w:p>
-      <w:pPr>
-        <w:ind w:firstLine="708"/>
-        <w:jc w:val="both"/>
-        <w:rPr>
-          <w:b/>
-          <w:bCs/>
-          <w:sz w:val="20"/>
-          <w:szCs w:val="20"/>
-        </w:rPr>
-      </w:pPr>
-      <w:r>
-        <w:rPr>
-          <w:b/>
-          <w:bCs/>
-          <w:sz w:val="20"/>
-          <w:szCs w:val="20"/>
-        </w:rPr>
-        <w:t>6. Minimisation</w:t>
-      </w:r>
-    </w:p>
-    <w:p>
-      <w:pPr>
-        <w:ind w:firstLine="708"/>
-        <w:jc w:val="both"/>
-        <w:rPr>
-          <w:sz w:val="20"/>
-          <w:szCs w:val="20"/>
-        </w:rPr>
-      </w:pPr>
-      <w:r>
-        <w:rPr>
-          <w:sz w:val="20"/>
-          <w:szCs w:val="20"/>
-        </w:rPr>
-        <w:t>Nous ne collectons que ce qui est strictement nécessaire.</w:t>
-      </w:r>
-    </w:p>
-    <w:p>
-      <w:pPr>
-        <w:numPr>
-          <w:ilvl w:val="0"/>
-          <w:numId w:val="28"/>
-        </w:numPr>
-        <w:jc w:val="both"/>
-        <w:rPr>
-          <w:sz w:val="20"/>
-          <w:szCs w:val="20"/>
-        </w:rPr>
-      </w:pPr>
-      <w:r>
-        <w:rPr>
-          <w:sz w:val="20"/>
-          <w:szCs w:val="20"/>
-        </w:rPr>
-        <w:t xml:space="preserve">Revue systématique des </w:t>
-      </w:r>
-      <w:r>
-        <w:rPr>
-          <w:b/>
-          <w:bCs/>
-          <w:sz w:val="20"/>
-          <w:szCs w:val="20"/>
-        </w:rPr>
-        <w:t>formulaires</w:t>
-      </w:r>
-      <w:r>
-        <w:rPr>
-          <w:sz w:val="20"/>
-          <w:szCs w:val="20"/>
-        </w:rPr>
-        <w:t xml:space="preserve"> et des scripts de collecte.</w:t>
-      </w:r>
-    </w:p>
-    <w:p>
-      <w:pPr>
-        <w:numPr>
-          <w:ilvl w:val="0"/>
-          <w:numId w:val="28"/>
-        </w:numPr>
-        <w:jc w:val="both"/>
-        <w:rPr>
-          <w:sz w:val="20"/>
-          <w:szCs w:val="20"/>
-        </w:rPr>
-      </w:pPr>
-      <w:r>
-        <w:rPr>
-          <w:sz w:val="20"/>
-          <w:szCs w:val="20"/>
-        </w:rPr>
-        <w:t>Archivage et suppression programmée des données non pertinentes.</w:t>
-      </w:r>
-    </w:p>
-    <w:p>
-      <w:pPr>
-        <w:ind w:firstLine="708"/>
-        <w:jc w:val="both"/>
-        <w:rPr>
-          <w:sz w:val="20"/>
-          <w:szCs w:val="20"/>
-        </w:rPr>
-      </w:pPr>
-      <w:r>
-        <w:rPr>
-          <w:sz w:val="20"/>
-          <w:szCs w:val="20"/>
-        </w:rPr>
-        <w:pict w14:anchorId="506EBDE0">
-          <v:rect id="_x0000_i1033" style="width:0;height:1.5pt" o:hralign="center" o:hrstd="t" o:hr="t" fillcolor="#a0a0a0" stroked="f"/>
-        </w:pict>
-      </w:r>
-    </w:p>
-    <w:p>
-      <w:pPr>
-        <w:ind w:firstLine="708"/>
-        <w:jc w:val="both"/>
-        <w:rPr>
-          <w:b/>
-          <w:bCs/>
-          <w:sz w:val="20"/>
-          <w:szCs w:val="20"/>
-        </w:rPr>
-      </w:pPr>
-      <w:r>
-        <w:rPr>
-          <w:b/>
-          <w:bCs/>
-          <w:sz w:val="20"/>
-          <w:szCs w:val="20"/>
-        </w:rPr>
-        <w:t>7. Respect des droits utilisateurs</w:t>
-      </w:r>
-    </w:p>
-    <w:p>
-      <w:pPr>
-        <w:ind w:firstLine="708"/>
-        <w:jc w:val="both"/>
-        <w:rPr>
-          <w:sz w:val="20"/>
-          <w:szCs w:val="20"/>
-        </w:rPr>
-      </w:pPr>
-      <w:r>
-        <w:rPr>
-          <w:sz w:val="20"/>
-          <w:szCs w:val="20"/>
-        </w:rPr>
-        <w:t>Chaque utilisateur garde le contrôle de ses données.</w:t>
-      </w:r>
-    </w:p>
-    <w:p>
-      <w:pPr>
-        <w:numPr>
-          <w:ilvl w:val="0"/>
-          <w:numId w:val="29"/>
-        </w:numPr>
-        <w:jc w:val="both"/>
-        <w:rPr>
-          <w:sz w:val="20"/>
-          <w:szCs w:val="20"/>
-        </w:rPr>
-      </w:pPr>
-      <w:r>
-        <w:rPr>
-          <w:sz w:val="20"/>
-          <w:szCs w:val="20"/>
-        </w:rPr>
-        <w:lastRenderedPageBreak/>
-        <w:t>Interfaces claires pour consulter, modifier ou supprimer ses données.</w:t>
-      </w:r>
-    </w:p>
-    <w:p>
-      <w:pPr>
-        <w:numPr>
-          <w:ilvl w:val="0"/>
-          <w:numId w:val="29"/>
-        </w:numPr>
-        <w:jc w:val="both"/>
-        <w:rPr>
-          <w:sz w:val="20"/>
-          <w:szCs w:val="20"/>
-        </w:rPr>
-      </w:pPr>
-      <w:r>
-        <w:rPr>
-          <w:sz w:val="20"/>
-          <w:szCs w:val="20"/>
-        </w:rPr>
-        <w:t>Traitement automatisé des demandes de droit d’accès (DSAR).</w:t>
-      </w:r>
-    </w:p>
-    <w:p>
-      <w:pPr>
-        <w:numPr>
-          <w:ilvl w:val="0"/>
-          <w:numId w:val="29"/>
-        </w:numPr>
-        <w:jc w:val="both"/>
-        <w:rPr>
-          <w:sz w:val="20"/>
-          <w:szCs w:val="20"/>
-        </w:rPr>
-      </w:pPr>
-      <w:r>
-        <w:rPr>
-          <w:sz w:val="20"/>
-          <w:szCs w:val="20"/>
-        </w:rPr>
-        <w:t>Aucune discrimination en cas d’exercice des droits.</w:t>
-      </w:r>
-    </w:p>
-    <w:p>
-      <w:pPr>
-        <w:ind w:firstLine="708"/>
-        <w:jc w:val="both"/>
-        <w:rPr>
-          <w:sz w:val="20"/>
-          <w:szCs w:val="20"/>
-        </w:rPr>
-      </w:pPr>
-      <w:r>
-        <w:rPr>
-          <w:sz w:val="20"/>
-          <w:szCs w:val="20"/>
-        </w:rPr>
-        <w:pict w14:anchorId="43771184">
-          <v:rect id="_x0000_i1034" style="width:0;height:1.5pt" o:hralign="center" o:hrstd="t" o:hr="t" fillcolor="#a0a0a0" stroked="f"/>
-        </w:pict>
-      </w:r>
-    </w:p>
-    <w:p>
-      <w:pPr>
-        <w:ind w:firstLine="708"/>
-        <w:jc w:val="both"/>
-        <w:rPr>
-          <w:b/>
-          <w:bCs/>
-          <w:sz w:val="20"/>
-          <w:szCs w:val="20"/>
-        </w:rPr>
-      </w:pPr>
-      <w:r>
-        <w:rPr>
-          <w:b/>
-          <w:bCs/>
-          <w:sz w:val="20"/>
-          <w:szCs w:val="20"/>
-        </w:rPr>
-        <w:t>8. Amélioration continue</w:t>
-      </w:r>
-    </w:p>
-    <w:p>
-      <w:pPr>
-        <w:ind w:firstLine="708"/>
-        <w:jc w:val="both"/>
-        <w:rPr>
-          <w:sz w:val="20"/>
-          <w:szCs w:val="20"/>
-        </w:rPr>
-      </w:pPr>
-      <w:r>
-        <w:rPr>
-          <w:sz w:val="20"/>
-          <w:szCs w:val="20"/>
-        </w:rPr>
-        <w:t>Notre politique évolue avec notre entreprise.</w:t>
-      </w:r>
-    </w:p>
-    <w:p>
-      <w:pPr>
-        <w:numPr>
-          <w:ilvl w:val="0"/>
-          <w:numId w:val="30"/>
-        </w:numPr>
-        <w:jc w:val="both"/>
-        <w:rPr>
-          <w:sz w:val="20"/>
-          <w:szCs w:val="20"/>
-        </w:rPr>
-      </w:pPr>
-      <w:r>
-        <w:rPr>
-          <w:sz w:val="20"/>
-          <w:szCs w:val="20"/>
-        </w:rPr>
-        <w:t>Évaluation annuelle de la gouvernance.</w:t>
-      </w:r>
-    </w:p>
-    <w:p>
-      <w:pPr>
-        <w:numPr>
-          <w:ilvl w:val="0"/>
-          <w:numId w:val="30"/>
-        </w:numPr>
-        <w:jc w:val="both"/>
-        <w:rPr>
-          <w:sz w:val="20"/>
-          <w:szCs w:val="20"/>
-        </w:rPr>
-      </w:pPr>
-      <w:r>
-        <w:rPr>
-          <w:sz w:val="20"/>
-          <w:szCs w:val="20"/>
-        </w:rPr>
-        <w:t>Retours d’expérience des utilisateurs internes.</w:t>
-      </w:r>
-    </w:p>
-    <w:p>
-      <w:pPr>
-        <w:numPr>
-          <w:ilvl w:val="0"/>
-          <w:numId w:val="30"/>
-        </w:numPr>
-        <w:jc w:val="both"/>
-        <w:rPr>
-          <w:sz w:val="20"/>
-          <w:szCs w:val="20"/>
-        </w:rPr>
-      </w:pPr>
-      <w:r>
-        <w:rPr>
-          <w:sz w:val="20"/>
-          <w:szCs w:val="20"/>
-        </w:rPr>
-        <w:t>Intégration des meilleures pratiques et évolutions techniques.</w:t>
-      </w:r>
-    </w:p>
-    <w:p>
-      <w:pPr>
-        <w:ind w:firstLine="708"/>
-        <w:jc w:val="both"/>
-        <w:rPr>
-          <w:sz w:val="20"/>
-          <w:szCs w:val="20"/>
-        </w:rPr>
-      </w:pPr>
-      <w:r>
-        <w:rPr>
-          <w:sz w:val="20"/>
-          <w:szCs w:val="20"/>
-        </w:rPr>
-        <w:pict w14:anchorId="49E7D84F">
-          <v:rect id="_x0000_i1035" style="width:0;height:1.5pt" o:hralign="center" o:hrstd="t" o:hr="t" fillcolor="#a0a0a0" stroked="f"/>
-        </w:pict>
-      </w:r>
-    </w:p>
-    <w:p>
-      <w:pPr>
-        <w:ind w:firstLine="708"/>
-        <w:jc w:val="both"/>
-        <w:rPr>
-          <w:b/>
-          <w:bCs/>
-          <w:sz w:val="20"/>
-          <w:szCs w:val="20"/>
-        </w:rPr>
-      </w:pPr>
-      <w:r>
-        <w:rPr>
-          <w:b/>
-          <w:bCs/>
-          <w:sz w:val="20"/>
-          <w:szCs w:val="20"/>
-        </w:rPr>
-        <w:t>9. Éthique &amp; IA responsable</w:t>
-      </w:r>
-    </w:p>
-    <w:p>
-      <w:pPr>
-        <w:ind w:firstLine="708"/>
-        <w:jc w:val="both"/>
-        <w:rPr>
-          <w:sz w:val="20"/>
-          <w:szCs w:val="20"/>
-        </w:rPr>
-      </w:pPr>
-      <w:r>
-        <w:rPr>
-          <w:sz w:val="20"/>
-          <w:szCs w:val="20"/>
-        </w:rPr>
-        <w:t>Nous utilisons l’IA de façon responsable.</w:t>
-      </w:r>
-    </w:p>
-    <w:p>
-      <w:pPr>
-        <w:numPr>
-          <w:ilvl w:val="0"/>
-          <w:numId w:val="31"/>
-        </w:numPr>
-        <w:jc w:val="both"/>
-        <w:rPr>
-          <w:sz w:val="20"/>
-          <w:szCs w:val="20"/>
-        </w:rPr>
-      </w:pPr>
-      <w:r>
-        <w:rPr>
-          <w:sz w:val="20"/>
-          <w:szCs w:val="20"/>
-        </w:rPr>
-        <w:t xml:space="preserve">Evaluation des </w:t>
-      </w:r>
-      <w:r>
-        <w:rPr>
-          <w:b/>
-          <w:bCs/>
-          <w:sz w:val="20"/>
-          <w:szCs w:val="20"/>
-        </w:rPr>
-        <w:t>biais algorithmiques</w:t>
-      </w:r>
-      <w:r>
-        <w:rPr>
-          <w:sz w:val="20"/>
-          <w:szCs w:val="20"/>
-        </w:rPr>
-        <w:t xml:space="preserve"> dans les systèmes de recommandation.</w:t>
-      </w:r>
-    </w:p>
-    <w:p>
-      <w:pPr>
-        <w:numPr>
-          <w:ilvl w:val="0"/>
-          <w:numId w:val="31"/>
-        </w:numPr>
-        <w:jc w:val="both"/>
-        <w:rPr>
-          <w:sz w:val="20"/>
-          <w:szCs w:val="20"/>
-        </w:rPr>
-      </w:pPr>
-      <w:r>
-        <w:rPr>
-          <w:sz w:val="20"/>
-          <w:szCs w:val="20"/>
-        </w:rPr>
-        <w:t>Transparence sur les modèles et leurs limites.</w:t>
-      </w:r>
-    </w:p>
-    <w:p>
-      <w:pPr>
-        <w:numPr>
-          <w:ilvl w:val="0"/>
-          <w:numId w:val="31"/>
-        </w:numPr>
-        <w:jc w:val="both"/>
-        <w:rPr>
-          <w:sz w:val="20"/>
-          <w:szCs w:val="20"/>
-        </w:rPr>
-      </w:pPr>
-      <w:r>
-        <w:rPr>
-          <w:sz w:val="20"/>
-          <w:szCs w:val="20"/>
-        </w:rPr>
-        <w:t>Revue éthique obligatoire pour tout projet IA impactant les utilisateurs.</w:t>
-      </w:r>
-    </w:p>
-    <w:p>
-      <w:pPr>
-        <w:ind w:firstLine="708"/>
-        <w:jc w:val="both"/>
-        <w:rPr>
-          <w:sz w:val="20"/>
-          <w:szCs w:val="20"/>
-        </w:rPr>
-      </w:pPr>
-      <w:r>
-        <w:rPr>
-          <w:sz w:val="20"/>
-          <w:szCs w:val="20"/>
-        </w:rPr>
-        <w:pict w14:anchorId="5E6222FE">
-          <v:rect id="_x0000_i1036" style="width:0;height:1.5pt" o:hralign="center" o:hrstd="t" o:hr="t" fillcolor="#a0a0a0" stroked="f"/>
-        </w:pict>
-      </w:r>
-    </w:p>
-    <w:p>
-      <w:pPr>
-        <w:ind w:firstLine="708"/>
-        <w:jc w:val="both"/>
-        <w:rPr>
-          <w:b/>
-          <w:bCs/>
-          <w:sz w:val="20"/>
-          <w:szCs w:val="20"/>
-        </w:rPr>
-      </w:pPr>
-      <w:r>
-        <w:rPr>
-          <w:b/>
-          <w:bCs/>
-          <w:sz w:val="20"/>
-          <w:szCs w:val="20"/>
-        </w:rPr>
-        <w:t>Révision de la politique</w:t>
-      </w:r>
-    </w:p>
-    <w:p>
-      <w:pPr>
-        <w:ind w:firstLine="708"/>
-        <w:jc w:val="both"/>
-        <w:rPr>
-          <w:sz w:val="20"/>
-          <w:szCs w:val="20"/>
-        </w:rPr>
-      </w:pPr>
-      <w:r>
-        <w:rPr>
-          <w:sz w:val="20"/>
-          <w:szCs w:val="20"/>
-        </w:rPr>
-        <w:t xml:space="preserve">Cette politique est revue </w:t>
-      </w:r>
-      <w:r>
-        <w:rPr>
-          <w:b/>
-          <w:bCs/>
-          <w:sz w:val="20"/>
-          <w:szCs w:val="20"/>
-        </w:rPr>
-        <w:t>chaque année</w:t>
-      </w:r>
-      <w:r>
-        <w:rPr>
-          <w:sz w:val="20"/>
-          <w:szCs w:val="20"/>
-        </w:rPr>
-        <w:t xml:space="preserve"> ou à l’occasion</w:t>
-      </w:r>
-      <w:r>
-        <w:rPr>
-          <w:rFonts w:ascii="Arial" w:hAnsi="Arial" w:cs="Arial"/>
-          <w:sz w:val="20"/>
-          <w:szCs w:val="20"/>
-        </w:rPr>
-        <w:t> </w:t>
-      </w:r>
-      <w:r>
-        <w:rPr>
-          <w:sz w:val="20"/>
-          <w:szCs w:val="20"/>
-        </w:rPr>
-        <w:t>:</w:t>
-      </w:r>
-    </w:p>
-    <w:p>
-      <w:pPr>
-        <w:numPr>
-          <w:ilvl w:val="0"/>
-          <w:numId w:val="32"/>
-        </w:numPr>
-        <w:jc w:val="both"/>
-        <w:rPr>
-          <w:sz w:val="20"/>
-          <w:szCs w:val="20"/>
-        </w:rPr>
-      </w:pPr>
-      <w:r>
-        <w:rPr>
-          <w:sz w:val="20"/>
-          <w:szCs w:val="20"/>
-        </w:rPr>
-        <w:t>D’un changement réglementaire majeur.</w:t>
-      </w:r>
-    </w:p>
-    <w:p>
-      <w:pPr>
-        <w:numPr>
-          <w:ilvl w:val="0"/>
-          <w:numId w:val="32"/>
-        </w:numPr>
-        <w:jc w:val="both"/>
-        <w:rPr>
-          <w:sz w:val="20"/>
-          <w:szCs w:val="20"/>
-        </w:rPr>
-      </w:pPr>
-      <w:r>
-        <w:rPr>
-          <w:sz w:val="20"/>
-          <w:szCs w:val="20"/>
-        </w:rPr>
-        <w:t>D’un incident de sécurité ou de gouvernance significatif.</w:t>
-      </w:r>
-    </w:p>
-    <w:p>
-      <w:pPr>
-        <w:numPr>
-          <w:ilvl w:val="0"/>
-          <w:numId w:val="32"/>
-        </w:numPr>
-        <w:jc w:val="both"/>
-        <w:rPr>
-          <w:sz w:val="20"/>
-          <w:szCs w:val="20"/>
-        </w:rPr>
-      </w:pPr>
-      <w:r>
-        <w:rPr>
-          <w:sz w:val="20"/>
-          <w:szCs w:val="20"/>
-        </w:rPr>
-        <w:t>D’une évolution stratégique ou technologique.</w:t>
-      </w:r>
-    </w:p>
-    <w:p>
-      <w:pPr>
-        <w:ind w:firstLine="708"/>
-        <w:jc w:val="both"/>
-        <w:rPr>
-          <w:sz w:val="20"/>
-          <w:szCs w:val="20"/>
-        </w:rPr>
-      </w:pPr>
-      <w:r>
-        <w:rPr>
-          <w:sz w:val="20"/>
-          <w:szCs w:val="20"/>
-        </w:rPr>
-        <w:pict w14:anchorId="796FA750">
-          <v:rect id="_x0000_i1037" style="width:0;height:1.5pt" o:hralign="center" o:hrstd="t" o:hr="t" fillcolor="#a0a0a0" stroked="f"/>
-        </w:pict>
-      </w:r>
-    </w:p>
-    <w:p>
-      <w:pPr>
-        <w:ind w:firstLine="708"/>
-        <w:jc w:val="both"/>
-        <w:rPr>
-          <w:b/>
-          <w:bCs/>
-          <w:sz w:val="20"/>
-          <w:szCs w:val="20"/>
-        </w:rPr>
-      </w:pPr>
-      <w:r>
-        <w:rPr>
-          <w:b/>
-          <w:bCs/>
-          <w:sz w:val="20"/>
-          <w:szCs w:val="20"/>
-        </w:rPr>
-        <w:t>Conclusion</w:t>
-      </w:r>
-    </w:p>
-    <w:p>
-      <w:pPr>
-        <w:ind w:firstLine="708"/>
-        <w:jc w:val="both"/>
-        <w:rPr>
-          <w:sz w:val="20"/>
-          <w:szCs w:val="20"/>
-        </w:rPr>
-      </w:pPr>
-      <w:r>
-        <w:rPr>
-          <w:sz w:val="20"/>
-          <w:szCs w:val="20"/>
-        </w:rPr>
-        <w:t xml:space="preserve">La présente politique est un </w:t>
-      </w:r>
-      <w:r>
-        <w:rPr>
-          <w:b/>
-          <w:bCs/>
-          <w:sz w:val="20"/>
-          <w:szCs w:val="20"/>
-        </w:rPr>
-        <w:t>engagement collectif</w:t>
-      </w:r>
-      <w:r>
-        <w:rPr>
-          <w:sz w:val="20"/>
-          <w:szCs w:val="20"/>
-        </w:rPr>
-        <w:t xml:space="preserve"> à placer la donnée au service de la performance, de la confiance et de la responsabilité. Chaque collaborateur, chaque service, chaque projet a un rôle à jouer dans la mise en œuvre d’une gouvernance de la donnée robuste, éthique et durable.</w:t>
-      </w:r>
-    </w:p>
-    <w:p>
-      <w:pPr>
-        <w:jc w:val="center"/>
-        <w:rPr>
-          <w:i/>
-          <w:iCs/>
-          <w:sz w:val="20"/>
-          <w:szCs w:val="20"/>
-        </w:rPr>
-      </w:pPr>
-    </w:p>
-    <w:p>
-      <w:pPr>
-        <w:jc w:val="center"/>
-        <w:rPr>
-          <w:i/>
-          <w:iCs/>
-          <w:sz w:val="20"/>
-          <w:szCs w:val="20"/>
-        </w:rPr>
-      </w:pPr>
-    </w:p>
-    <w:p>
-      <w:pPr>
-        <w:jc w:val="center"/>
-        <w:rPr>
-          <w:i/>
-          <w:iCs/>
-          <w:sz w:val="20"/>
-          <w:szCs w:val="20"/>
-        </w:rPr>
-      </w:pPr>
-    </w:p>
-    <w:p>
-      <w:pPr>
-        <w:jc w:val="center"/>
-        <w:rPr>
-          <w:i/>
-          <w:iCs/>
-          <w:sz w:val="20"/>
-          <w:szCs w:val="20"/>
-        </w:rPr>
-      </w:pPr>
-    </w:p>
-    <w:p>
-      <w:pPr>
-        <w:jc w:val="center"/>
-        <w:rPr>
-          <w:i/>
-          <w:iCs/>
-          <w:sz w:val="20"/>
-          <w:szCs w:val="20"/>
-        </w:rPr>
-      </w:pPr>
-    </w:p>
-    <w:p>
-      <w:pPr>
-        <w:jc w:val="center"/>
-        <w:rPr>
-          <w:sz w:val="20"/>
-          <w:szCs w:val="20"/>
-        </w:rPr>
-      </w:pPr>
-    </w:p>
-    <w:p>
-      <w:pPr>
-        <w:jc w:val="center"/>
-        <w:rPr>
-          <w:sz w:val="20"/>
-          <w:szCs w:val="20"/>
         </w:rPr>
         <w:sectPr>
           <w:headerReference w:type="default" r:id="rId7"/>
@@ -2422,11 +352,7 @@
     </w:p>
     <w:p>
       <w:pPr>
-        <w:pStyle w:val="Paragraphedeliste"/>
-        <w:numPr>
-          <w:ilvl w:val="0"/>
-          <w:numId w:val="1"/>
-        </w:numPr>
+        <w:ind w:firstLine="708"/>
         <w:rPr>
           <w:b/>
           <w:bCs/>
@@ -2438,68 +364,662 @@
           <w:bCs/>
         </w:rPr>
         <w:lastRenderedPageBreak/>
-        <w:t>Organigramme des rôles et responsabilités</w:t>
-      </w:r>
-    </w:p>
-    <w:p>
-      <w:pPr>
-        <w:pStyle w:val="Paragraphedeliste"/>
+        <w:t xml:space="preserve">2. </w:t>
+      </w:r>
+      <w:r>
         <w:rPr>
           <w:b/>
           <w:bCs/>
         </w:rPr>
-      </w:pPr>
+        <w:t>Outils choisis pour la mise en œuvre du cadre de gouvernance des données chez Spotify</w:t>
+      </w:r>
     </w:p>
+    <w:tbl>
+      <w:tblPr>
+        <w:tblStyle w:val="Grilledutableau"/>
+        <w:tblW w:w="0" w:type="auto"/>
+        <w:tblLook w:val="04A0" w:firstRow="1" w:lastRow="0" w:firstColumn="1" w:lastColumn="0" w:noHBand="0" w:noVBand="1"/>
+      </w:tblPr>
+      <w:tblGrid>
+        <w:gridCol w:w="1838"/>
+        <w:gridCol w:w="2552"/>
+        <w:gridCol w:w="5386"/>
+        <w:gridCol w:w="4218"/>
+      </w:tblGrid>
+      <w:tr>
+        <w:tc>
+          <w:tcPr>
+            <w:tcW w:w="1838" w:type="dxa"/>
+            <w:shd w:val="clear" w:color="auto" w:fill="BFBFBF" w:themeFill="background1" w:themeFillShade="BF"/>
+            <w:vAlign w:val="center"/>
+          </w:tcPr>
+          <w:p>
+            <w:pPr>
+              <w:jc w:val="center"/>
+              <w:rPr>
+                <w:b/>
+                <w:bCs/>
+              </w:rPr>
+            </w:pPr>
+            <w:r>
+              <w:rPr>
+                <w:rStyle w:val="lev"/>
+              </w:rPr>
+              <w:t>Catégorie</w:t>
+            </w:r>
+          </w:p>
+        </w:tc>
+        <w:tc>
+          <w:tcPr>
+            <w:tcW w:w="2552" w:type="dxa"/>
+            <w:shd w:val="clear" w:color="auto" w:fill="BFBFBF" w:themeFill="background1" w:themeFillShade="BF"/>
+            <w:vAlign w:val="center"/>
+          </w:tcPr>
+          <w:p>
+            <w:pPr>
+              <w:jc w:val="center"/>
+              <w:rPr>
+                <w:b/>
+                <w:bCs/>
+              </w:rPr>
+            </w:pPr>
+            <w:r>
+              <w:rPr>
+                <w:rStyle w:val="lev"/>
+              </w:rPr>
+              <w:t>Outil choisi</w:t>
+            </w:r>
+          </w:p>
+        </w:tc>
+        <w:tc>
+          <w:tcPr>
+            <w:tcW w:w="5386" w:type="dxa"/>
+            <w:shd w:val="clear" w:color="auto" w:fill="BFBFBF" w:themeFill="background1" w:themeFillShade="BF"/>
+            <w:vAlign w:val="center"/>
+          </w:tcPr>
+          <w:p>
+            <w:pPr>
+              <w:jc w:val="center"/>
+              <w:rPr>
+                <w:b/>
+                <w:bCs/>
+              </w:rPr>
+            </w:pPr>
+            <w:r>
+              <w:rPr>
+                <w:rStyle w:val="lev"/>
+              </w:rPr>
+              <w:t>Rôle / Fonction principale</w:t>
+            </w:r>
+          </w:p>
+        </w:tc>
+        <w:tc>
+          <w:tcPr>
+            <w:tcW w:w="4218" w:type="dxa"/>
+            <w:shd w:val="clear" w:color="auto" w:fill="BFBFBF" w:themeFill="background1" w:themeFillShade="BF"/>
+            <w:vAlign w:val="center"/>
+          </w:tcPr>
+          <w:p>
+            <w:pPr>
+              <w:jc w:val="center"/>
+              <w:rPr>
+                <w:b/>
+                <w:bCs/>
+              </w:rPr>
+            </w:pPr>
+            <w:r>
+              <w:rPr>
+                <w:rStyle w:val="lev"/>
+              </w:rPr>
+              <w:t>Pourquoi ce choix ?</w:t>
+            </w:r>
+          </w:p>
+        </w:tc>
+      </w:tr>
+      <w:tr>
+        <w:trPr>
+          <w:trHeight w:val="1321"/>
+        </w:trPr>
+        <w:tc>
+          <w:tcPr>
+            <w:tcW w:w="1838" w:type="dxa"/>
+            <w:shd w:val="clear" w:color="auto" w:fill="D9D9D9" w:themeFill="background1" w:themeFillShade="D9"/>
+            <w:vAlign w:val="center"/>
+          </w:tcPr>
+          <w:p>
+            <w:pPr>
+              <w:jc w:val="center"/>
+              <w:rPr>
+                <w:b/>
+                <w:bCs/>
+              </w:rPr>
+            </w:pPr>
+            <w:r>
+              <w:t>Catalogage des données</w:t>
+            </w:r>
+          </w:p>
+        </w:tc>
+        <w:tc>
+          <w:tcPr>
+            <w:tcW w:w="2552" w:type="dxa"/>
+            <w:vAlign w:val="center"/>
+          </w:tcPr>
+          <w:p>
+            <w:pPr>
+              <w:jc w:val="center"/>
+              <w:rPr>
+                <w:b/>
+                <w:bCs/>
+              </w:rPr>
+            </w:pPr>
+            <w:proofErr w:type="spellStart"/>
+            <w:r>
+              <w:rPr>
+                <w:rStyle w:val="lev"/>
+              </w:rPr>
+              <w:t>Atlation</w:t>
+            </w:r>
+            <w:proofErr w:type="spellEnd"/>
+          </w:p>
+        </w:tc>
+        <w:tc>
+          <w:tcPr>
+            <w:tcW w:w="5386" w:type="dxa"/>
+            <w:vAlign w:val="center"/>
+          </w:tcPr>
+          <w:p>
+            <w:pPr>
+              <w:rPr>
+                <w:b/>
+                <w:bCs/>
+              </w:rPr>
+            </w:pPr>
+            <w:r>
+              <w:t>Création et gestion d’un catalogue de données collaboratif, avec glossaire, traçabilité (</w:t>
+            </w:r>
+            <w:proofErr w:type="spellStart"/>
+            <w:r>
+              <w:t>lineage</w:t>
+            </w:r>
+            <w:proofErr w:type="spellEnd"/>
+            <w:r>
+              <w:t>), documentation des jeux de données.</w:t>
+            </w:r>
+          </w:p>
+        </w:tc>
+        <w:tc>
+          <w:tcPr>
+            <w:tcW w:w="4218" w:type="dxa"/>
+            <w:vAlign w:val="center"/>
+          </w:tcPr>
+          <w:p>
+            <w:pPr>
+              <w:rPr>
+                <w:b/>
+                <w:bCs/>
+              </w:rPr>
+            </w:pPr>
+            <w:r>
+              <w:t xml:space="preserve">Interface intuitive, adoption rapide, plus accessible que </w:t>
+            </w:r>
+            <w:proofErr w:type="spellStart"/>
+            <w:r>
+              <w:t>Collibra</w:t>
+            </w:r>
+            <w:proofErr w:type="spellEnd"/>
+            <w:r>
+              <w:t xml:space="preserve"> ou Atlas.</w:t>
+            </w:r>
+          </w:p>
+        </w:tc>
+      </w:tr>
+      <w:tr>
+        <w:trPr>
+          <w:trHeight w:val="1321"/>
+        </w:trPr>
+        <w:tc>
+          <w:tcPr>
+            <w:tcW w:w="1838" w:type="dxa"/>
+            <w:shd w:val="clear" w:color="auto" w:fill="D9D9D9" w:themeFill="background1" w:themeFillShade="D9"/>
+            <w:vAlign w:val="center"/>
+          </w:tcPr>
+          <w:p>
+            <w:pPr>
+              <w:jc w:val="center"/>
+              <w:rPr>
+                <w:b/>
+                <w:bCs/>
+              </w:rPr>
+            </w:pPr>
+            <w:r>
+              <w:t>Qualit</w:t>
+            </w:r>
+            <w:r>
+              <w:rPr>
+                <w:rFonts w:ascii="Times New Roman" w:hAnsi="Times New Roman" w:cs="Times New Roman"/>
+              </w:rPr>
+              <w:t>é</w:t>
+            </w:r>
+            <w:r>
+              <w:t xml:space="preserve"> des donn</w:t>
+            </w:r>
+            <w:r>
+              <w:rPr>
+                <w:rFonts w:ascii="Times New Roman" w:hAnsi="Times New Roman" w:cs="Times New Roman"/>
+              </w:rPr>
+              <w:t>é</w:t>
+            </w:r>
+            <w:r>
+              <w:t>es</w:t>
+            </w:r>
+          </w:p>
+        </w:tc>
+        <w:tc>
+          <w:tcPr>
+            <w:tcW w:w="2552" w:type="dxa"/>
+            <w:vAlign w:val="center"/>
+          </w:tcPr>
+          <w:p>
+            <w:pPr>
+              <w:jc w:val="center"/>
+              <w:rPr>
+                <w:b/>
+                <w:bCs/>
+              </w:rPr>
+            </w:pPr>
+            <w:proofErr w:type="spellStart"/>
+            <w:r>
+              <w:rPr>
+                <w:rStyle w:val="lev"/>
+              </w:rPr>
+              <w:t>Ataccama</w:t>
+            </w:r>
+            <w:proofErr w:type="spellEnd"/>
+            <w:r>
+              <w:rPr>
+                <w:rStyle w:val="lev"/>
+              </w:rPr>
+              <w:t xml:space="preserve"> ONE</w:t>
+            </w:r>
+          </w:p>
+        </w:tc>
+        <w:tc>
+          <w:tcPr>
+            <w:tcW w:w="5386" w:type="dxa"/>
+            <w:vAlign w:val="center"/>
+          </w:tcPr>
+          <w:p>
+            <w:pPr>
+              <w:rPr>
+                <w:b/>
+                <w:bCs/>
+              </w:rPr>
+            </w:pPr>
+            <w:r>
+              <w:t>Profiling des données, détection d’erreurs, nettoyage automatisé, suivi qualité en continu, gouvernance intégrée.</w:t>
+            </w:r>
+          </w:p>
+        </w:tc>
+        <w:tc>
+          <w:tcPr>
+            <w:tcW w:w="4218" w:type="dxa"/>
+            <w:vAlign w:val="center"/>
+          </w:tcPr>
+          <w:p>
+            <w:pPr>
+              <w:rPr>
+                <w:b/>
+                <w:bCs/>
+              </w:rPr>
+            </w:pPr>
+            <w:r>
+              <w:t>Plateforme moderne, rapide à déployer, plus automatisée que Talend</w:t>
+            </w:r>
+          </w:p>
+        </w:tc>
+      </w:tr>
+      <w:tr>
+        <w:trPr>
+          <w:trHeight w:val="1321"/>
+        </w:trPr>
+        <w:tc>
+          <w:tcPr>
+            <w:tcW w:w="1838" w:type="dxa"/>
+            <w:shd w:val="clear" w:color="auto" w:fill="D9D9D9" w:themeFill="background1" w:themeFillShade="D9"/>
+            <w:vAlign w:val="center"/>
+          </w:tcPr>
+          <w:p>
+            <w:pPr>
+              <w:jc w:val="center"/>
+              <w:rPr>
+                <w:b/>
+                <w:bCs/>
+              </w:rPr>
+            </w:pPr>
+            <w:r>
+              <w:t>Conformité RGPD/CCPA</w:t>
+            </w:r>
+          </w:p>
+        </w:tc>
+        <w:tc>
+          <w:tcPr>
+            <w:tcW w:w="2552" w:type="dxa"/>
+            <w:vAlign w:val="center"/>
+          </w:tcPr>
+          <w:p>
+            <w:pPr>
+              <w:jc w:val="center"/>
+              <w:rPr>
+                <w:b/>
+                <w:bCs/>
+              </w:rPr>
+            </w:pPr>
+            <w:proofErr w:type="spellStart"/>
+            <w:r>
+              <w:rPr>
+                <w:rStyle w:val="lev"/>
+              </w:rPr>
+              <w:t>OneTrust</w:t>
+            </w:r>
+            <w:proofErr w:type="spellEnd"/>
+          </w:p>
+        </w:tc>
+        <w:tc>
+          <w:tcPr>
+            <w:tcW w:w="5386" w:type="dxa"/>
+            <w:vAlign w:val="center"/>
+          </w:tcPr>
+          <w:p>
+            <w:pPr>
+              <w:rPr>
+                <w:b/>
+                <w:bCs/>
+              </w:rPr>
+            </w:pPr>
+            <w:r>
+              <w:t xml:space="preserve">Gestion des consentements, registres de traitement, évaluation d’impact (DPIA), </w:t>
+            </w:r>
+            <w:proofErr w:type="spellStart"/>
+            <w:r>
+              <w:t>reporting</w:t>
+            </w:r>
+            <w:proofErr w:type="spellEnd"/>
+            <w:r>
+              <w:t xml:space="preserve"> automatisé.</w:t>
+            </w:r>
+          </w:p>
+        </w:tc>
+        <w:tc>
+          <w:tcPr>
+            <w:tcW w:w="4218" w:type="dxa"/>
+            <w:vAlign w:val="center"/>
+          </w:tcPr>
+          <w:p>
+            <w:pPr>
+              <w:rPr>
+                <w:b/>
+                <w:bCs/>
+              </w:rPr>
+            </w:pPr>
+            <w:r>
+              <w:t>Solution complète et éprouvée, idéale pour RGPD/CCPA dès le pilote.</w:t>
+            </w:r>
+          </w:p>
+        </w:tc>
+      </w:tr>
+      <w:tr>
+        <w:trPr>
+          <w:trHeight w:val="1002"/>
+        </w:trPr>
+        <w:tc>
+          <w:tcPr>
+            <w:tcW w:w="1838" w:type="dxa"/>
+            <w:shd w:val="clear" w:color="auto" w:fill="D9D9D9" w:themeFill="background1" w:themeFillShade="D9"/>
+            <w:vAlign w:val="center"/>
+          </w:tcPr>
+          <w:p>
+            <w:pPr>
+              <w:jc w:val="center"/>
+              <w:rPr>
+                <w:b/>
+                <w:bCs/>
+              </w:rPr>
+            </w:pPr>
+            <w:r>
+              <w:t>Sécurité &amp; accès</w:t>
+            </w:r>
+          </w:p>
+        </w:tc>
+        <w:tc>
+          <w:tcPr>
+            <w:tcW w:w="2552" w:type="dxa"/>
+            <w:vAlign w:val="center"/>
+          </w:tcPr>
+          <w:p>
+            <w:pPr>
+              <w:jc w:val="center"/>
+              <w:rPr>
+                <w:b/>
+                <w:bCs/>
+              </w:rPr>
+            </w:pPr>
+            <w:r>
+              <w:rPr>
+                <w:rStyle w:val="lev"/>
+              </w:rPr>
+              <w:t>Splunk</w:t>
+            </w:r>
+          </w:p>
+        </w:tc>
+        <w:tc>
+          <w:tcPr>
+            <w:tcW w:w="5386" w:type="dxa"/>
+            <w:vAlign w:val="center"/>
+          </w:tcPr>
+          <w:p>
+            <w:pPr>
+              <w:rPr>
+                <w:b/>
+                <w:bCs/>
+              </w:rPr>
+            </w:pPr>
+            <w:r>
+              <w:t>Plateforme de supervision de la sécurité (SIEM), alertes en temps réel, analyse des logs, détection d’anomalies</w:t>
+            </w:r>
+          </w:p>
+        </w:tc>
+        <w:tc>
+          <w:tcPr>
+            <w:tcW w:w="4218" w:type="dxa"/>
+            <w:vAlign w:val="center"/>
+          </w:tcPr>
+          <w:p>
+            <w:pPr>
+              <w:rPr>
+                <w:b/>
+                <w:bCs/>
+              </w:rPr>
+            </w:pPr>
+            <w:r>
+              <w:t>Référence pour le monitoring de sécurité, visibilité complète des risques.</w:t>
+            </w:r>
+          </w:p>
+        </w:tc>
+      </w:tr>
+      <w:tr>
+        <w:trPr>
+          <w:trHeight w:val="1321"/>
+        </w:trPr>
+        <w:tc>
+          <w:tcPr>
+            <w:tcW w:w="1838" w:type="dxa"/>
+            <w:shd w:val="clear" w:color="auto" w:fill="D9D9D9" w:themeFill="background1" w:themeFillShade="D9"/>
+            <w:vAlign w:val="center"/>
+          </w:tcPr>
+          <w:p>
+            <w:pPr>
+              <w:jc w:val="center"/>
+              <w:rPr>
+                <w:b/>
+                <w:bCs/>
+              </w:rPr>
+            </w:pPr>
+            <w:r>
+              <w:t>Visualisation</w:t>
+            </w:r>
+          </w:p>
+        </w:tc>
+        <w:tc>
+          <w:tcPr>
+            <w:tcW w:w="2552" w:type="dxa"/>
+            <w:vAlign w:val="center"/>
+          </w:tcPr>
+          <w:p>
+            <w:pPr>
+              <w:jc w:val="center"/>
+              <w:rPr>
+                <w:b/>
+                <w:bCs/>
+              </w:rPr>
+            </w:pPr>
+            <w:r>
+              <w:rPr>
+                <w:rStyle w:val="lev"/>
+              </w:rPr>
+              <w:t>Power BI</w:t>
+            </w:r>
+          </w:p>
+        </w:tc>
+        <w:tc>
+          <w:tcPr>
+            <w:tcW w:w="5386" w:type="dxa"/>
+            <w:vAlign w:val="center"/>
+          </w:tcPr>
+          <w:p>
+            <w:pPr>
+              <w:rPr>
+                <w:b/>
+                <w:bCs/>
+              </w:rPr>
+            </w:pPr>
+            <w:r>
+              <w:t xml:space="preserve">Création de </w:t>
+            </w:r>
+            <w:proofErr w:type="spellStart"/>
+            <w:r>
+              <w:t>dashboards</w:t>
+            </w:r>
+            <w:proofErr w:type="spellEnd"/>
+            <w:r>
+              <w:t xml:space="preserve"> de suivi (qualité, accès, conformité, adoption)</w:t>
+            </w:r>
+          </w:p>
+        </w:tc>
+        <w:tc>
+          <w:tcPr>
+            <w:tcW w:w="4218" w:type="dxa"/>
+            <w:vAlign w:val="center"/>
+          </w:tcPr>
+          <w:p>
+            <w:pPr>
+              <w:rPr>
+                <w:b/>
+                <w:bCs/>
+              </w:rPr>
+            </w:pPr>
+            <w:r>
+              <w:t>Déjà utilisé en interne, facile à prendre en main, idéal pour prototypage rapide</w:t>
+            </w:r>
+          </w:p>
+        </w:tc>
+      </w:tr>
+      <w:tr>
+        <w:trPr>
+          <w:trHeight w:val="1321"/>
+        </w:trPr>
+        <w:tc>
+          <w:tcPr>
+            <w:tcW w:w="1838" w:type="dxa"/>
+            <w:shd w:val="clear" w:color="auto" w:fill="D9D9D9" w:themeFill="background1" w:themeFillShade="D9"/>
+            <w:vAlign w:val="center"/>
+          </w:tcPr>
+          <w:p>
+            <w:pPr>
+              <w:jc w:val="center"/>
+              <w:rPr>
+                <w:b/>
+                <w:bCs/>
+              </w:rPr>
+            </w:pPr>
+            <w:r>
+              <w:t>Documentation &amp; suivi</w:t>
+            </w:r>
+          </w:p>
+        </w:tc>
+        <w:tc>
+          <w:tcPr>
+            <w:tcW w:w="2552" w:type="dxa"/>
+            <w:vAlign w:val="center"/>
+          </w:tcPr>
+          <w:p>
+            <w:pPr>
+              <w:jc w:val="center"/>
+              <w:rPr>
+                <w:b/>
+                <w:bCs/>
+              </w:rPr>
+            </w:pPr>
+            <w:r>
+              <w:rPr>
+                <w:rStyle w:val="lev"/>
+              </w:rPr>
+              <w:t>Notion + Jira</w:t>
+            </w:r>
+          </w:p>
+        </w:tc>
+        <w:tc>
+          <w:tcPr>
+            <w:tcW w:w="5386" w:type="dxa"/>
+            <w:vAlign w:val="center"/>
+          </w:tcPr>
+          <w:p>
+            <w:pPr>
+              <w:rPr>
+                <w:b/>
+                <w:bCs/>
+              </w:rPr>
+            </w:pPr>
+            <w:r>
+              <w:t>Wiki utilisateur, tutoriels, suivi des tâches, tickets d’accès</w:t>
+            </w:r>
+          </w:p>
+        </w:tc>
+        <w:tc>
+          <w:tcPr>
+            <w:tcW w:w="4218" w:type="dxa"/>
+            <w:vAlign w:val="center"/>
+          </w:tcPr>
+          <w:p>
+            <w:pPr>
+              <w:rPr>
+                <w:b/>
+                <w:bCs/>
+              </w:rPr>
+            </w:pPr>
+            <w:r>
+              <w:t>Notion pour la clarté pédagogique, Jira pour l’organisation projet et le suivi rigoureux</w:t>
+            </w:r>
+          </w:p>
+        </w:tc>
+      </w:tr>
+    </w:tbl>
     <w:p>
       <w:pPr>
-        <w:pStyle w:val="Paragraphedeliste"/>
         <w:rPr>
           <w:b/>
           <w:bCs/>
         </w:rPr>
       </w:pPr>
-      <w:r>
-        <w:rPr>
-          <w:b/>
-          <w:bCs/>
-          <w:noProof/>
-        </w:rPr>
-        <w:drawing>
-          <wp:inline distT="0" distB="0" distL="0" distR="0" wp14:anchorId="6DE6DB76" wp14:editId="0D39EC0A">
-            <wp:extent cx="8892540" cy="5048250"/>
-            <wp:effectExtent l="0" t="0" r="3810" b="0"/>
-            <wp:docPr id="1" name="Image 1"/>
-            <wp:cNvGraphicFramePr>
-              <a:graphicFrameLocks xmlns:a="http://schemas.openxmlformats.org/drawingml/2006/main" noChangeAspect="1"/>
-            </wp:cNvGraphicFramePr>
-            <a:graphic xmlns:a="http://schemas.openxmlformats.org/drawingml/2006/main">
-              <a:graphicData uri="http://schemas.openxmlformats.org/drawingml/2006/picture">
-                <pic:pic xmlns:pic="http://schemas.openxmlformats.org/drawingml/2006/picture">
-                  <pic:nvPicPr>
-                    <pic:cNvPr id="1" name=""/>
-                    <pic:cNvPicPr/>
-                  </pic:nvPicPr>
-                  <pic:blipFill>
-                    <a:blip r:embed="rId9"/>
-                    <a:stretch>
-                      <a:fillRect/>
-                    </a:stretch>
-                  </pic:blipFill>
-                  <pic:spPr>
-                    <a:xfrm>
-                      <a:off x="0" y="0"/>
-                      <a:ext cx="8892540" cy="5048250"/>
-                    </a:xfrm>
-                    <a:prstGeom prst="rect">
-                      <a:avLst/>
-                    </a:prstGeom>
-                  </pic:spPr>
-                </pic:pic>
-              </a:graphicData>
-            </a:graphic>
-          </wp:inline>
-        </w:drawing>
-      </w:r>
     </w:p>
     <w:p>
       <w:pPr>
@@ -2515,94 +1035,435 @@
         </w:sectPr>
       </w:pPr>
     </w:p>
+    <w:p>
+      <w:pPr>
+        <w:ind w:firstLine="708"/>
+        <w:rPr>
+          <w:b/>
+          <w:bCs/>
+        </w:rPr>
+      </w:pPr>
+      <w:r>
+        <w:rPr>
+          <w:b/>
+          <w:bCs/>
+        </w:rPr>
+        <w:lastRenderedPageBreak/>
+        <w:t xml:space="preserve">3. </w:t>
+      </w:r>
+      <w:r>
+        <w:rPr>
+          <w:b/>
+          <w:bCs/>
+        </w:rPr>
+        <w:t xml:space="preserve">Projet : Mise en œuvre </w:t>
+      </w:r>
+      <w:r>
+        <w:rPr>
+          <w:b/>
+          <w:bCs/>
+        </w:rPr>
+        <w:t>du pilote chez Spotify</w:t>
+      </w:r>
+    </w:p>
+    <w:p>
+      <w:r>
+        <w:t>Date : 17/05/2025</w:t>
+      </w:r>
+      <w:r>
+        <w:br/>
+        <w:t>Préparé par : Lo</w:t>
+      </w:r>
+      <w:r>
+        <w:t>i</w:t>
+      </w:r>
+      <w:r>
+        <w:t>c Valentini</w:t>
+      </w:r>
+      <w:r>
+        <w:br/>
+        <w:t>Département : Stratégie et Gouvernance des Données</w:t>
+      </w:r>
+      <w:r>
+        <w:br/>
+        <w:t xml:space="preserve">Chef de projet : </w:t>
+      </w:r>
+      <w:r>
+        <w:t>John Lemon (Spotify)</w:t>
+      </w:r>
+    </w:p>
+    <w:p>
+      <w:pPr>
+        <w:rPr>
+          <w:b/>
+          <w:bCs/>
+        </w:rPr>
+      </w:pPr>
+      <w:r>
+        <w:rPr>
+          <w:b/>
+          <w:bCs/>
+        </w:rPr>
+        <w:pict w14:anchorId="7499A76D">
+          <v:rect id="_x0000_i1288" style="width:0;height:1.5pt" o:hralign="center" o:hrstd="t" o:hr="t" fillcolor="#a0a0a0" stroked="f"/>
+        </w:pict>
+      </w:r>
+    </w:p>
+    <w:p>
+      <w:pPr>
+        <w:rPr>
+          <w:b/>
+          <w:bCs/>
+        </w:rPr>
+      </w:pPr>
+      <w:r>
+        <w:rPr>
+          <w:b/>
+          <w:bCs/>
+        </w:rPr>
+        <w:t>1. Vue d’ensemble de la mise en œuvre pilote</w:t>
+      </w:r>
+    </w:p>
+    <w:p>
+      <w:r>
+        <w:rPr>
+          <w:u w:val="single"/>
+        </w:rPr>
+        <w:t>Objectif du pilote :</w:t>
+      </w:r>
+      <w:r>
+        <w:rPr>
+          <w:b/>
+          <w:bCs/>
+        </w:rPr>
+        <w:br/>
+      </w:r>
+      <w:r>
+        <w:t>T</w:t>
+      </w:r>
+      <w:r>
+        <w:t>ester l’efficacité opérationnelle du cadre de gouvernance des données sur un jeu de données sensible (</w:t>
+      </w:r>
+      <w:r>
+        <w:rPr>
+          <w:i/>
+          <w:iCs/>
+        </w:rPr>
+        <w:t>User Engagement Data</w:t>
+      </w:r>
+      <w:r>
+        <w:t>), améliorer la qualité des données et valider les processus de conformité au RGPD/CCPA.</w:t>
+      </w:r>
+    </w:p>
+    <w:p>
+      <w:r>
+        <w:rPr>
+          <w:u w:val="single"/>
+        </w:rPr>
+        <w:t>Périmètre du pilote :</w:t>
+      </w:r>
+      <w:r>
+        <w:br/>
+        <w:t>Le pilote porte sur les données d'engagement utilisateur du département Produit &amp; Croissance, incluant les données issues des comportements d’écoute, d’interactions et de feedback dans l’application Spotify.</w:t>
+      </w:r>
+    </w:p>
+    <w:p>
+      <w:pPr>
+        <w:rPr>
+          <w:b/>
+          <w:bCs/>
+        </w:rPr>
+      </w:pPr>
+      <w:r>
+        <w:rPr>
+          <w:b/>
+          <w:bCs/>
+        </w:rPr>
+        <w:t>2. Objectifs principaux</w:t>
+      </w:r>
+    </w:p>
+    <w:p>
+      <w:pPr>
+        <w:numPr>
+          <w:ilvl w:val="0"/>
+          <w:numId w:val="39"/>
+        </w:numPr>
+      </w:pPr>
+      <w:r>
+        <w:t>Amélioration de la qualité des données : réduction des duplications et des champs manquants.</w:t>
+      </w:r>
+    </w:p>
+    <w:p>
+      <w:pPr>
+        <w:numPr>
+          <w:ilvl w:val="0"/>
+          <w:numId w:val="39"/>
+        </w:numPr>
+      </w:pPr>
+      <w:r>
+        <w:t>Conformité RGPD/CCPA : suivi du consentement et respect des durées de conservation.</w:t>
+      </w:r>
+    </w:p>
+    <w:p>
+      <w:pPr>
+        <w:numPr>
+          <w:ilvl w:val="0"/>
+          <w:numId w:val="39"/>
+        </w:numPr>
+      </w:pPr>
+      <w:r>
+        <w:t>Accès et intégration : mise à disposition d’un jeu de données documenté aux équipes Produit et Data.</w:t>
+      </w:r>
+    </w:p>
+    <w:p>
+      <w:pPr>
+        <w:numPr>
+          <w:ilvl w:val="0"/>
+          <w:numId w:val="39"/>
+        </w:numPr>
+      </w:pPr>
+      <w:r>
+        <w:t>Réduction des risques : identification des faiblesses sur les accès, la traçabilité et la sécurité.</w:t>
+      </w:r>
+    </w:p>
+    <w:p>
+      <w:pPr>
+        <w:rPr>
+          <w:b/>
+          <w:bCs/>
+        </w:rPr>
+      </w:pPr>
+      <w:r>
+        <w:rPr>
+          <w:b/>
+          <w:bCs/>
+        </w:rPr>
+        <w:t>3. Équipe projet et rôles</w:t>
+      </w:r>
+    </w:p>
+    <w:p>
+      <w:r>
+        <w:rPr>
+          <w:b/>
+          <w:bCs/>
+          <w:i/>
+          <w:iCs/>
+        </w:rPr>
+        <w:t>John Lemon (Spotify)</w:t>
+      </w:r>
+      <w:r>
+        <w:rPr>
+          <w:b/>
+          <w:bCs/>
+        </w:rPr>
+        <w:t xml:space="preserve"> </w:t>
+      </w:r>
+      <w:r>
+        <w:t>– Chef de projet pilote – Supervise le déploiement et coordonne les acteurs</w:t>
+      </w:r>
+    </w:p>
+    <w:p>
+      <w:r>
+        <w:rPr>
+          <w:b/>
+          <w:bCs/>
+          <w:i/>
+          <w:iCs/>
+        </w:rPr>
+        <w:t>Michael JSON</w:t>
+      </w:r>
+      <w:r>
+        <w:rPr>
+          <w:i/>
+          <w:iCs/>
+        </w:rPr>
+        <w:t xml:space="preserve"> </w:t>
+      </w:r>
+      <w:r>
+        <w:rPr>
+          <w:b/>
+          <w:bCs/>
+          <w:i/>
+          <w:iCs/>
+        </w:rPr>
+        <w:t>(Spotify</w:t>
+      </w:r>
+      <w:r>
+        <w:rPr>
+          <w:i/>
+          <w:iCs/>
+        </w:rPr>
+        <w:t>)</w:t>
+      </w:r>
+      <w:r>
+        <w:t xml:space="preserve"> </w:t>
+      </w:r>
+      <w:r>
+        <w:t xml:space="preserve">– Data Steward (Produit) – </w:t>
+      </w:r>
+      <w:r>
+        <w:t>Gère la documentation, la qualité et le suivi des données</w:t>
+      </w:r>
+    </w:p>
+    <w:p>
+      <w:r>
+        <w:rPr>
+          <w:b/>
+          <w:bCs/>
+          <w:i/>
+          <w:iCs/>
+        </w:rPr>
+        <w:t>Taylor Script</w:t>
+      </w:r>
+      <w:r>
+        <w:rPr>
+          <w:b/>
+          <w:bCs/>
+          <w:i/>
+          <w:iCs/>
+        </w:rPr>
+        <w:t xml:space="preserve"> (</w:t>
+      </w:r>
+      <w:proofErr w:type="spellStart"/>
+      <w:r>
+        <w:rPr>
+          <w:b/>
+          <w:bCs/>
+          <w:i/>
+          <w:iCs/>
+        </w:rPr>
+        <w:t>External</w:t>
+      </w:r>
+      <w:proofErr w:type="spellEnd"/>
+      <w:r>
+        <w:rPr>
+          <w:b/>
+          <w:bCs/>
+          <w:i/>
+          <w:iCs/>
+        </w:rPr>
+        <w:t>)</w:t>
+      </w:r>
+      <w:r>
+        <w:t xml:space="preserve"> – DPO – Supervise la conformité règlementaire (RGPD/CCPA)</w:t>
+      </w:r>
+    </w:p>
+    <w:p>
+      <w:r>
+        <w:rPr>
+          <w:b/>
+          <w:bCs/>
+          <w:i/>
+          <w:iCs/>
+        </w:rPr>
+        <w:t>Elton Log</w:t>
+      </w:r>
+      <w:r>
+        <w:rPr>
+          <w:b/>
+          <w:bCs/>
+          <w:i/>
+          <w:iCs/>
+        </w:rPr>
+        <w:t xml:space="preserve"> (Spotify)</w:t>
+      </w:r>
+      <w:r>
+        <w:t xml:space="preserve"> – Analyste / Ingénieur IT – Implémente les outils et gère l’intégration technique</w:t>
+      </w:r>
+    </w:p>
+    <w:p>
+      <w:r>
+        <w:rPr>
+          <w:b/>
+          <w:bCs/>
+          <w:i/>
+          <w:iCs/>
+        </w:rPr>
+        <w:lastRenderedPageBreak/>
+        <w:t xml:space="preserve">Kurt </w:t>
+      </w:r>
+      <w:proofErr w:type="spellStart"/>
+      <w:r>
+        <w:rPr>
+          <w:b/>
+          <w:bCs/>
+          <w:i/>
+          <w:iCs/>
+        </w:rPr>
+        <w:t>Contain</w:t>
+      </w:r>
+      <w:proofErr w:type="spellEnd"/>
+      <w:r>
+        <w:rPr>
+          <w:b/>
+          <w:bCs/>
+          <w:i/>
+          <w:iCs/>
+        </w:rPr>
+        <w:t xml:space="preserve"> (Spotify)</w:t>
+      </w:r>
+      <w:r>
+        <w:t xml:space="preserve"> – Resp. </w:t>
+      </w:r>
+      <w:proofErr w:type="spellStart"/>
+      <w:r>
+        <w:t>Departement</w:t>
+      </w:r>
+      <w:proofErr w:type="spellEnd"/>
+      <w:r>
+        <w:t xml:space="preserve"> produit - </w:t>
+      </w:r>
+      <w:r>
+        <w:t>S’assure de l’alignement avec les enjeux métier</w:t>
+      </w:r>
+    </w:p>
+    <w:p>
+      <w:pPr>
+        <w:rPr>
+          <w:b/>
+          <w:bCs/>
+        </w:rPr>
+      </w:pPr>
+      <w:r>
+        <w:rPr>
+          <w:b/>
+          <w:bCs/>
+        </w:rPr>
+        <w:t>4. Calendrier et jalons</w:t>
+      </w:r>
+    </w:p>
     <w:tbl>
       <w:tblPr>
-        <w:tblStyle w:val="Grilledutableau"/>
-        <w:tblW w:w="0" w:type="auto"/>
-        <w:tblInd w:w="-147" w:type="dxa"/>
+        <w:tblW w:w="10065" w:type="dxa"/>
+        <w:tblCellSpacing w:w="15" w:type="dxa"/>
+        <w:tblInd w:w="-426" w:type="dxa"/>
+        <w:tblCellMar>
+          <w:top w:w="15" w:type="dxa"/>
+          <w:left w:w="15" w:type="dxa"/>
+          <w:bottom w:w="15" w:type="dxa"/>
+          <w:right w:w="15" w:type="dxa"/>
+        </w:tblCellMar>
         <w:tblLook w:val="04A0" w:firstRow="1" w:lastRow="0" w:firstColumn="1" w:lastColumn="0" w:noHBand="0" w:noVBand="1"/>
       </w:tblPr>
       <w:tblGrid>
-        <w:gridCol w:w="3686"/>
-        <w:gridCol w:w="5523"/>
+        <w:gridCol w:w="4112"/>
+        <w:gridCol w:w="2317"/>
+        <w:gridCol w:w="3636"/>
       </w:tblGrid>
       <w:tr>
+        <w:trPr>
+          <w:tblHeader/>
+          <w:tblCellSpacing w:w="15" w:type="dxa"/>
+        </w:trPr>
         <w:tc>
           <w:tcPr>
-            <w:tcW w:w="3686" w:type="dxa"/>
-            <w:shd w:val="clear" w:color="auto" w:fill="D9D9D9" w:themeFill="background1" w:themeFillShade="D9"/>
+            <w:tcW w:w="4067" w:type="dxa"/>
+            <w:shd w:val="clear" w:color="auto" w:fill="BFBFBF" w:themeFill="background1" w:themeFillShade="BF"/>
+            <w:vAlign w:val="center"/>
+            <w:hideMark/>
           </w:tcPr>
           <w:p>
             <w:pPr>
-              <w:pStyle w:val="Paragraphedeliste"/>
-              <w:ind w:left="0"/>
-              <w:jc w:val="center"/>
-              <w:rPr>
-                <w:b/>
-                <w:bCs/>
-                <w:u w:val="single"/>
-              </w:rPr>
-            </w:pPr>
-            <w:r>
-              <w:rPr>
-                <w:b/>
-                <w:bCs/>
-                <w:u w:val="single"/>
-              </w:rPr>
-              <w:lastRenderedPageBreak/>
-              <w:t>Métier</w:t>
-            </w:r>
-          </w:p>
-        </w:tc>
-        <w:tc>
-          <w:tcPr>
-            <w:tcW w:w="5523" w:type="dxa"/>
-            <w:shd w:val="clear" w:color="auto" w:fill="D9D9D9" w:themeFill="background1" w:themeFillShade="D9"/>
-          </w:tcPr>
-          <w:p>
-            <w:pPr>
-              <w:pStyle w:val="Paragraphedeliste"/>
-              <w:ind w:left="0"/>
-              <w:jc w:val="center"/>
-              <w:rPr>
-                <w:b/>
-                <w:bCs/>
-                <w:u w:val="single"/>
-              </w:rPr>
-            </w:pPr>
-            <w:r>
-              <w:rPr>
-                <w:b/>
-                <w:bCs/>
-                <w:u w:val="single"/>
-              </w:rPr>
-              <w:t>Rôle</w:t>
-            </w:r>
-            <w:r>
-              <w:rPr>
-                <w:b/>
-                <w:bCs/>
-                <w:u w:val="single"/>
-              </w:rPr>
-              <w:t>s principaux</w:t>
-            </w:r>
-          </w:p>
-        </w:tc>
-      </w:tr>
-      <w:tr>
-        <w:trPr>
-          <w:trHeight w:val="854"/>
-        </w:trPr>
-        <w:tc>
-          <w:tcPr>
-            <w:tcW w:w="3686" w:type="dxa"/>
-            <w:shd w:val="clear" w:color="auto" w:fill="F2F2F2" w:themeFill="background1" w:themeFillShade="F2"/>
-            <w:vAlign w:val="center"/>
-          </w:tcPr>
-          <w:p>
-            <w:pPr>
-              <w:pStyle w:val="Paragraphedeliste"/>
-              <w:ind w:left="0"/>
               <w:jc w:val="center"/>
               <w:rPr>
                 <w:b/>
@@ -2614,94 +1475,19 @@
                 <w:b/>
                 <w:bCs/>
               </w:rPr>
-              <w:t>COMEX</w:t>
+              <w:t>Jalon</w:t>
             </w:r>
           </w:p>
         </w:tc>
         <w:tc>
           <w:tcPr>
-            <w:tcW w:w="5523" w:type="dxa"/>
+            <w:tcW w:w="2287" w:type="dxa"/>
+            <w:shd w:val="clear" w:color="auto" w:fill="BFBFBF" w:themeFill="background1" w:themeFillShade="BF"/>
             <w:vAlign w:val="center"/>
-          </w:tcPr>
-          <w:tbl>
-            <w:tblPr>
-              <w:tblW w:w="0" w:type="auto"/>
-              <w:tblCellSpacing w:w="15" w:type="dxa"/>
-              <w:tblCellMar>
-                <w:top w:w="15" w:type="dxa"/>
-                <w:left w:w="15" w:type="dxa"/>
-                <w:bottom w:w="15" w:type="dxa"/>
-                <w:right w:w="15" w:type="dxa"/>
-              </w:tblCellMar>
-              <w:tblLook w:val="04A0" w:firstRow="1" w:lastRow="0" w:firstColumn="1" w:lastColumn="0" w:noHBand="0" w:noVBand="1"/>
-            </w:tblPr>
-            <w:tblGrid>
-              <w:gridCol w:w="96"/>
-            </w:tblGrid>
-            <w:tr>
-              <w:trPr>
-                <w:tblCellSpacing w:w="15" w:type="dxa"/>
-              </w:trPr>
-              <w:tc>
-                <w:tcPr>
-                  <w:tcW w:w="0" w:type="auto"/>
-                  <w:vAlign w:val="center"/>
-                  <w:hideMark/>
-                </w:tcPr>
-                <w:p>
-                  <w:pPr>
-                    <w:pStyle w:val="Paragraphedeliste"/>
-                    <w:rPr>
-                      <w:i/>
-                      <w:iCs/>
-                    </w:rPr>
-                  </w:pPr>
-                </w:p>
-              </w:tc>
-            </w:tr>
-          </w:tbl>
-          <w:p>
-            <w:pPr>
-              <w:rPr>
-                <w:i/>
-                <w:iCs/>
-                <w:vanish/>
-              </w:rPr>
-            </w:pPr>
-            <w:r>
-              <w:rPr>
-                <w:i/>
-                <w:iCs/>
-              </w:rPr>
-              <w:t>Définit la vision stratégique et soutient la gouvernance</w:t>
-            </w:r>
-          </w:p>
-          <w:p>
-            <w:pPr>
-              <w:pStyle w:val="Paragraphedeliste"/>
-              <w:ind w:left="0"/>
-              <w:rPr>
-                <w:i/>
-                <w:iCs/>
-              </w:rPr>
-            </w:pPr>
-          </w:p>
-        </w:tc>
-      </w:tr>
-      <w:tr>
-        <w:trPr>
-          <w:trHeight w:val="854"/>
-        </w:trPr>
-        <w:tc>
-          <w:tcPr>
-            <w:tcW w:w="3686" w:type="dxa"/>
-            <w:shd w:val="clear" w:color="auto" w:fill="F2F2F2" w:themeFill="background1" w:themeFillShade="F2"/>
-            <w:vAlign w:val="center"/>
+            <w:hideMark/>
           </w:tcPr>
           <w:p>
             <w:pPr>
-              <w:pStyle w:val="Paragraphedeliste"/>
-              <w:ind w:left="0"/>
               <w:jc w:val="center"/>
               <w:rPr>
                 <w:b/>
@@ -2713,57 +1499,19 @@
                 <w:b/>
                 <w:bCs/>
               </w:rPr>
-              <w:t xml:space="preserve">CDO – Chief Data </w:t>
-            </w:r>
-            <w:proofErr w:type="spellStart"/>
-            <w:r>
-              <w:rPr>
-                <w:b/>
-                <w:bCs/>
-              </w:rPr>
-              <w:t>Officer</w:t>
-            </w:r>
-            <w:proofErr w:type="spellEnd"/>
+              <w:t>Date cible</w:t>
+            </w:r>
           </w:p>
         </w:tc>
         <w:tc>
           <w:tcPr>
-            <w:tcW w:w="5523" w:type="dxa"/>
+            <w:tcW w:w="3591" w:type="dxa"/>
+            <w:shd w:val="clear" w:color="auto" w:fill="BFBFBF" w:themeFill="background1" w:themeFillShade="BF"/>
             <w:vAlign w:val="center"/>
+            <w:hideMark/>
           </w:tcPr>
           <w:p>
             <w:pPr>
-              <w:pStyle w:val="Paragraphedeliste"/>
-              <w:ind w:left="0"/>
-              <w:rPr>
-                <w:i/>
-                <w:iCs/>
-              </w:rPr>
-            </w:pPr>
-            <w:r>
-              <w:rPr>
-                <w:i/>
-                <w:iCs/>
-              </w:rPr>
-              <w:t>Pilote la stratégie data, coordonne la gouvernance</w:t>
-            </w:r>
-          </w:p>
-        </w:tc>
-      </w:tr>
-      <w:tr>
-        <w:trPr>
-          <w:trHeight w:val="854"/>
-        </w:trPr>
-        <w:tc>
-          <w:tcPr>
-            <w:tcW w:w="3686" w:type="dxa"/>
-            <w:shd w:val="clear" w:color="auto" w:fill="F2F2F2" w:themeFill="background1" w:themeFillShade="F2"/>
-            <w:vAlign w:val="center"/>
-          </w:tcPr>
-          <w:p>
-            <w:pPr>
-              <w:pStyle w:val="Paragraphedeliste"/>
-              <w:ind w:left="0"/>
               <w:jc w:val="center"/>
               <w:rPr>
                 <w:b/>
@@ -2775,108 +1523,24 @@
                 <w:b/>
                 <w:bCs/>
               </w:rPr>
-              <w:t xml:space="preserve">DPO – Data Protection </w:t>
-            </w:r>
-            <w:proofErr w:type="spellStart"/>
-            <w:r>
-              <w:rPr>
-                <w:b/>
-                <w:bCs/>
-              </w:rPr>
-              <w:t>Officer</w:t>
-            </w:r>
-            <w:proofErr w:type="spellEnd"/>
-          </w:p>
-        </w:tc>
-        <w:tc>
-          <w:tcPr>
-            <w:tcW w:w="5523" w:type="dxa"/>
-            <w:vAlign w:val="center"/>
-          </w:tcPr>
-          <w:p>
-            <w:pPr>
-              <w:pStyle w:val="Paragraphedeliste"/>
-              <w:ind w:left="0"/>
-              <w:rPr>
-                <w:i/>
-                <w:iCs/>
-              </w:rPr>
-            </w:pPr>
-            <w:r>
-              <w:rPr>
-                <w:i/>
-                <w:iCs/>
-              </w:rPr>
-              <w:t>Garantit la conformité</w:t>
-            </w:r>
-            <w:r>
-              <w:rPr>
-                <w:i/>
-                <w:iCs/>
-              </w:rPr>
-              <w:t xml:space="preserve"> RGPD</w:t>
-            </w:r>
-            <w:r>
-              <w:rPr>
-                <w:i/>
-                <w:iCs/>
-              </w:rPr>
-              <w:t>/</w:t>
-            </w:r>
-            <w:proofErr w:type="gramStart"/>
-            <w:r>
-              <w:rPr>
-                <w:i/>
-                <w:iCs/>
-              </w:rPr>
-              <w:t>CCPA</w:t>
-            </w:r>
-            <w:r>
-              <w:rPr>
-                <w:i/>
-                <w:iCs/>
-              </w:rPr>
-              <w:t xml:space="preserve"> </w:t>
-            </w:r>
-            <w:r>
-              <w:rPr>
-                <w:i/>
-                <w:iCs/>
-              </w:rPr>
-              <w:t xml:space="preserve"> et</w:t>
-            </w:r>
-            <w:proofErr w:type="gramEnd"/>
-            <w:r>
-              <w:rPr>
-                <w:i/>
-                <w:iCs/>
-              </w:rPr>
-              <w:t xml:space="preserve"> la protection des données personnelles</w:t>
-            </w:r>
-            <w:r>
-              <w:rPr>
-                <w:i/>
-                <w:iCs/>
-              </w:rPr>
-              <w:t>. Il est rattaché au COMEX.</w:t>
+              <w:t>Responsable</w:t>
             </w:r>
           </w:p>
         </w:tc>
       </w:tr>
       <w:tr>
         <w:trPr>
-          <w:trHeight w:val="854"/>
+          <w:tblCellSpacing w:w="15" w:type="dxa"/>
         </w:trPr>
         <w:tc>
           <w:tcPr>
-            <w:tcW w:w="3686" w:type="dxa"/>
-            <w:shd w:val="clear" w:color="auto" w:fill="F2F2F2" w:themeFill="background1" w:themeFillShade="F2"/>
+            <w:tcW w:w="4067" w:type="dxa"/>
+            <w:shd w:val="clear" w:color="auto" w:fill="D9D9D9" w:themeFill="background1" w:themeFillShade="D9"/>
             <w:vAlign w:val="center"/>
+            <w:hideMark/>
           </w:tcPr>
           <w:p>
             <w:pPr>
-              <w:pStyle w:val="Paragraphedeliste"/>
-              <w:ind w:left="0"/>
               <w:jc w:val="center"/>
               <w:rPr>
                 <w:b/>
@@ -2888,48 +1552,54 @@
                 <w:b/>
                 <w:bCs/>
               </w:rPr>
-              <w:t>Compliance Manager</w:t>
+              <w:t>Réunion de lancement</w:t>
             </w:r>
           </w:p>
         </w:tc>
         <w:tc>
           <w:tcPr>
-            <w:tcW w:w="5523" w:type="dxa"/>
+            <w:tcW w:w="2287" w:type="dxa"/>
             <w:vAlign w:val="center"/>
+            <w:hideMark/>
           </w:tcPr>
           <w:p>
             <w:pPr>
-              <w:pStyle w:val="Paragraphedeliste"/>
-              <w:ind w:left="0"/>
-              <w:rPr>
-                <w:i/>
-                <w:iCs/>
-              </w:rPr>
+              <w:jc w:val="center"/>
             </w:pPr>
             <w:r>
-              <w:rPr>
-                <w:i/>
-                <w:iCs/>
-              </w:rPr>
-              <w:t>S'assure du respect des normes internes et réglementaires</w:t>
+              <w:t>20/05/2025</w:t>
+            </w:r>
+          </w:p>
+        </w:tc>
+        <w:tc>
+          <w:tcPr>
+            <w:tcW w:w="3591" w:type="dxa"/>
+            <w:vAlign w:val="center"/>
+            <w:hideMark/>
+          </w:tcPr>
+          <w:p>
+            <w:pPr>
+              <w:jc w:val="center"/>
+            </w:pPr>
+            <w:r>
+              <w:t>Chef de projet (John Lemon)</w:t>
             </w:r>
           </w:p>
         </w:tc>
       </w:tr>
       <w:tr>
         <w:trPr>
-          <w:trHeight w:val="854"/>
+          <w:tblCellSpacing w:w="15" w:type="dxa"/>
         </w:trPr>
         <w:tc>
           <w:tcPr>
-            <w:tcW w:w="3686" w:type="dxa"/>
-            <w:shd w:val="clear" w:color="auto" w:fill="F2F2F2" w:themeFill="background1" w:themeFillShade="F2"/>
+            <w:tcW w:w="4067" w:type="dxa"/>
+            <w:shd w:val="clear" w:color="auto" w:fill="D9D9D9" w:themeFill="background1" w:themeFillShade="D9"/>
             <w:vAlign w:val="center"/>
+            <w:hideMark/>
           </w:tcPr>
           <w:p>
             <w:pPr>
-              <w:pStyle w:val="Paragraphedeliste"/>
-              <w:ind w:left="0"/>
               <w:jc w:val="center"/>
               <w:rPr>
                 <w:b/>
@@ -2941,69 +1611,54 @@
                 <w:b/>
                 <w:bCs/>
               </w:rPr>
-              <w:t>Data Architect</w:t>
+              <w:t>Cartographie des sources &amp; inventaire des données</w:t>
             </w:r>
           </w:p>
         </w:tc>
         <w:tc>
           <w:tcPr>
-            <w:tcW w:w="5523" w:type="dxa"/>
+            <w:tcW w:w="2287" w:type="dxa"/>
             <w:vAlign w:val="center"/>
+            <w:hideMark/>
           </w:tcPr>
           <w:p>
             <w:pPr>
-              <w:pStyle w:val="Paragraphedeliste"/>
-              <w:ind w:left="0"/>
-              <w:rPr>
-                <w:i/>
-                <w:iCs/>
-              </w:rPr>
+              <w:jc w:val="center"/>
             </w:pPr>
             <w:r>
-              <w:rPr>
-                <w:i/>
-                <w:iCs/>
-              </w:rPr>
-              <w:t xml:space="preserve">Conçoit les </w:t>
-            </w:r>
-            <w:r>
-              <w:rPr>
-                <w:i/>
-                <w:iCs/>
-              </w:rPr>
-              <w:t>pipeline</w:t>
-            </w:r>
-            <w:r>
-              <w:rPr>
-                <w:i/>
-                <w:iCs/>
-              </w:rPr>
-              <w:t xml:space="preserve">s de données, assure la cohérence du </w:t>
-            </w:r>
-            <w:r>
-              <w:rPr>
-                <w:i/>
-                <w:iCs/>
-              </w:rPr>
-              <w:t>système</w:t>
+              <w:t>24/05/2025</w:t>
+            </w:r>
+          </w:p>
+        </w:tc>
+        <w:tc>
+          <w:tcPr>
+            <w:tcW w:w="3591" w:type="dxa"/>
+            <w:vAlign w:val="center"/>
+            <w:hideMark/>
+          </w:tcPr>
+          <w:p>
+            <w:pPr>
+              <w:jc w:val="center"/>
+            </w:pPr>
+            <w:r>
+              <w:t>Data Steward (Michael JSON)</w:t>
             </w:r>
           </w:p>
         </w:tc>
       </w:tr>
       <w:tr>
         <w:trPr>
-          <w:trHeight w:val="854"/>
+          <w:tblCellSpacing w:w="15" w:type="dxa"/>
         </w:trPr>
         <w:tc>
           <w:tcPr>
-            <w:tcW w:w="3686" w:type="dxa"/>
-            <w:shd w:val="clear" w:color="auto" w:fill="F2F2F2" w:themeFill="background1" w:themeFillShade="F2"/>
+            <w:tcW w:w="4067" w:type="dxa"/>
+            <w:shd w:val="clear" w:color="auto" w:fill="D9D9D9" w:themeFill="background1" w:themeFillShade="D9"/>
             <w:vAlign w:val="center"/>
+            <w:hideMark/>
           </w:tcPr>
           <w:p>
             <w:pPr>
-              <w:pStyle w:val="Paragraphedeliste"/>
-              <w:ind w:left="0"/>
               <w:jc w:val="center"/>
               <w:rPr>
                 <w:b/>
@@ -3015,48 +1670,54 @@
                 <w:b/>
                 <w:bCs/>
               </w:rPr>
-              <w:t>Data Auditor</w:t>
+              <w:t>Évaluation de la qualité des données</w:t>
             </w:r>
           </w:p>
         </w:tc>
         <w:tc>
           <w:tcPr>
-            <w:tcW w:w="5523" w:type="dxa"/>
+            <w:tcW w:w="2287" w:type="dxa"/>
             <w:vAlign w:val="center"/>
+            <w:hideMark/>
           </w:tcPr>
           <w:p>
             <w:pPr>
-              <w:pStyle w:val="Paragraphedeliste"/>
-              <w:ind w:left="0"/>
-              <w:rPr>
-                <w:i/>
-                <w:iCs/>
-              </w:rPr>
+              <w:jc w:val="center"/>
             </w:pPr>
             <w:r>
-              <w:rPr>
-                <w:i/>
-                <w:iCs/>
-              </w:rPr>
-              <w:t>Contrôle l'application des politiques et la qualité des pratiques data</w:t>
+              <w:t>29/05/2025</w:t>
+            </w:r>
+          </w:p>
+        </w:tc>
+        <w:tc>
+          <w:tcPr>
+            <w:tcW w:w="3591" w:type="dxa"/>
+            <w:vAlign w:val="center"/>
+            <w:hideMark/>
+          </w:tcPr>
+          <w:p>
+            <w:pPr>
+              <w:jc w:val="center"/>
+            </w:pPr>
+            <w:r>
+              <w:t>Data Steward</w:t>
             </w:r>
           </w:p>
         </w:tc>
       </w:tr>
       <w:tr>
         <w:trPr>
-          <w:trHeight w:val="854"/>
+          <w:tblCellSpacing w:w="15" w:type="dxa"/>
         </w:trPr>
         <w:tc>
           <w:tcPr>
-            <w:tcW w:w="3686" w:type="dxa"/>
-            <w:shd w:val="clear" w:color="auto" w:fill="F2F2F2" w:themeFill="background1" w:themeFillShade="F2"/>
+            <w:tcW w:w="4067" w:type="dxa"/>
+            <w:shd w:val="clear" w:color="auto" w:fill="D9D9D9" w:themeFill="background1" w:themeFillShade="D9"/>
             <w:vAlign w:val="center"/>
+            <w:hideMark/>
           </w:tcPr>
           <w:p>
             <w:pPr>
-              <w:pStyle w:val="Paragraphedeliste"/>
-              <w:ind w:left="0"/>
               <w:jc w:val="center"/>
               <w:rPr>
                 <w:b/>
@@ -3068,64 +1729,54 @@
                 <w:b/>
                 <w:bCs/>
               </w:rPr>
-              <w:t xml:space="preserve">Data </w:t>
-            </w:r>
-            <w:proofErr w:type="spellStart"/>
-            <w:r>
-              <w:rPr>
-                <w:b/>
-                <w:bCs/>
-              </w:rPr>
-              <w:t>Quality</w:t>
-            </w:r>
-            <w:proofErr w:type="spellEnd"/>
-            <w:r>
-              <w:rPr>
-                <w:b/>
-                <w:bCs/>
-              </w:rPr>
-              <w:t xml:space="preserve"> Manager</w:t>
+              <w:t>Audit de conformité RGPD/CCPA</w:t>
             </w:r>
           </w:p>
         </w:tc>
         <w:tc>
           <w:tcPr>
-            <w:tcW w:w="5523" w:type="dxa"/>
+            <w:tcW w:w="2287" w:type="dxa"/>
             <w:vAlign w:val="center"/>
+            <w:hideMark/>
           </w:tcPr>
           <w:p>
             <w:pPr>
-              <w:pStyle w:val="Paragraphedeliste"/>
-              <w:ind w:left="0"/>
-              <w:rPr>
-                <w:i/>
-                <w:iCs/>
-              </w:rPr>
+              <w:jc w:val="center"/>
             </w:pPr>
             <w:r>
-              <w:rPr>
-                <w:i/>
-                <w:iCs/>
-              </w:rPr>
-              <w:t>Met en œuvre des règles et indicateurs de qualité des données</w:t>
+              <w:t>03/06/2025</w:t>
+            </w:r>
+          </w:p>
+        </w:tc>
+        <w:tc>
+          <w:tcPr>
+            <w:tcW w:w="3591" w:type="dxa"/>
+            <w:vAlign w:val="center"/>
+            <w:hideMark/>
+          </w:tcPr>
+          <w:p>
+            <w:pPr>
+              <w:jc w:val="center"/>
+            </w:pPr>
+            <w:r>
+              <w:t>DPO (Taylor Script)</w:t>
             </w:r>
           </w:p>
         </w:tc>
       </w:tr>
       <w:tr>
         <w:trPr>
-          <w:trHeight w:val="854"/>
+          <w:tblCellSpacing w:w="15" w:type="dxa"/>
         </w:trPr>
         <w:tc>
           <w:tcPr>
-            <w:tcW w:w="3686" w:type="dxa"/>
-            <w:shd w:val="clear" w:color="auto" w:fill="F2F2F2" w:themeFill="background1" w:themeFillShade="F2"/>
+            <w:tcW w:w="4067" w:type="dxa"/>
+            <w:shd w:val="clear" w:color="auto" w:fill="D9D9D9" w:themeFill="background1" w:themeFillShade="D9"/>
             <w:vAlign w:val="center"/>
+            <w:hideMark/>
           </w:tcPr>
           <w:p>
             <w:pPr>
-              <w:pStyle w:val="Paragraphedeliste"/>
-              <w:ind w:left="0"/>
               <w:jc w:val="center"/>
               <w:rPr>
                 <w:b/>
@@ -3137,57 +1788,65 @@
                 <w:b/>
                 <w:bCs/>
               </w:rPr>
-              <w:t xml:space="preserve">CISO – Data Security </w:t>
-            </w:r>
-            <w:proofErr w:type="spellStart"/>
-            <w:r>
-              <w:rPr>
-                <w:b/>
-                <w:bCs/>
-              </w:rPr>
-              <w:t>Officer</w:t>
-            </w:r>
-            <w:proofErr w:type="spellEnd"/>
+              <w:t>Atelier de définition des règles de gouvernance</w:t>
+            </w:r>
           </w:p>
         </w:tc>
         <w:tc>
           <w:tcPr>
-            <w:tcW w:w="5523" w:type="dxa"/>
+            <w:tcW w:w="2287" w:type="dxa"/>
             <w:vAlign w:val="center"/>
+            <w:hideMark/>
           </w:tcPr>
           <w:p>
             <w:pPr>
-              <w:pStyle w:val="Paragraphedeliste"/>
-              <w:ind w:left="0"/>
-              <w:rPr>
-                <w:i/>
-                <w:iCs/>
-              </w:rPr>
+              <w:jc w:val="center"/>
             </w:pPr>
             <w:r>
-              <w:rPr>
-                <w:i/>
-                <w:iCs/>
-              </w:rPr>
-              <w:t>Gère la sécurité des données, des accès et la cybersécurité</w:t>
+              <w:t>06/06/2025</w:t>
+            </w:r>
+          </w:p>
+        </w:tc>
+        <w:tc>
+          <w:tcPr>
+            <w:tcW w:w="3591" w:type="dxa"/>
+            <w:vAlign w:val="center"/>
+            <w:hideMark/>
+          </w:tcPr>
+          <w:p>
+            <w:pPr>
+              <w:jc w:val="center"/>
+            </w:pPr>
+            <w:r>
+              <w:t>Chef de projet + Métier</w:t>
+            </w:r>
+            <w:r>
+              <w:t xml:space="preserve"> (Kurt </w:t>
+            </w:r>
+            <w:proofErr w:type="spellStart"/>
+            <w:r>
+              <w:t>Contain</w:t>
+            </w:r>
+            <w:proofErr w:type="spellEnd"/>
+            <w:r>
+              <w:t>)</w:t>
             </w:r>
           </w:p>
         </w:tc>
       </w:tr>
       <w:tr>
         <w:trPr>
-          <w:trHeight w:val="854"/>
+          <w:tblCellSpacing w:w="15" w:type="dxa"/>
         </w:trPr>
         <w:tc>
           <w:tcPr>
-            <w:tcW w:w="3686" w:type="dxa"/>
-            <w:shd w:val="clear" w:color="auto" w:fill="F2F2F2" w:themeFill="background1" w:themeFillShade="F2"/>
+            <w:tcW w:w="4067" w:type="dxa"/>
+            <w:shd w:val="clear" w:color="auto" w:fill="D9D9D9" w:themeFill="background1" w:themeFillShade="D9"/>
             <w:vAlign w:val="center"/>
+            <w:hideMark/>
           </w:tcPr>
           <w:p>
             <w:pPr>
-              <w:pStyle w:val="Paragraphedeliste"/>
-              <w:ind w:left="0"/>
               <w:jc w:val="center"/>
               <w:rPr>
                 <w:b/>
@@ -3199,48 +1858,54 @@
                 <w:b/>
                 <w:bCs/>
               </w:rPr>
-              <w:t>Formateurs</w:t>
+              <w:t>Implémentation technique (intégration + tests)</w:t>
             </w:r>
           </w:p>
         </w:tc>
         <w:tc>
           <w:tcPr>
-            <w:tcW w:w="5523" w:type="dxa"/>
+            <w:tcW w:w="2287" w:type="dxa"/>
             <w:vAlign w:val="center"/>
+            <w:hideMark/>
           </w:tcPr>
           <w:p>
             <w:pPr>
-              <w:pStyle w:val="Paragraphedeliste"/>
-              <w:ind w:left="0"/>
-              <w:rPr>
-                <w:i/>
-                <w:iCs/>
-              </w:rPr>
+              <w:jc w:val="center"/>
             </w:pPr>
             <w:r>
-              <w:rPr>
-                <w:i/>
-                <w:iCs/>
-              </w:rPr>
-              <w:t>Développent la culture data, forment aux outils et bonnes pratiques</w:t>
+              <w:t>10/06/2025</w:t>
+            </w:r>
+          </w:p>
+        </w:tc>
+        <w:tc>
+          <w:tcPr>
+            <w:tcW w:w="3591" w:type="dxa"/>
+            <w:vAlign w:val="center"/>
+            <w:hideMark/>
+          </w:tcPr>
+          <w:p>
+            <w:pPr>
+              <w:jc w:val="center"/>
+            </w:pPr>
+            <w:r>
+              <w:t>Analyste IT (Elton Log)</w:t>
             </w:r>
           </w:p>
         </w:tc>
       </w:tr>
       <w:tr>
         <w:trPr>
-          <w:trHeight w:val="854"/>
+          <w:tblCellSpacing w:w="15" w:type="dxa"/>
         </w:trPr>
         <w:tc>
           <w:tcPr>
-            <w:tcW w:w="3686" w:type="dxa"/>
-            <w:shd w:val="clear" w:color="auto" w:fill="F2F2F2" w:themeFill="background1" w:themeFillShade="F2"/>
+            <w:tcW w:w="4067" w:type="dxa"/>
+            <w:shd w:val="clear" w:color="auto" w:fill="D9D9D9" w:themeFill="background1" w:themeFillShade="D9"/>
             <w:vAlign w:val="center"/>
+            <w:hideMark/>
           </w:tcPr>
           <w:p>
             <w:pPr>
-              <w:pStyle w:val="Paragraphedeliste"/>
-              <w:ind w:left="0"/>
               <w:jc w:val="center"/>
               <w:rPr>
                 <w:b/>
@@ -3252,80 +1917,54 @@
                 <w:b/>
                 <w:bCs/>
               </w:rPr>
-              <w:t xml:space="preserve">Equipe BI (BI </w:t>
-            </w:r>
-            <w:proofErr w:type="spellStart"/>
-            <w:r>
-              <w:rPr>
-                <w:b/>
-                <w:bCs/>
-              </w:rPr>
-              <w:t>Analysts</w:t>
-            </w:r>
-            <w:proofErr w:type="spellEnd"/>
-            <w:r>
-              <w:rPr>
-                <w:b/>
-                <w:bCs/>
-              </w:rPr>
-              <w:t>, BI Dev…)</w:t>
+              <w:t>Déploiement des outils qualité &amp; suivi conformité</w:t>
             </w:r>
           </w:p>
         </w:tc>
         <w:tc>
           <w:tcPr>
-            <w:tcW w:w="5523" w:type="dxa"/>
+            <w:tcW w:w="2287" w:type="dxa"/>
             <w:vAlign w:val="center"/>
+            <w:hideMark/>
           </w:tcPr>
           <w:p>
             <w:pPr>
-              <w:pStyle w:val="Paragraphedeliste"/>
-              <w:ind w:left="0"/>
-              <w:rPr>
-                <w:i/>
-                <w:iCs/>
-              </w:rPr>
+              <w:jc w:val="center"/>
             </w:pPr>
             <w:r>
-              <w:rPr>
-                <w:i/>
-                <w:iCs/>
-              </w:rPr>
-              <w:t xml:space="preserve">Conçoivent les </w:t>
-            </w:r>
-            <w:proofErr w:type="spellStart"/>
-            <w:r>
-              <w:rPr>
-                <w:i/>
-                <w:iCs/>
-              </w:rPr>
-              <w:t>dashboards</w:t>
-            </w:r>
-            <w:proofErr w:type="spellEnd"/>
-            <w:r>
-              <w:rPr>
-                <w:i/>
-                <w:iCs/>
-              </w:rPr>
-              <w:t>, rendent les données accessibles</w:t>
+              <w:t>14/06/2025</w:t>
+            </w:r>
+          </w:p>
+        </w:tc>
+        <w:tc>
+          <w:tcPr>
+            <w:tcW w:w="3591" w:type="dxa"/>
+            <w:vAlign w:val="center"/>
+            <w:hideMark/>
+          </w:tcPr>
+          <w:p>
+            <w:pPr>
+              <w:jc w:val="center"/>
+            </w:pPr>
+            <w:r>
+              <w:t>Analyste IT + DPO</w:t>
             </w:r>
           </w:p>
         </w:tc>
       </w:tr>
       <w:tr>
         <w:trPr>
-          <w:trHeight w:val="854"/>
+          <w:tblCellSpacing w:w="15" w:type="dxa"/>
         </w:trPr>
         <w:tc>
           <w:tcPr>
-            <w:tcW w:w="3686" w:type="dxa"/>
-            <w:shd w:val="clear" w:color="auto" w:fill="F2F2F2" w:themeFill="background1" w:themeFillShade="F2"/>
+            <w:tcW w:w="4067" w:type="dxa"/>
+            <w:shd w:val="clear" w:color="auto" w:fill="D9D9D9" w:themeFill="background1" w:themeFillShade="D9"/>
             <w:vAlign w:val="center"/>
+            <w:hideMark/>
           </w:tcPr>
           <w:p>
             <w:pPr>
-              <w:pStyle w:val="Paragraphedeliste"/>
-              <w:ind w:left="0"/>
               <w:jc w:val="center"/>
               <w:rPr>
                 <w:b/>
@@ -3337,57 +1976,54 @@
                 <w:b/>
                 <w:bCs/>
               </w:rPr>
-              <w:t xml:space="preserve">Data </w:t>
-            </w:r>
-            <w:proofErr w:type="spellStart"/>
-            <w:r>
-              <w:rPr>
-                <w:b/>
-                <w:bCs/>
-              </w:rPr>
-              <w:t>Engineers</w:t>
-            </w:r>
-            <w:proofErr w:type="spellEnd"/>
+              <w:t>Documentation métier et glossaire</w:t>
+            </w:r>
           </w:p>
         </w:tc>
         <w:tc>
           <w:tcPr>
-            <w:tcW w:w="5523" w:type="dxa"/>
+            <w:tcW w:w="2287" w:type="dxa"/>
             <w:vAlign w:val="center"/>
+            <w:hideMark/>
           </w:tcPr>
           <w:p>
             <w:pPr>
-              <w:pStyle w:val="Paragraphedeliste"/>
-              <w:ind w:left="0"/>
-              <w:rPr>
-                <w:i/>
-                <w:iCs/>
-              </w:rPr>
+              <w:jc w:val="center"/>
             </w:pPr>
             <w:r>
-              <w:rPr>
-                <w:i/>
-                <w:iCs/>
-              </w:rPr>
-              <w:t>Industrialisent les flux de données, assurent leur fiabilité</w:t>
+              <w:t>17/06/2025</w:t>
+            </w:r>
+          </w:p>
+        </w:tc>
+        <w:tc>
+          <w:tcPr>
+            <w:tcW w:w="3591" w:type="dxa"/>
+            <w:vAlign w:val="center"/>
+            <w:hideMark/>
+          </w:tcPr>
+          <w:p>
+            <w:pPr>
+              <w:jc w:val="center"/>
+            </w:pPr>
+            <w:r>
+              <w:t>Data Steward</w:t>
             </w:r>
           </w:p>
         </w:tc>
       </w:tr>
       <w:tr>
         <w:trPr>
-          <w:trHeight w:val="854"/>
+          <w:tblCellSpacing w:w="15" w:type="dxa"/>
         </w:trPr>
         <w:tc>
           <w:tcPr>
-            <w:tcW w:w="3686" w:type="dxa"/>
-            <w:shd w:val="clear" w:color="auto" w:fill="F2F2F2" w:themeFill="background1" w:themeFillShade="F2"/>
+            <w:tcW w:w="4067" w:type="dxa"/>
+            <w:shd w:val="clear" w:color="auto" w:fill="D9D9D9" w:themeFill="background1" w:themeFillShade="D9"/>
             <w:vAlign w:val="center"/>
+            <w:hideMark/>
           </w:tcPr>
           <w:p>
             <w:pPr>
-              <w:pStyle w:val="Paragraphedeliste"/>
-              <w:ind w:left="0"/>
               <w:jc w:val="center"/>
               <w:rPr>
                 <w:b/>
@@ -3399,48 +2035,54 @@
                 <w:b/>
                 <w:bCs/>
               </w:rPr>
-              <w:t>Data Scientists</w:t>
+              <w:t>Revue intermédiaire + collecte des premiers feedbacks</w:t>
             </w:r>
           </w:p>
         </w:tc>
         <w:tc>
           <w:tcPr>
-            <w:tcW w:w="5523" w:type="dxa"/>
+            <w:tcW w:w="2287" w:type="dxa"/>
             <w:vAlign w:val="center"/>
+            <w:hideMark/>
           </w:tcPr>
           <w:p>
             <w:pPr>
-              <w:pStyle w:val="Paragraphedeliste"/>
-              <w:ind w:left="0"/>
-              <w:rPr>
-                <w:i/>
-                <w:iCs/>
-              </w:rPr>
+              <w:jc w:val="center"/>
             </w:pPr>
             <w:r>
-              <w:rPr>
-                <w:i/>
-                <w:iCs/>
-              </w:rPr>
-              <w:t>Développent des modèles prédictifs, valorisent les données</w:t>
+              <w:t>21/06/2025</w:t>
+            </w:r>
+          </w:p>
+        </w:tc>
+        <w:tc>
+          <w:tcPr>
+            <w:tcW w:w="3591" w:type="dxa"/>
+            <w:vAlign w:val="center"/>
+            <w:hideMark/>
+          </w:tcPr>
+          <w:p>
+            <w:pPr>
+              <w:jc w:val="center"/>
+            </w:pPr>
+            <w:r>
+              <w:t>Chef de projet</w:t>
             </w:r>
           </w:p>
         </w:tc>
       </w:tr>
       <w:tr>
         <w:trPr>
-          <w:trHeight w:val="854"/>
+          <w:tblCellSpacing w:w="15" w:type="dxa"/>
         </w:trPr>
         <w:tc>
           <w:tcPr>
-            <w:tcW w:w="3686" w:type="dxa"/>
-            <w:shd w:val="clear" w:color="auto" w:fill="F2F2F2" w:themeFill="background1" w:themeFillShade="F2"/>
+            <w:tcW w:w="4067" w:type="dxa"/>
+            <w:shd w:val="clear" w:color="auto" w:fill="D9D9D9" w:themeFill="background1" w:themeFillShade="D9"/>
             <w:vAlign w:val="center"/>
+            <w:hideMark/>
           </w:tcPr>
           <w:p>
             <w:pPr>
-              <w:pStyle w:val="Paragraphedeliste"/>
-              <w:ind w:left="0"/>
               <w:jc w:val="center"/>
               <w:rPr>
                 <w:b/>
@@ -3452,57 +2094,54 @@
                 <w:b/>
                 <w:bCs/>
               </w:rPr>
-              <w:t xml:space="preserve">Data </w:t>
-            </w:r>
-            <w:proofErr w:type="spellStart"/>
-            <w:r>
-              <w:rPr>
-                <w:b/>
-                <w:bCs/>
-              </w:rPr>
-              <w:t>Owners</w:t>
-            </w:r>
-            <w:proofErr w:type="spellEnd"/>
+              <w:t>Formation des utilisateurs pilotes</w:t>
+            </w:r>
           </w:p>
         </w:tc>
         <w:tc>
           <w:tcPr>
-            <w:tcW w:w="5523" w:type="dxa"/>
+            <w:tcW w:w="2287" w:type="dxa"/>
             <w:vAlign w:val="center"/>
+            <w:hideMark/>
           </w:tcPr>
           <w:p>
             <w:pPr>
-              <w:pStyle w:val="Paragraphedeliste"/>
-              <w:ind w:left="0"/>
-              <w:rPr>
-                <w:i/>
-                <w:iCs/>
-              </w:rPr>
+              <w:jc w:val="center"/>
             </w:pPr>
             <w:r>
-              <w:rPr>
-                <w:i/>
-                <w:iCs/>
-              </w:rPr>
-              <w:t>Responsables métiers de la donnée (définition, qualité, usage)</w:t>
+              <w:t>24/06/2025</w:t>
+            </w:r>
+          </w:p>
+        </w:tc>
+        <w:tc>
+          <w:tcPr>
+            <w:tcW w:w="3591" w:type="dxa"/>
+            <w:vAlign w:val="center"/>
+            <w:hideMark/>
+          </w:tcPr>
+          <w:p>
+            <w:pPr>
+              <w:jc w:val="center"/>
+            </w:pPr>
+            <w:r>
+              <w:t>Data Steward + Métier</w:t>
             </w:r>
           </w:p>
         </w:tc>
       </w:tr>
       <w:tr>
         <w:trPr>
-          <w:trHeight w:val="854"/>
+          <w:tblCellSpacing w:w="15" w:type="dxa"/>
         </w:trPr>
         <w:tc>
           <w:tcPr>
-            <w:tcW w:w="3686" w:type="dxa"/>
-            <w:shd w:val="clear" w:color="auto" w:fill="F2F2F2" w:themeFill="background1" w:themeFillShade="F2"/>
+            <w:tcW w:w="4067" w:type="dxa"/>
+            <w:shd w:val="clear" w:color="auto" w:fill="D9D9D9" w:themeFill="background1" w:themeFillShade="D9"/>
             <w:vAlign w:val="center"/>
+            <w:hideMark/>
           </w:tcPr>
           <w:p>
             <w:pPr>
-              <w:pStyle w:val="Paragraphedeliste"/>
-              <w:ind w:left="0"/>
               <w:jc w:val="center"/>
               <w:rPr>
                 <w:b/>
@@ -3514,48 +2153,54 @@
                 <w:b/>
                 <w:bCs/>
               </w:rPr>
-              <w:t>Data Stewards</w:t>
+              <w:t>Mesure des indicateurs (qualité, conformité, accès)</w:t>
             </w:r>
           </w:p>
         </w:tc>
         <w:tc>
           <w:tcPr>
-            <w:tcW w:w="5523" w:type="dxa"/>
+            <w:tcW w:w="2287" w:type="dxa"/>
             <w:vAlign w:val="center"/>
+            <w:hideMark/>
           </w:tcPr>
           <w:p>
             <w:pPr>
-              <w:pStyle w:val="Paragraphedeliste"/>
-              <w:ind w:left="0"/>
-              <w:rPr>
-                <w:i/>
-                <w:iCs/>
-              </w:rPr>
+              <w:jc w:val="center"/>
             </w:pPr>
             <w:r>
-              <w:rPr>
-                <w:i/>
-                <w:iCs/>
-              </w:rPr>
-              <w:t>Gèrent la documentation, la traçabilité, et appliquent les règles de gouvernance</w:t>
+              <w:t>28/06/2025</w:t>
+            </w:r>
+          </w:p>
+        </w:tc>
+        <w:tc>
+          <w:tcPr>
+            <w:tcW w:w="3591" w:type="dxa"/>
+            <w:vAlign w:val="center"/>
+            <w:hideMark/>
+          </w:tcPr>
+          <w:p>
+            <w:pPr>
+              <w:jc w:val="center"/>
+            </w:pPr>
+            <w:r>
+              <w:t>Chef de projet + Analyste IT</w:t>
             </w:r>
           </w:p>
         </w:tc>
       </w:tr>
       <w:tr>
         <w:trPr>
-          <w:trHeight w:val="854"/>
+          <w:tblCellSpacing w:w="15" w:type="dxa"/>
         </w:trPr>
         <w:tc>
           <w:tcPr>
-            <w:tcW w:w="3686" w:type="dxa"/>
-            <w:shd w:val="clear" w:color="auto" w:fill="F2F2F2" w:themeFill="background1" w:themeFillShade="F2"/>
+            <w:tcW w:w="4067" w:type="dxa"/>
+            <w:shd w:val="clear" w:color="auto" w:fill="D9D9D9" w:themeFill="background1" w:themeFillShade="D9"/>
             <w:vAlign w:val="center"/>
+            <w:hideMark/>
           </w:tcPr>
           <w:p>
             <w:pPr>
-              <w:pStyle w:val="Paragraphedeliste"/>
-              <w:ind w:left="0"/>
               <w:jc w:val="center"/>
               <w:rPr>
                 <w:b/>
@@ -3567,74 +2212,1235 @@
                 <w:b/>
                 <w:bCs/>
               </w:rPr>
-              <w:t xml:space="preserve">Data </w:t>
-            </w:r>
-            <w:proofErr w:type="spellStart"/>
-            <w:r>
+              <w:t>Clôture du pilote et validation finale</w:t>
+            </w:r>
+          </w:p>
+        </w:tc>
+        <w:tc>
+          <w:tcPr>
+            <w:tcW w:w="2287" w:type="dxa"/>
+            <w:vAlign w:val="center"/>
+            <w:hideMark/>
+          </w:tcPr>
+          <w:p>
+            <w:pPr>
+              <w:jc w:val="center"/>
+            </w:pPr>
+            <w:r>
+              <w:t>04/07/2025</w:t>
+            </w:r>
+          </w:p>
+        </w:tc>
+        <w:tc>
+          <w:tcPr>
+            <w:tcW w:w="3591" w:type="dxa"/>
+            <w:vAlign w:val="center"/>
+            <w:hideMark/>
+          </w:tcPr>
+          <w:p>
+            <w:pPr>
+              <w:jc w:val="center"/>
+            </w:pPr>
+            <w:r>
+              <w:t>Chef de projet</w:t>
+            </w:r>
+          </w:p>
+        </w:tc>
+      </w:tr>
+      <w:tr>
+        <w:trPr>
+          <w:tblCellSpacing w:w="15" w:type="dxa"/>
+        </w:trPr>
+        <w:tc>
+          <w:tcPr>
+            <w:tcW w:w="4067" w:type="dxa"/>
+            <w:shd w:val="clear" w:color="auto" w:fill="D9D9D9" w:themeFill="background1" w:themeFillShade="D9"/>
+            <w:vAlign w:val="center"/>
+            <w:hideMark/>
+          </w:tcPr>
+          <w:p>
+            <w:pPr>
+              <w:jc w:val="center"/>
               <w:rPr>
                 <w:b/>
                 <w:bCs/>
               </w:rPr>
-              <w:t>Users</w:t>
-            </w:r>
-            <w:proofErr w:type="spellEnd"/>
+            </w:pPr>
             <w:r>
               <w:rPr>
                 <w:b/>
                 <w:bCs/>
               </w:rPr>
-              <w:t xml:space="preserve"> (</w:t>
-            </w:r>
-            <w:proofErr w:type="spellStart"/>
-            <w:r>
+              <w:t>Rapport de synthèse + recommandations</w:t>
+            </w:r>
+          </w:p>
+        </w:tc>
+        <w:tc>
+          <w:tcPr>
+            <w:tcW w:w="2287" w:type="dxa"/>
+            <w:vAlign w:val="center"/>
+            <w:hideMark/>
+          </w:tcPr>
+          <w:p>
+            <w:pPr>
+              <w:jc w:val="center"/>
+            </w:pPr>
+            <w:r>
+              <w:t>08/07/2025</w:t>
+            </w:r>
+          </w:p>
+        </w:tc>
+        <w:tc>
+          <w:tcPr>
+            <w:tcW w:w="3591" w:type="dxa"/>
+            <w:vAlign w:val="center"/>
+            <w:hideMark/>
+          </w:tcPr>
+          <w:p>
+            <w:pPr>
+              <w:jc w:val="center"/>
+            </w:pPr>
+            <w:r>
+              <w:t>Chef de projet</w:t>
+            </w:r>
+          </w:p>
+        </w:tc>
+      </w:tr>
+    </w:tbl>
+    <w:p>
+      <w:pPr>
+        <w:rPr>
+          <w:b/>
+          <w:bCs/>
+        </w:rPr>
+      </w:pPr>
+    </w:p>
+    <w:p>
+      <w:pPr>
+        <w:rPr>
+          <w:b/>
+          <w:bCs/>
+        </w:rPr>
+      </w:pPr>
+    </w:p>
+    <w:p>
+      <w:pPr>
+        <w:rPr>
+          <w:b/>
+          <w:bCs/>
+        </w:rPr>
+      </w:pPr>
+    </w:p>
+    <w:p>
+      <w:pPr>
+        <w:rPr>
+          <w:b/>
+          <w:bCs/>
+        </w:rPr>
+      </w:pPr>
+    </w:p>
+    <w:p>
+      <w:pPr>
+        <w:rPr>
+          <w:b/>
+          <w:bCs/>
+        </w:rPr>
+      </w:pPr>
+    </w:p>
+    <w:p>
+      <w:pPr>
+        <w:rPr>
+          <w:b/>
+          <w:bCs/>
+        </w:rPr>
+      </w:pPr>
+      <w:r>
+        <w:rPr>
+          <w:b/>
+          <w:bCs/>
+        </w:rPr>
+        <w:lastRenderedPageBreak/>
+        <w:t>5. Livrables clés</w:t>
+      </w:r>
+    </w:p>
+    <w:p>
+      <w:r>
+        <w:rPr>
+          <w:u w:val="single"/>
+        </w:rPr>
+        <w:t>Rapport qualité des données</w:t>
+      </w:r>
+      <w:r>
+        <w:t xml:space="preserve"> : comparaison complète </w:t>
+      </w:r>
+      <w:r>
+        <w:rPr>
+          <w:i/>
+          <w:iCs/>
+        </w:rPr>
+        <w:t>avant/après</w:t>
+      </w:r>
+      <w:r>
+        <w:t>, incluant des métriques sur la complétude, la cohérence, les doublons, et les erreurs typées (ex. formats, valeurs hors bornes).</w:t>
+      </w:r>
+    </w:p>
+    <w:p>
+      <w:r>
+        <w:rPr>
+          <w:u w:val="single"/>
+        </w:rPr>
+        <w:t>Évaluation de la conformité RGPD/CCPA</w:t>
+      </w:r>
+      <w:r>
+        <w:t xml:space="preserve"> : DPIA formalisé, journal des consentements, cartographie des traitements, et état des habilitations.</w:t>
+      </w:r>
+    </w:p>
+    <w:p>
+      <w:r>
+        <w:rPr>
+          <w:u w:val="single"/>
+        </w:rPr>
+        <w:t>Plan d’intégration technique</w:t>
+      </w:r>
+      <w:r>
+        <w:t xml:space="preserve"> : architecture des flux, description des outils connectés (catalogage, qualité, sécurité), logs d’exécution et schémas d’accès aux données.</w:t>
+      </w:r>
+    </w:p>
+    <w:p>
+      <w:r>
+        <w:rPr>
+          <w:u w:val="single"/>
+        </w:rPr>
+        <w:t>Rapport d’analyse des risques</w:t>
+      </w:r>
+      <w:r>
+        <w:t xml:space="preserve"> : analyse des risques initiaux, évaluation de la couverture post-pilote, actions correctives mises en œuvre.</w:t>
+      </w:r>
+    </w:p>
+    <w:p>
+      <w:r>
+        <w:rPr>
+          <w:u w:val="single"/>
+        </w:rPr>
+        <w:t>Synthèse des retours utilisateurs</w:t>
+      </w:r>
+      <w:r>
+        <w:t xml:space="preserve"> : grille d’évaluation (notation), verbatim des retours, niveau d’adoption perçu, et propositions d’amélioration.</w:t>
+      </w:r>
+    </w:p>
+    <w:p>
+      <w:r>
+        <w:rPr>
+          <w:u w:val="single"/>
+        </w:rPr>
+        <w:t>Tableau de bord final</w:t>
+      </w:r>
+      <w:r>
+        <w:t xml:space="preserve"> : KPIs de gouvernance en visualisation (via Power BI), version initiale du modèle de suivi pour généralisation.</w:t>
+      </w:r>
+    </w:p>
+    <w:p>
+      <w:pPr>
+        <w:rPr>
+          <w:b/>
+          <w:bCs/>
+        </w:rPr>
+      </w:pPr>
+    </w:p>
+    <w:p>
+      <w:pPr>
+        <w:rPr>
+          <w:b/>
+          <w:bCs/>
+        </w:rPr>
+      </w:pPr>
+      <w:r>
+        <w:rPr>
+          <w:b/>
+          <w:bCs/>
+        </w:rPr>
+        <w:t>6. Indicateurs de performance clés (KPIs)</w:t>
+      </w:r>
+    </w:p>
+    <w:p>
+      <w:r>
+        <w:rPr>
+          <w:u w:val="single"/>
+        </w:rPr>
+        <w:t>Score de qualité des données</w:t>
+      </w:r>
+      <w:r>
+        <w:t xml:space="preserve"> : amélioration de 25 % sur la complétude moyenne et 30 % de réduction des doublons ou anomalies détectées.</w:t>
+      </w:r>
+    </w:p>
+    <w:p>
+      <w:r>
+        <w:rPr>
+          <w:u w:val="single"/>
+        </w:rPr>
+        <w:t>Score de conformité RGPD/CCPA</w:t>
+      </w:r>
+      <w:r>
+        <w:t xml:space="preserve"> : 100 % des jeux de données mappés et DPIA validé ; log de consentement complet à 95 %.</w:t>
+      </w:r>
+    </w:p>
+    <w:p>
+      <w:r>
+        <w:rPr>
+          <w:u w:val="single"/>
+        </w:rPr>
+        <w:t>Temps d’accès aux données (métier)</w:t>
+      </w:r>
+      <w:r>
+        <w:t xml:space="preserve"> : réduction de 70 % du délai moyen (ex : de 3 jours à moin</w:t>
+      </w:r>
+      <w:r>
+        <w:t>s</w:t>
+      </w:r>
+      <w:r>
+        <w:t xml:space="preserve"> de 1 jour ouvré).</w:t>
+      </w:r>
+    </w:p>
+    <w:p>
+      <w:r>
+        <w:rPr>
+          <w:u w:val="single"/>
+        </w:rPr>
+        <w:t>Couverture des risques critiques</w:t>
+      </w:r>
+      <w:r>
+        <w:t xml:space="preserve"> : 100 % des risques classés "élevés" documentés et partiellement ou totalement traités.</w:t>
+      </w:r>
+    </w:p>
+    <w:p>
+      <w:r>
+        <w:rPr>
+          <w:u w:val="single"/>
+        </w:rPr>
+        <w:t>Taux d’adoption / satisfaction utilisateur</w:t>
+      </w:r>
+      <w:r>
+        <w:t xml:space="preserve"> : 80 % des utilisateurs pilotes estiment que le cadre facilite leur usage de la donnée (via feedbacks ou sondage).</w:t>
+      </w:r>
+    </w:p>
+    <w:p>
+      <w:pPr>
+        <w:rPr>
+          <w:b/>
+          <w:bCs/>
+        </w:rPr>
+      </w:pPr>
+      <w:r>
+        <w:rPr>
+          <w:u w:val="single"/>
+        </w:rPr>
+        <w:t>Taux de documentation publiée</w:t>
+      </w:r>
+      <w:r>
+        <w:t xml:space="preserve"> : 100 % des jeux de données pilotes documentés dans </w:t>
+      </w:r>
+      <w:proofErr w:type="spellStart"/>
+      <w:r>
+        <w:t>Alation</w:t>
+      </w:r>
+      <w:proofErr w:type="spellEnd"/>
+      <w:r>
+        <w:t xml:space="preserve"> (ou outil choisi), avec glossaire et </w:t>
+      </w:r>
+      <w:proofErr w:type="spellStart"/>
+      <w:r>
+        <w:t>ownership</w:t>
+      </w:r>
+      <w:proofErr w:type="spellEnd"/>
+      <w:r>
+        <w:t xml:space="preserve"> clairement identifié.</w:t>
+      </w:r>
+    </w:p>
+    <w:p>
+      <w:pPr>
+        <w:rPr>
+          <w:b/>
+          <w:bCs/>
+        </w:rPr>
+      </w:pPr>
+    </w:p>
+    <w:p>
+      <w:pPr>
+        <w:rPr>
+          <w:b/>
+          <w:bCs/>
+        </w:rPr>
+      </w:pPr>
+    </w:p>
+    <w:p>
+      <w:pPr>
+        <w:rPr>
+          <w:b/>
+          <w:bCs/>
+        </w:rPr>
+      </w:pPr>
+    </w:p>
+    <w:p>
+      <w:pPr>
+        <w:rPr>
+          <w:b/>
+          <w:bCs/>
+        </w:rPr>
+      </w:pPr>
+    </w:p>
+    <w:p>
+      <w:pPr>
+        <w:rPr>
+          <w:b/>
+          <w:bCs/>
+        </w:rPr>
+      </w:pPr>
+      <w:r>
+        <w:rPr>
+          <w:b/>
+          <w:bCs/>
+        </w:rPr>
+        <w:lastRenderedPageBreak/>
+        <w:t>7. Gestion des risques</w:t>
+      </w:r>
+    </w:p>
+    <w:tbl>
+      <w:tblPr>
+        <w:tblW w:w="9781" w:type="dxa"/>
+        <w:tblCellSpacing w:w="15" w:type="dxa"/>
+        <w:tblCellMar>
+          <w:top w:w="15" w:type="dxa"/>
+          <w:left w:w="15" w:type="dxa"/>
+          <w:bottom w:w="15" w:type="dxa"/>
+          <w:right w:w="15" w:type="dxa"/>
+        </w:tblCellMar>
+        <w:tblLook w:val="04A0" w:firstRow="1" w:lastRow="0" w:firstColumn="1" w:lastColumn="0" w:noHBand="0" w:noVBand="1"/>
+      </w:tblPr>
+      <w:tblGrid>
+        <w:gridCol w:w="2399"/>
+        <w:gridCol w:w="1257"/>
+        <w:gridCol w:w="1164"/>
+        <w:gridCol w:w="4961"/>
+      </w:tblGrid>
+      <w:tr>
+        <w:trPr>
+          <w:tblHeader/>
+          <w:tblCellSpacing w:w="15" w:type="dxa"/>
+        </w:trPr>
+        <w:tc>
+          <w:tcPr>
+            <w:tcW w:w="0" w:type="auto"/>
+            <w:shd w:val="clear" w:color="auto" w:fill="BFBFBF" w:themeFill="background1" w:themeFillShade="BF"/>
+            <w:vAlign w:val="center"/>
+            <w:hideMark/>
+          </w:tcPr>
+          <w:p>
+            <w:pPr>
+              <w:jc w:val="center"/>
               <w:rPr>
                 <w:b/>
                 <w:bCs/>
               </w:rPr>
-              <w:t>Analysts</w:t>
-            </w:r>
-            <w:proofErr w:type="spellEnd"/>
+            </w:pPr>
             <w:r>
               <w:rPr>
                 <w:b/>
                 <w:bCs/>
               </w:rPr>
-              <w:t>, Scientists, Business Teams)</w:t>
+              <w:t>Risque identifié</w:t>
             </w:r>
           </w:p>
         </w:tc>
         <w:tc>
           <w:tcPr>
-            <w:tcW w:w="5523" w:type="dxa"/>
+            <w:tcW w:w="0" w:type="auto"/>
+            <w:shd w:val="clear" w:color="auto" w:fill="BFBFBF" w:themeFill="background1" w:themeFillShade="BF"/>
             <w:vAlign w:val="center"/>
+            <w:hideMark/>
           </w:tcPr>
           <w:p>
             <w:pPr>
-              <w:pStyle w:val="Paragraphedeliste"/>
-              <w:ind w:left="0"/>
+              <w:jc w:val="center"/>
               <w:rPr>
-                <w:i/>
-                <w:iCs/>
+                <w:b/>
+                <w:bCs/>
               </w:rPr>
             </w:pPr>
             <w:r>
               <w:rPr>
-                <w:i/>
-                <w:iCs/>
+                <w:b/>
+                <w:bCs/>
               </w:rPr>
-              <w:t>Exploitent les données pour l’analyse, la décision ou l’innovation</w:t>
-            </w:r>
-            <w:r>
+              <w:t>Probabilité</w:t>
+            </w:r>
+          </w:p>
+        </w:tc>
+        <w:tc>
+          <w:tcPr>
+            <w:tcW w:w="1134" w:type="dxa"/>
+            <w:shd w:val="clear" w:color="auto" w:fill="BFBFBF" w:themeFill="background1" w:themeFillShade="BF"/>
+            <w:vAlign w:val="center"/>
+            <w:hideMark/>
+          </w:tcPr>
+          <w:p>
+            <w:pPr>
+              <w:jc w:val="center"/>
               <w:rPr>
-                <w:i/>
-                <w:iCs/>
+                <w:b/>
+                <w:bCs/>
               </w:rPr>
-              <w:t>, au cœur des équipes métiers</w:t>
+            </w:pPr>
+            <w:r>
+              <w:rPr>
+                <w:b/>
+                <w:bCs/>
+              </w:rPr>
+              <w:t>Impact</w:t>
+            </w:r>
+          </w:p>
+        </w:tc>
+        <w:tc>
+          <w:tcPr>
+            <w:tcW w:w="4916" w:type="dxa"/>
+            <w:shd w:val="clear" w:color="auto" w:fill="BFBFBF" w:themeFill="background1" w:themeFillShade="BF"/>
+            <w:vAlign w:val="center"/>
+            <w:hideMark/>
+          </w:tcPr>
+          <w:p>
+            <w:pPr>
+              <w:jc w:val="center"/>
+              <w:rPr>
+                <w:b/>
+                <w:bCs/>
+              </w:rPr>
+            </w:pPr>
+            <w:r>
+              <w:rPr>
+                <w:b/>
+                <w:bCs/>
+              </w:rPr>
+              <w:t>Stratégie de mitigation</w:t>
+            </w:r>
+          </w:p>
+        </w:tc>
+      </w:tr>
+      <w:tr>
+        <w:trPr>
+          <w:tblCellSpacing w:w="15" w:type="dxa"/>
+        </w:trPr>
+        <w:tc>
+          <w:tcPr>
+            <w:tcW w:w="0" w:type="auto"/>
+            <w:shd w:val="clear" w:color="auto" w:fill="D9D9D9" w:themeFill="background1" w:themeFillShade="D9"/>
+            <w:vAlign w:val="center"/>
+            <w:hideMark/>
+          </w:tcPr>
+          <w:p>
+            <w:pPr>
+              <w:jc w:val="center"/>
+              <w:rPr>
+                <w:b/>
+                <w:bCs/>
+              </w:rPr>
+            </w:pPr>
+            <w:r>
+              <w:rPr>
+                <w:b/>
+                <w:bCs/>
+              </w:rPr>
+              <w:t>Non-conformité RGPD/CCPA</w:t>
+            </w:r>
+          </w:p>
+        </w:tc>
+        <w:tc>
+          <w:tcPr>
+            <w:tcW w:w="0" w:type="auto"/>
+            <w:vAlign w:val="center"/>
+            <w:hideMark/>
+          </w:tcPr>
+          <w:p>
+            <w:pPr>
+              <w:jc w:val="center"/>
+            </w:pPr>
+            <w:r>
+              <w:t>Moyenne</w:t>
+            </w:r>
+          </w:p>
+        </w:tc>
+        <w:tc>
+          <w:tcPr>
+            <w:tcW w:w="1134" w:type="dxa"/>
+            <w:vAlign w:val="center"/>
+            <w:hideMark/>
+          </w:tcPr>
+          <w:p>
+            <w:pPr>
+              <w:jc w:val="center"/>
+            </w:pPr>
+            <w:r>
+              <w:t>Élevé</w:t>
+            </w:r>
+          </w:p>
+        </w:tc>
+        <w:tc>
+          <w:tcPr>
+            <w:tcW w:w="4916" w:type="dxa"/>
+            <w:vAlign w:val="center"/>
+            <w:hideMark/>
+          </w:tcPr>
+          <w:p>
+            <w:r>
+              <w:t>Réalisation anticipée du DPIA, accompagnement renforcé du DPO, vérification croisée des consentements.</w:t>
+            </w:r>
+          </w:p>
+        </w:tc>
+      </w:tr>
+      <w:tr>
+        <w:trPr>
+          <w:tblCellSpacing w:w="15" w:type="dxa"/>
+        </w:trPr>
+        <w:tc>
+          <w:tcPr>
+            <w:tcW w:w="0" w:type="auto"/>
+            <w:shd w:val="clear" w:color="auto" w:fill="D9D9D9" w:themeFill="background1" w:themeFillShade="D9"/>
+            <w:vAlign w:val="center"/>
+            <w:hideMark/>
+          </w:tcPr>
+          <w:p>
+            <w:pPr>
+              <w:jc w:val="center"/>
+              <w:rPr>
+                <w:b/>
+                <w:bCs/>
+              </w:rPr>
+            </w:pPr>
+            <w:r>
+              <w:rPr>
+                <w:b/>
+                <w:bCs/>
+              </w:rPr>
+              <w:t>Résistance au changement métier</w:t>
+            </w:r>
+          </w:p>
+        </w:tc>
+        <w:tc>
+          <w:tcPr>
+            <w:tcW w:w="0" w:type="auto"/>
+            <w:vAlign w:val="center"/>
+            <w:hideMark/>
+          </w:tcPr>
+          <w:p>
+            <w:pPr>
+              <w:jc w:val="center"/>
+            </w:pPr>
+            <w:r>
+              <w:t>Élevée</w:t>
+            </w:r>
+          </w:p>
+        </w:tc>
+        <w:tc>
+          <w:tcPr>
+            <w:tcW w:w="1134" w:type="dxa"/>
+            <w:vAlign w:val="center"/>
+            <w:hideMark/>
+          </w:tcPr>
+          <w:p>
+            <w:pPr>
+              <w:jc w:val="center"/>
+            </w:pPr>
+            <w:r>
+              <w:t>Moyenne</w:t>
+            </w:r>
+          </w:p>
+        </w:tc>
+        <w:tc>
+          <w:tcPr>
+            <w:tcW w:w="4916" w:type="dxa"/>
+            <w:vAlign w:val="center"/>
+            <w:hideMark/>
+          </w:tcPr>
+          <w:p>
+            <w:r>
+              <w:t>Organisation d’ateliers ciblés, implication d’ambassadeurs métier, feedbacks en continu pendant 6 semaines.</w:t>
+            </w:r>
+          </w:p>
+        </w:tc>
+      </w:tr>
+      <w:tr>
+        <w:trPr>
+          <w:tblCellSpacing w:w="15" w:type="dxa"/>
+        </w:trPr>
+        <w:tc>
+          <w:tcPr>
+            <w:tcW w:w="0" w:type="auto"/>
+            <w:shd w:val="clear" w:color="auto" w:fill="D9D9D9" w:themeFill="background1" w:themeFillShade="D9"/>
+            <w:vAlign w:val="center"/>
+            <w:hideMark/>
+          </w:tcPr>
+          <w:p>
+            <w:pPr>
+              <w:jc w:val="center"/>
+              <w:rPr>
+                <w:b/>
+                <w:bCs/>
+              </w:rPr>
+            </w:pPr>
+            <w:r>
+              <w:rPr>
+                <w:b/>
+                <w:bCs/>
+              </w:rPr>
+              <w:t>Qualité des données insuffisante</w:t>
+            </w:r>
+          </w:p>
+        </w:tc>
+        <w:tc>
+          <w:tcPr>
+            <w:tcW w:w="0" w:type="auto"/>
+            <w:vAlign w:val="center"/>
+            <w:hideMark/>
+          </w:tcPr>
+          <w:p>
+            <w:pPr>
+              <w:jc w:val="center"/>
+            </w:pPr>
+            <w:r>
+              <w:t>Moyenne</w:t>
+            </w:r>
+          </w:p>
+        </w:tc>
+        <w:tc>
+          <w:tcPr>
+            <w:tcW w:w="1134" w:type="dxa"/>
+            <w:vAlign w:val="center"/>
+            <w:hideMark/>
+          </w:tcPr>
+          <w:p>
+            <w:pPr>
+              <w:jc w:val="center"/>
+            </w:pPr>
+            <w:r>
+              <w:t>Élevé</w:t>
+            </w:r>
+          </w:p>
+        </w:tc>
+        <w:tc>
+          <w:tcPr>
+            <w:tcW w:w="4916" w:type="dxa"/>
+            <w:vAlign w:val="center"/>
+            <w:hideMark/>
+          </w:tcPr>
+          <w:p>
+            <w:r>
+              <w:t xml:space="preserve">Déploiement de règles automatisées avec </w:t>
+            </w:r>
+            <w:proofErr w:type="spellStart"/>
+            <w:r>
+              <w:t>Ataccama</w:t>
+            </w:r>
+            <w:proofErr w:type="spellEnd"/>
+            <w:r>
+              <w:t xml:space="preserve"> ONE, revue manuelle élargie en Semaine 4, suivi via </w:t>
+            </w:r>
+            <w:proofErr w:type="spellStart"/>
+            <w:r>
+              <w:t>dashboard</w:t>
+            </w:r>
+            <w:proofErr w:type="spellEnd"/>
+            <w:r>
+              <w:t>.</w:t>
+            </w:r>
+          </w:p>
+        </w:tc>
+      </w:tr>
+      <w:tr>
+        <w:trPr>
+          <w:tblCellSpacing w:w="15" w:type="dxa"/>
+        </w:trPr>
+        <w:tc>
+          <w:tcPr>
+            <w:tcW w:w="0" w:type="auto"/>
+            <w:shd w:val="clear" w:color="auto" w:fill="D9D9D9" w:themeFill="background1" w:themeFillShade="D9"/>
+            <w:vAlign w:val="center"/>
+            <w:hideMark/>
+          </w:tcPr>
+          <w:p>
+            <w:pPr>
+              <w:jc w:val="center"/>
+              <w:rPr>
+                <w:b/>
+                <w:bCs/>
+              </w:rPr>
+            </w:pPr>
+            <w:r>
+              <w:rPr>
+                <w:b/>
+                <w:bCs/>
+              </w:rPr>
+              <w:t>Intégration technique incomplète</w:t>
+            </w:r>
+          </w:p>
+        </w:tc>
+        <w:tc>
+          <w:tcPr>
+            <w:tcW w:w="0" w:type="auto"/>
+            <w:vAlign w:val="center"/>
+            <w:hideMark/>
+          </w:tcPr>
+          <w:p>
+            <w:pPr>
+              <w:jc w:val="center"/>
+            </w:pPr>
+            <w:r>
+              <w:t>Moyenne</w:t>
+            </w:r>
+          </w:p>
+        </w:tc>
+        <w:tc>
+          <w:tcPr>
+            <w:tcW w:w="1134" w:type="dxa"/>
+            <w:vAlign w:val="center"/>
+            <w:hideMark/>
+          </w:tcPr>
+          <w:p>
+            <w:pPr>
+              <w:jc w:val="center"/>
+            </w:pPr>
+            <w:r>
+              <w:t>Élevé</w:t>
+            </w:r>
+          </w:p>
+        </w:tc>
+        <w:tc>
+          <w:tcPr>
+            <w:tcW w:w="4916" w:type="dxa"/>
+            <w:vAlign w:val="center"/>
+            <w:hideMark/>
+          </w:tcPr>
+          <w:p>
+            <w:r>
+              <w:t>Intégration progressive par lots, tests unitaires planifiés dès Semaine 3, supervision technique par Elton Log.</w:t>
+            </w:r>
+          </w:p>
+        </w:tc>
+      </w:tr>
+      <w:tr>
+        <w:trPr>
+          <w:tblCellSpacing w:w="15" w:type="dxa"/>
+        </w:trPr>
+        <w:tc>
+          <w:tcPr>
+            <w:tcW w:w="0" w:type="auto"/>
+            <w:shd w:val="clear" w:color="auto" w:fill="D9D9D9" w:themeFill="background1" w:themeFillShade="D9"/>
+            <w:vAlign w:val="center"/>
+            <w:hideMark/>
+          </w:tcPr>
+          <w:p>
+            <w:pPr>
+              <w:jc w:val="center"/>
+              <w:rPr>
+                <w:b/>
+                <w:bCs/>
+              </w:rPr>
+            </w:pPr>
+            <w:r>
+              <w:rPr>
+                <w:b/>
+                <w:bCs/>
+              </w:rPr>
+              <w:t>Surcharge ou indisponibilité des ressources</w:t>
+            </w:r>
+          </w:p>
+        </w:tc>
+        <w:tc>
+          <w:tcPr>
+            <w:tcW w:w="0" w:type="auto"/>
+            <w:vAlign w:val="center"/>
+            <w:hideMark/>
+          </w:tcPr>
+          <w:p>
+            <w:pPr>
+              <w:jc w:val="center"/>
+            </w:pPr>
+            <w:r>
+              <w:t>Moyenne</w:t>
+            </w:r>
+          </w:p>
+        </w:tc>
+        <w:tc>
+          <w:tcPr>
+            <w:tcW w:w="1134" w:type="dxa"/>
+            <w:vAlign w:val="center"/>
+            <w:hideMark/>
+          </w:tcPr>
+          <w:p>
+            <w:pPr>
+              <w:jc w:val="center"/>
+            </w:pPr>
+            <w:r>
+              <w:t>Moyen</w:t>
+            </w:r>
+          </w:p>
+        </w:tc>
+        <w:tc>
+          <w:tcPr>
+            <w:tcW w:w="4916" w:type="dxa"/>
+            <w:vAlign w:val="center"/>
+            <w:hideMark/>
+          </w:tcPr>
+          <w:p>
+            <w:r>
+              <w:t>Planification réaliste, backups pour les rôles clés, suivi hebdomadaire de la charge.</w:t>
+            </w:r>
+          </w:p>
+        </w:tc>
+      </w:tr>
+      <w:tr>
+        <w:trPr>
+          <w:tblCellSpacing w:w="15" w:type="dxa"/>
+        </w:trPr>
+        <w:tc>
+          <w:tcPr>
+            <w:tcW w:w="0" w:type="auto"/>
+            <w:shd w:val="clear" w:color="auto" w:fill="D9D9D9" w:themeFill="background1" w:themeFillShade="D9"/>
+            <w:vAlign w:val="center"/>
+            <w:hideMark/>
+          </w:tcPr>
+          <w:p>
+            <w:pPr>
+              <w:jc w:val="center"/>
+              <w:rPr>
+                <w:b/>
+                <w:bCs/>
+              </w:rPr>
+            </w:pPr>
+            <w:r>
+              <w:rPr>
+                <w:b/>
+                <w:bCs/>
+              </w:rPr>
+              <w:t>Données non documentées à temps</w:t>
+            </w:r>
+          </w:p>
+        </w:tc>
+        <w:tc>
+          <w:tcPr>
+            <w:tcW w:w="0" w:type="auto"/>
+            <w:vAlign w:val="center"/>
+            <w:hideMark/>
+          </w:tcPr>
+          <w:p>
+            <w:pPr>
+              <w:jc w:val="center"/>
+            </w:pPr>
+            <w:r>
+              <w:t>Moyenne</w:t>
+            </w:r>
+          </w:p>
+        </w:tc>
+        <w:tc>
+          <w:tcPr>
+            <w:tcW w:w="1134" w:type="dxa"/>
+            <w:vAlign w:val="center"/>
+            <w:hideMark/>
+          </w:tcPr>
+          <w:p>
+            <w:pPr>
+              <w:jc w:val="center"/>
+            </w:pPr>
+            <w:r>
+              <w:t>Moyen</w:t>
+            </w:r>
+          </w:p>
+        </w:tc>
+        <w:tc>
+          <w:tcPr>
+            <w:tcW w:w="4916" w:type="dxa"/>
+            <w:vAlign w:val="center"/>
+            <w:hideMark/>
+          </w:tcPr>
+          <w:p>
+            <w:r>
+              <w:t>Affectation prioritaire au Data Steward, relances automatiques via Notion / Jira.</w:t>
             </w:r>
           </w:p>
         </w:tc>
       </w:tr>
     </w:tbl>
+    <w:p>
+      <w:pPr>
+        <w:rPr>
+          <w:b/>
+          <w:bCs/>
+        </w:rPr>
+      </w:pPr>
+    </w:p>
+    <w:p>
+      <w:pPr>
+        <w:rPr>
+          <w:b/>
+          <w:bCs/>
+        </w:rPr>
+      </w:pPr>
+    </w:p>
+    <w:p>
+      <w:pPr>
+        <w:rPr>
+          <w:b/>
+          <w:bCs/>
+        </w:rPr>
+      </w:pPr>
+      <w:r>
+        <w:rPr>
+          <w:b/>
+          <w:bCs/>
+        </w:rPr>
+        <w:t>8. Formation et conduite du changement</w:t>
+      </w:r>
+    </w:p>
+    <w:p>
+      <w:pPr>
+        <w:numPr>
+          <w:ilvl w:val="0"/>
+          <w:numId w:val="42"/>
+        </w:numPr>
+      </w:pPr>
+      <w:r>
+        <w:t xml:space="preserve">Sessions de formation : </w:t>
+      </w:r>
+      <w:r>
+        <w:t>3</w:t>
+      </w:r>
+      <w:r>
+        <w:t xml:space="preserve"> ateliers à destination des Product Managers et analystes</w:t>
+      </w:r>
+      <w:r>
+        <w:t> : Introduction au cadre de gouvernance (S1) / Utilisation des outils (S3) / Retours d’expérience (S6)</w:t>
+      </w:r>
+    </w:p>
+    <w:p>
+      <w:pPr>
+        <w:numPr>
+          <w:ilvl w:val="0"/>
+          <w:numId w:val="42"/>
+        </w:numPr>
+      </w:pPr>
+      <w:r>
+        <w:t>Ressources de support : page Notion dédiée, guides pas à pas, contacts référents</w:t>
+      </w:r>
+      <w:r>
+        <w:t>, FAQ, tutoriels…</w:t>
+      </w:r>
+    </w:p>
+    <w:p>
+      <w:pPr>
+        <w:numPr>
+          <w:ilvl w:val="0"/>
+          <w:numId w:val="42"/>
+        </w:numPr>
+      </w:pPr>
+      <w:r>
+        <w:t>Canaux de feedback : canal Slack dédié, formulaire anonyme, réunions de suivi hebdomadaires.</w:t>
+      </w:r>
+    </w:p>
+    <w:p>
+      <w:pPr>
+        <w:rPr>
+          <w:b/>
+          <w:bCs/>
+        </w:rPr>
+      </w:pPr>
+    </w:p>
+    <w:p>
+      <w:pPr>
+        <w:rPr>
+          <w:b/>
+          <w:bCs/>
+        </w:rPr>
+      </w:pPr>
+    </w:p>
+    <w:p>
+      <w:pPr>
+        <w:rPr>
+          <w:b/>
+          <w:bCs/>
+        </w:rPr>
+      </w:pPr>
+      <w:r>
+        <w:rPr>
+          <w:b/>
+          <w:bCs/>
+        </w:rPr>
+        <w:lastRenderedPageBreak/>
+        <w:t>9. Évaluation et retours d’expérience</w:t>
+      </w:r>
+    </w:p>
+    <w:p>
+      <w:pPr>
+        <w:numPr>
+          <w:ilvl w:val="0"/>
+          <w:numId w:val="43"/>
+        </w:numPr>
+      </w:pPr>
+      <w:r>
+        <w:t>Évaluation du pilote : analyse quantitative via les KPIs définis</w:t>
+      </w:r>
+      <w:r>
+        <w:t xml:space="preserve">, </w:t>
+      </w:r>
+      <w:proofErr w:type="spellStart"/>
+      <w:r>
+        <w:t>dashboard</w:t>
+      </w:r>
+      <w:proofErr w:type="spellEnd"/>
+      <w:r>
+        <w:t xml:space="preserve"> </w:t>
+      </w:r>
+      <w:proofErr w:type="spellStart"/>
+      <w:r>
+        <w:t>PowerBI</w:t>
+      </w:r>
+      <w:proofErr w:type="spellEnd"/>
+      <w:r>
+        <w:t xml:space="preserve"> du projet</w:t>
+      </w:r>
+    </w:p>
+    <w:p>
+      <w:pPr>
+        <w:numPr>
+          <w:ilvl w:val="0"/>
+          <w:numId w:val="43"/>
+        </w:numPr>
+      </w:pPr>
+      <w:r>
+        <w:t>Leçons tirées : documentation des blocages, accélérateurs et axes d’amélioration.</w:t>
+      </w:r>
+    </w:p>
+    <w:p>
+      <w:pPr>
+        <w:numPr>
+          <w:ilvl w:val="0"/>
+          <w:numId w:val="43"/>
+        </w:numPr>
+      </w:pPr>
+      <w:r>
+        <w:t xml:space="preserve">Feedback des parties prenantes : enquête interne + entretiens qualitatifs pour ajuster le </w:t>
+      </w:r>
+      <w:r>
+        <w:t>cadre</w:t>
+      </w:r>
+      <w:r>
+        <w:t xml:space="preserve"> avant</w:t>
+      </w:r>
+      <w:r>
+        <w:t xml:space="preserve"> sa</w:t>
+      </w:r>
+      <w:r>
+        <w:t xml:space="preserve"> généralisation.</w:t>
+      </w:r>
+    </w:p>
+    <w:p>
+      <w:pPr>
+        <w:rPr>
+          <w:b/>
+          <w:bCs/>
+        </w:rPr>
+      </w:pPr>
+      <w:r>
+        <w:rPr>
+          <w:b/>
+          <w:bCs/>
+        </w:rPr>
+        <w:pict w14:anchorId="4CB4BCFB">
+          <v:rect id="_x0000_i1297" style="width:0;height:1.5pt" o:hralign="center" o:hrstd="t" o:hr="t" fillcolor="#a0a0a0" stroked="f"/>
+        </w:pict>
+      </w:r>
+    </w:p>
+    <w:p>
+      <w:pPr>
+        <w:rPr>
+          <w:b/>
+          <w:bCs/>
+        </w:rPr>
+      </w:pPr>
+      <w:r>
+        <w:rPr>
+          <w:b/>
+          <w:bCs/>
+        </w:rPr>
+        <w:t>10. Prochaines étapes</w:t>
+      </w:r>
+    </w:p>
+    <w:p>
+      <w:pPr>
+        <w:numPr>
+          <w:ilvl w:val="0"/>
+          <w:numId w:val="44"/>
+        </w:numPr>
+      </w:pPr>
+      <w:r>
+        <w:t>Plan de déploiement global : élargissement du cadre à d’autres jeux de données (métadonnées de contenu, données publicitaires…).</w:t>
+      </w:r>
+    </w:p>
+    <w:p>
+      <w:pPr>
+        <w:numPr>
+          <w:ilvl w:val="0"/>
+          <w:numId w:val="44"/>
+        </w:numPr>
+      </w:pPr>
+      <w:r>
+        <w:t>Ajustements : modifications de la politique de gouvernance sur la base des leçons du pilote (processus, outils, responsabilités).</w:t>
+      </w:r>
+    </w:p>
+    <w:p>
+      <w:pPr>
+        <w:rPr>
+          <w:b/>
+          <w:bCs/>
+        </w:rPr>
+      </w:pPr>
+      <w:r>
+        <w:rPr>
+          <w:b/>
+          <w:bCs/>
+        </w:rPr>
+        <w:pict w14:anchorId="4CC2D6F4">
+          <v:rect id="_x0000_i1298" style="width:0;height:1.5pt" o:hralign="center" o:hrstd="t" o:hr="t" fillcolor="#a0a0a0" stroked="f"/>
+        </w:pict>
+      </w:r>
+    </w:p>
+    <w:p>
+      <w:pPr>
+        <w:rPr>
+          <w:b/>
+          <w:bCs/>
+        </w:rPr>
+      </w:pPr>
+      <w:r>
+        <w:rPr>
+          <w:b/>
+          <w:bCs/>
+        </w:rPr>
+        <w:t>Préparé par : Loïc Valentini</w:t>
+      </w:r>
+      <w:r>
+        <w:rPr>
+          <w:b/>
+          <w:bCs/>
+        </w:rPr>
+        <w:br/>
+        <w:t>Titre : Consultant en stratégie et gouvernance des données</w:t>
+      </w:r>
+      <w:r>
+        <w:rPr>
+          <w:b/>
+          <w:bCs/>
+        </w:rPr>
+        <w:br/>
+        <w:t>Date : 17/05/2025</w:t>
+      </w:r>
+    </w:p>
     <w:p>
       <w:pPr>
         <w:rPr>
@@ -3994,6 +3800,155 @@
     </w:lvl>
   </w:abstractNum>
   <w:abstractNum w:abstractNumId="1" w15:restartNumberingAfterBreak="0">
+    <w:nsid w:val="05082317"/>
+    <w:multiLevelType w:val="multilevel"/>
+    <w:tmpl w:val="AABA1A8E"/>
+    <w:lvl w:ilvl="0">
+      <w:start w:val="1"/>
+      <w:numFmt w:val="bullet"/>
+      <w:lvlText w:val=""/>
+      <w:lvlJc w:val="left"/>
+      <w:pPr>
+        <w:tabs>
+          <w:tab w:val="num" w:pos="720"/>
+        </w:tabs>
+        <w:ind w:left="720" w:hanging="360"/>
+      </w:pPr>
+      <w:rPr>
+        <w:rFonts w:ascii="Symbol" w:hAnsi="Symbol" w:hint="default"/>
+        <w:sz w:val="20"/>
+      </w:rPr>
+    </w:lvl>
+    <w:lvl w:ilvl="1" w:tentative="1">
+      <w:start w:val="1"/>
+      <w:numFmt w:val="bullet"/>
+      <w:lvlText w:val="o"/>
+      <w:lvlJc w:val="left"/>
+      <w:pPr>
+        <w:tabs>
+          <w:tab w:val="num" w:pos="1440"/>
+        </w:tabs>
+        <w:ind w:left="1440" w:hanging="360"/>
+      </w:pPr>
+      <w:rPr>
+        <w:rFonts w:ascii="Courier New" w:hAnsi="Courier New" w:hint="default"/>
+        <w:sz w:val="20"/>
+      </w:rPr>
+    </w:lvl>
+    <w:lvl w:ilvl="2" w:tentative="1">
+      <w:start w:val="1"/>
+      <w:numFmt w:val="bullet"/>
+      <w:lvlText w:val=""/>
+      <w:lvlJc w:val="left"/>
+      <w:pPr>
+        <w:tabs>
+          <w:tab w:val="num" w:pos="2160"/>
+        </w:tabs>
+        <w:ind w:left="2160" w:hanging="360"/>
+      </w:pPr>
+      <w:rPr>
+        <w:rFonts w:ascii="Wingdings" w:hAnsi="Wingdings" w:hint="default"/>
+        <w:sz w:val="20"/>
+      </w:rPr>
+    </w:lvl>
+    <w:lvl w:ilvl="3" w:tentative="1">
+      <w:start w:val="1"/>
+      <w:numFmt w:val="bullet"/>
+      <w:lvlText w:val=""/>
+      <w:lvlJc w:val="left"/>
+      <w:pPr>
+        <w:tabs>
+          <w:tab w:val="num" w:pos="2880"/>
+        </w:tabs>
+        <w:ind w:left="2880" w:hanging="360"/>
+      </w:pPr>
+      <w:rPr>
+        <w:rFonts w:ascii="Wingdings" w:hAnsi="Wingdings" w:hint="default"/>
+        <w:sz w:val="20"/>
+      </w:rPr>
+    </w:lvl>
+    <w:lvl w:ilvl="4" w:tentative="1">
+      <w:start w:val="1"/>
+      <w:numFmt w:val="bullet"/>
+      <w:lvlText w:val=""/>
+      <w:lvlJc w:val="left"/>
+      <w:pPr>
+        <w:tabs>
+          <w:tab w:val="num" w:pos="3600"/>
+        </w:tabs>
+        <w:ind w:left="3600" w:hanging="360"/>
+      </w:pPr>
+      <w:rPr>
+        <w:rFonts w:ascii="Wingdings" w:hAnsi="Wingdings" w:hint="default"/>
+        <w:sz w:val="20"/>
+      </w:rPr>
+    </w:lvl>
+    <w:lvl w:ilvl="5" w:tentative="1">
+      <w:start w:val="1"/>
+      <w:numFmt w:val="bullet"/>
+      <w:lvlText w:val=""/>
+      <w:lvlJc w:val="left"/>
+      <w:pPr>
+        <w:tabs>
+          <w:tab w:val="num" w:pos="4320"/>
+        </w:tabs>
+        <w:ind w:left="4320" w:hanging="360"/>
+      </w:pPr>
+      <w:rPr>
+        <w:rFonts w:ascii="Wingdings" w:hAnsi="Wingdings" w:hint="default"/>
+        <w:sz w:val="20"/>
+      </w:rPr>
+    </w:lvl>
+    <w:lvl w:ilvl="6" w:tentative="1">
+      <w:start w:val="1"/>
+      <w:numFmt w:val="bullet"/>
+      <w:lvlText w:val=""/>
+      <w:lvlJc w:val="left"/>
+      <w:pPr>
+        <w:tabs>
+          <w:tab w:val="num" w:pos="5040"/>
+        </w:tabs>
+        <w:ind w:left="5040" w:hanging="360"/>
+      </w:pPr>
+      <w:rPr>
+        <w:rFonts w:ascii="Wingdings" w:hAnsi="Wingdings" w:hint="default"/>
+        <w:sz w:val="20"/>
+      </w:rPr>
+    </w:lvl>
+    <w:lvl w:ilvl="7" w:tentative="1">
+      <w:start w:val="1"/>
+      <w:numFmt w:val="bullet"/>
+      <w:lvlText w:val=""/>
+      <w:lvlJc w:val="left"/>
+      <w:pPr>
+        <w:tabs>
+          <w:tab w:val="num" w:pos="5760"/>
+        </w:tabs>
+        <w:ind w:left="5760" w:hanging="360"/>
+      </w:pPr>
+      <w:rPr>
+        <w:rFonts w:ascii="Wingdings" w:hAnsi="Wingdings" w:hint="default"/>
+        <w:sz w:val="20"/>
+      </w:rPr>
+    </w:lvl>
+    <w:lvl w:ilvl="8" w:tentative="1">
+      <w:start w:val="1"/>
+      <w:numFmt w:val="bullet"/>
+      <w:lvlText w:val=""/>
+      <w:lvlJc w:val="left"/>
+      <w:pPr>
+        <w:tabs>
+          <w:tab w:val="num" w:pos="6480"/>
+        </w:tabs>
+        <w:ind w:left="6480" w:hanging="360"/>
+      </w:pPr>
+      <w:rPr>
+        <w:rFonts w:ascii="Wingdings" w:hAnsi="Wingdings" w:hint="default"/>
+        <w:sz w:val="20"/>
+      </w:rPr>
+    </w:lvl>
+  </w:abstractNum>
+  <w:abstractNum w:abstractNumId="2" w15:restartNumberingAfterBreak="0">
     <w:nsid w:val="05D97495"/>
     <w:multiLevelType w:val="multilevel"/>
     <w:tmpl w:val="A2508498"/>
@@ -4142,7 +4097,156 @@
       </w:rPr>
     </w:lvl>
   </w:abstractNum>
-  <w:abstractNum w:abstractNumId="2" w15:restartNumberingAfterBreak="0">
+  <w:abstractNum w:abstractNumId="3" w15:restartNumberingAfterBreak="0">
+    <w:nsid w:val="060759C7"/>
+    <w:multiLevelType w:val="multilevel"/>
+    <w:tmpl w:val="E0DAD104"/>
+    <w:lvl w:ilvl="0">
+      <w:start w:val="1"/>
+      <w:numFmt w:val="bullet"/>
+      <w:lvlText w:val=""/>
+      <w:lvlJc w:val="left"/>
+      <w:pPr>
+        <w:tabs>
+          <w:tab w:val="num" w:pos="720"/>
+        </w:tabs>
+        <w:ind w:left="720" w:hanging="360"/>
+      </w:pPr>
+      <w:rPr>
+        <w:rFonts w:ascii="Symbol" w:hAnsi="Symbol" w:hint="default"/>
+        <w:sz w:val="20"/>
+      </w:rPr>
+    </w:lvl>
+    <w:lvl w:ilvl="1" w:tentative="1">
+      <w:start w:val="1"/>
+      <w:numFmt w:val="bullet"/>
+      <w:lvlText w:val="o"/>
+      <w:lvlJc w:val="left"/>
+      <w:pPr>
+        <w:tabs>
+          <w:tab w:val="num" w:pos="1440"/>
+        </w:tabs>
+        <w:ind w:left="1440" w:hanging="360"/>
+      </w:pPr>
+      <w:rPr>
+        <w:rFonts w:ascii="Courier New" w:hAnsi="Courier New" w:hint="default"/>
+        <w:sz w:val="20"/>
+      </w:rPr>
+    </w:lvl>
+    <w:lvl w:ilvl="2" w:tentative="1">
+      <w:start w:val="1"/>
+      <w:numFmt w:val="bullet"/>
+      <w:lvlText w:val=""/>
+      <w:lvlJc w:val="left"/>
+      <w:pPr>
+        <w:tabs>
+          <w:tab w:val="num" w:pos="2160"/>
+        </w:tabs>
+        <w:ind w:left="2160" w:hanging="360"/>
+      </w:pPr>
+      <w:rPr>
+        <w:rFonts w:ascii="Wingdings" w:hAnsi="Wingdings" w:hint="default"/>
+        <w:sz w:val="20"/>
+      </w:rPr>
+    </w:lvl>
+    <w:lvl w:ilvl="3" w:tentative="1">
+      <w:start w:val="1"/>
+      <w:numFmt w:val="bullet"/>
+      <w:lvlText w:val=""/>
+      <w:lvlJc w:val="left"/>
+      <w:pPr>
+        <w:tabs>
+          <w:tab w:val="num" w:pos="2880"/>
+        </w:tabs>
+        <w:ind w:left="2880" w:hanging="360"/>
+      </w:pPr>
+      <w:rPr>
+        <w:rFonts w:ascii="Wingdings" w:hAnsi="Wingdings" w:hint="default"/>
+        <w:sz w:val="20"/>
+      </w:rPr>
+    </w:lvl>
+    <w:lvl w:ilvl="4" w:tentative="1">
+      <w:start w:val="1"/>
+      <w:numFmt w:val="bullet"/>
+      <w:lvlText w:val=""/>
+      <w:lvlJc w:val="left"/>
+      <w:pPr>
+        <w:tabs>
+          <w:tab w:val="num" w:pos="3600"/>
+        </w:tabs>
+        <w:ind w:left="3600" w:hanging="360"/>
+      </w:pPr>
+      <w:rPr>
+        <w:rFonts w:ascii="Wingdings" w:hAnsi="Wingdings" w:hint="default"/>
+        <w:sz w:val="20"/>
+      </w:rPr>
+    </w:lvl>
+    <w:lvl w:ilvl="5" w:tentative="1">
+      <w:start w:val="1"/>
+      <w:numFmt w:val="bullet"/>
+      <w:lvlText w:val=""/>
+      <w:lvlJc w:val="left"/>
+      <w:pPr>
+        <w:tabs>
+          <w:tab w:val="num" w:pos="4320"/>
+        </w:tabs>
+        <w:ind w:left="4320" w:hanging="360"/>
+      </w:pPr>
+      <w:rPr>
+        <w:rFonts w:ascii="Wingdings" w:hAnsi="Wingdings" w:hint="default"/>
+        <w:sz w:val="20"/>
+      </w:rPr>
+    </w:lvl>
+    <w:lvl w:ilvl="6" w:tentative="1">
+      <w:start w:val="1"/>
+      <w:numFmt w:val="bullet"/>
+      <w:lvlText w:val=""/>
+      <w:lvlJc w:val="left"/>
+      <w:pPr>
+        <w:tabs>
+          <w:tab w:val="num" w:pos="5040"/>
+        </w:tabs>
+        <w:ind w:left="5040" w:hanging="360"/>
+      </w:pPr>
+      <w:rPr>
+        <w:rFonts w:ascii="Wingdings" w:hAnsi="Wingdings" w:hint="default"/>
+        <w:sz w:val="20"/>
+      </w:rPr>
+    </w:lvl>
+    <w:lvl w:ilvl="7" w:tentative="1">
+      <w:start w:val="1"/>
+      <w:numFmt w:val="bullet"/>
+      <w:lvlText w:val=""/>
+      <w:lvlJc w:val="left"/>
+      <w:pPr>
+        <w:tabs>
+          <w:tab w:val="num" w:pos="5760"/>
+        </w:tabs>
+        <w:ind w:left="5760" w:hanging="360"/>
+      </w:pPr>
+      <w:rPr>
+        <w:rFonts w:ascii="Wingdings" w:hAnsi="Wingdings" w:hint="default"/>
+        <w:sz w:val="20"/>
+      </w:rPr>
+    </w:lvl>
+    <w:lvl w:ilvl="8" w:tentative="1">
+      <w:start w:val="1"/>
+      <w:numFmt w:val="bullet"/>
+      <w:lvlText w:val=""/>
+      <w:lvlJc w:val="left"/>
+      <w:pPr>
+        <w:tabs>
+          <w:tab w:val="num" w:pos="6480"/>
+        </w:tabs>
+        <w:ind w:left="6480" w:hanging="360"/>
+      </w:pPr>
+      <w:rPr>
+        <w:rFonts w:ascii="Wingdings" w:hAnsi="Wingdings" w:hint="default"/>
+        <w:sz w:val="20"/>
+      </w:rPr>
+    </w:lvl>
+  </w:abstractNum>
+  <w:abstractNum w:abstractNumId="4" w15:restartNumberingAfterBreak="0">
     <w:nsid w:val="06982385"/>
     <w:multiLevelType w:val="multilevel"/>
     <w:tmpl w:val="AF4ECE9C"/>
@@ -4291,7 +4395,7 @@
       </w:rPr>
     </w:lvl>
   </w:abstractNum>
-  <w:abstractNum w:abstractNumId="3" w15:restartNumberingAfterBreak="0">
+  <w:abstractNum w:abstractNumId="5" w15:restartNumberingAfterBreak="0">
     <w:nsid w:val="08111BB8"/>
     <w:multiLevelType w:val="multilevel"/>
     <w:tmpl w:val="30BADD6C"/>
@@ -4440,7 +4544,7 @@
       </w:rPr>
     </w:lvl>
   </w:abstractNum>
-  <w:abstractNum w:abstractNumId="4" w15:restartNumberingAfterBreak="0">
+  <w:abstractNum w:abstractNumId="6" w15:restartNumberingAfterBreak="0">
     <w:nsid w:val="0D3145AC"/>
     <w:multiLevelType w:val="hybridMultilevel"/>
     <w:tmpl w:val="2C58B682"/>
@@ -4529,7 +4633,156 @@
       </w:pPr>
     </w:lvl>
   </w:abstractNum>
-  <w:abstractNum w:abstractNumId="5" w15:restartNumberingAfterBreak="0">
+  <w:abstractNum w:abstractNumId="7" w15:restartNumberingAfterBreak="0">
+    <w:nsid w:val="0E6B600B"/>
+    <w:multiLevelType w:val="multilevel"/>
+    <w:tmpl w:val="AED22BA2"/>
+    <w:lvl w:ilvl="0">
+      <w:start w:val="1"/>
+      <w:numFmt w:val="bullet"/>
+      <w:lvlText w:val=""/>
+      <w:lvlJc w:val="left"/>
+      <w:pPr>
+        <w:tabs>
+          <w:tab w:val="num" w:pos="720"/>
+        </w:tabs>
+        <w:ind w:left="720" w:hanging="360"/>
+      </w:pPr>
+      <w:rPr>
+        <w:rFonts w:ascii="Symbol" w:hAnsi="Symbol" w:hint="default"/>
+        <w:sz w:val="20"/>
+      </w:rPr>
+    </w:lvl>
+    <w:lvl w:ilvl="1" w:tentative="1">
+      <w:start w:val="1"/>
+      <w:numFmt w:val="bullet"/>
+      <w:lvlText w:val="o"/>
+      <w:lvlJc w:val="left"/>
+      <w:pPr>
+        <w:tabs>
+          <w:tab w:val="num" w:pos="1440"/>
+        </w:tabs>
+        <w:ind w:left="1440" w:hanging="360"/>
+      </w:pPr>
+      <w:rPr>
+        <w:rFonts w:ascii="Courier New" w:hAnsi="Courier New" w:hint="default"/>
+        <w:sz w:val="20"/>
+      </w:rPr>
+    </w:lvl>
+    <w:lvl w:ilvl="2" w:tentative="1">
+      <w:start w:val="1"/>
+      <w:numFmt w:val="bullet"/>
+      <w:lvlText w:val=""/>
+      <w:lvlJc w:val="left"/>
+      <w:pPr>
+        <w:tabs>
+          <w:tab w:val="num" w:pos="2160"/>
+        </w:tabs>
+        <w:ind w:left="2160" w:hanging="360"/>
+      </w:pPr>
+      <w:rPr>
+        <w:rFonts w:ascii="Wingdings" w:hAnsi="Wingdings" w:hint="default"/>
+        <w:sz w:val="20"/>
+      </w:rPr>
+    </w:lvl>
+    <w:lvl w:ilvl="3" w:tentative="1">
+      <w:start w:val="1"/>
+      <w:numFmt w:val="bullet"/>
+      <w:lvlText w:val=""/>
+      <w:lvlJc w:val="left"/>
+      <w:pPr>
+        <w:tabs>
+          <w:tab w:val="num" w:pos="2880"/>
+        </w:tabs>
+        <w:ind w:left="2880" w:hanging="360"/>
+      </w:pPr>
+      <w:rPr>
+        <w:rFonts w:ascii="Wingdings" w:hAnsi="Wingdings" w:hint="default"/>
+        <w:sz w:val="20"/>
+      </w:rPr>
+    </w:lvl>
+    <w:lvl w:ilvl="4" w:tentative="1">
+      <w:start w:val="1"/>
+      <w:numFmt w:val="bullet"/>
+      <w:lvlText w:val=""/>
+      <w:lvlJc w:val="left"/>
+      <w:pPr>
+        <w:tabs>
+          <w:tab w:val="num" w:pos="3600"/>
+        </w:tabs>
+        <w:ind w:left="3600" w:hanging="360"/>
+      </w:pPr>
+      <w:rPr>
+        <w:rFonts w:ascii="Wingdings" w:hAnsi="Wingdings" w:hint="default"/>
+        <w:sz w:val="20"/>
+      </w:rPr>
+    </w:lvl>
+    <w:lvl w:ilvl="5" w:tentative="1">
+      <w:start w:val="1"/>
+      <w:numFmt w:val="bullet"/>
+      <w:lvlText w:val=""/>
+      <w:lvlJc w:val="left"/>
+      <w:pPr>
+        <w:tabs>
+          <w:tab w:val="num" w:pos="4320"/>
+        </w:tabs>
+        <w:ind w:left="4320" w:hanging="360"/>
+      </w:pPr>
+      <w:rPr>
+        <w:rFonts w:ascii="Wingdings" w:hAnsi="Wingdings" w:hint="default"/>
+        <w:sz w:val="20"/>
+      </w:rPr>
+    </w:lvl>
+    <w:lvl w:ilvl="6" w:tentative="1">
+      <w:start w:val="1"/>
+      <w:numFmt w:val="bullet"/>
+      <w:lvlText w:val=""/>
+      <w:lvlJc w:val="left"/>
+      <w:pPr>
+        <w:tabs>
+          <w:tab w:val="num" w:pos="5040"/>
+        </w:tabs>
+        <w:ind w:left="5040" w:hanging="360"/>
+      </w:pPr>
+      <w:rPr>
+        <w:rFonts w:ascii="Wingdings" w:hAnsi="Wingdings" w:hint="default"/>
+        <w:sz w:val="20"/>
+      </w:rPr>
+    </w:lvl>
+    <w:lvl w:ilvl="7" w:tentative="1">
+      <w:start w:val="1"/>
+      <w:numFmt w:val="bullet"/>
+      <w:lvlText w:val=""/>
+      <w:lvlJc w:val="left"/>
+      <w:pPr>
+        <w:tabs>
+          <w:tab w:val="num" w:pos="5760"/>
+        </w:tabs>
+        <w:ind w:left="5760" w:hanging="360"/>
+      </w:pPr>
+      <w:rPr>
+        <w:rFonts w:ascii="Wingdings" w:hAnsi="Wingdings" w:hint="default"/>
+        <w:sz w:val="20"/>
+      </w:rPr>
+    </w:lvl>
+    <w:lvl w:ilvl="8" w:tentative="1">
+      <w:start w:val="1"/>
+      <w:numFmt w:val="bullet"/>
+      <w:lvlText w:val=""/>
+      <w:lvlJc w:val="left"/>
+      <w:pPr>
+        <w:tabs>
+          <w:tab w:val="num" w:pos="6480"/>
+        </w:tabs>
+        <w:ind w:left="6480" w:hanging="360"/>
+      </w:pPr>
+      <w:rPr>
+        <w:rFonts w:ascii="Wingdings" w:hAnsi="Wingdings" w:hint="default"/>
+        <w:sz w:val="20"/>
+      </w:rPr>
+    </w:lvl>
+  </w:abstractNum>
+  <w:abstractNum w:abstractNumId="8" w15:restartNumberingAfterBreak="0">
     <w:nsid w:val="1B0F3311"/>
     <w:multiLevelType w:val="multilevel"/>
     <w:tmpl w:val="C4462FA0"/>
@@ -4678,7 +4931,7 @@
       </w:rPr>
     </w:lvl>
   </w:abstractNum>
-  <w:abstractNum w:abstractNumId="6" w15:restartNumberingAfterBreak="0">
+  <w:abstractNum w:abstractNumId="9" w15:restartNumberingAfterBreak="0">
     <w:nsid w:val="1CF22A1E"/>
     <w:multiLevelType w:val="hybridMultilevel"/>
     <w:tmpl w:val="63B6C218"/>
@@ -4767,7 +5020,156 @@
       </w:pPr>
     </w:lvl>
   </w:abstractNum>
-  <w:abstractNum w:abstractNumId="7" w15:restartNumberingAfterBreak="0">
+  <w:abstractNum w:abstractNumId="10" w15:restartNumberingAfterBreak="0">
+    <w:nsid w:val="1EB36E2A"/>
+    <w:multiLevelType w:val="multilevel"/>
+    <w:tmpl w:val="1400BC1A"/>
+    <w:lvl w:ilvl="0">
+      <w:start w:val="1"/>
+      <w:numFmt w:val="bullet"/>
+      <w:lvlText w:val=""/>
+      <w:lvlJc w:val="left"/>
+      <w:pPr>
+        <w:tabs>
+          <w:tab w:val="num" w:pos="720"/>
+        </w:tabs>
+        <w:ind w:left="720" w:hanging="360"/>
+      </w:pPr>
+      <w:rPr>
+        <w:rFonts w:ascii="Symbol" w:hAnsi="Symbol" w:hint="default"/>
+        <w:sz w:val="20"/>
+      </w:rPr>
+    </w:lvl>
+    <w:lvl w:ilvl="1" w:tentative="1">
+      <w:start w:val="1"/>
+      <w:numFmt w:val="bullet"/>
+      <w:lvlText w:val="o"/>
+      <w:lvlJc w:val="left"/>
+      <w:pPr>
+        <w:tabs>
+          <w:tab w:val="num" w:pos="1440"/>
+        </w:tabs>
+        <w:ind w:left="1440" w:hanging="360"/>
+      </w:pPr>
+      <w:rPr>
+        <w:rFonts w:ascii="Courier New" w:hAnsi="Courier New" w:hint="default"/>
+        <w:sz w:val="20"/>
+      </w:rPr>
+    </w:lvl>
+    <w:lvl w:ilvl="2" w:tentative="1">
+      <w:start w:val="1"/>
+      <w:numFmt w:val="bullet"/>
+      <w:lvlText w:val=""/>
+      <w:lvlJc w:val="left"/>
+      <w:pPr>
+        <w:tabs>
+          <w:tab w:val="num" w:pos="2160"/>
+        </w:tabs>
+        <w:ind w:left="2160" w:hanging="360"/>
+      </w:pPr>
+      <w:rPr>
+        <w:rFonts w:ascii="Wingdings" w:hAnsi="Wingdings" w:hint="default"/>
+        <w:sz w:val="20"/>
+      </w:rPr>
+    </w:lvl>
+    <w:lvl w:ilvl="3" w:tentative="1">
+      <w:start w:val="1"/>
+      <w:numFmt w:val="bullet"/>
+      <w:lvlText w:val=""/>
+      <w:lvlJc w:val="left"/>
+      <w:pPr>
+        <w:tabs>
+          <w:tab w:val="num" w:pos="2880"/>
+        </w:tabs>
+        <w:ind w:left="2880" w:hanging="360"/>
+      </w:pPr>
+      <w:rPr>
+        <w:rFonts w:ascii="Wingdings" w:hAnsi="Wingdings" w:hint="default"/>
+        <w:sz w:val="20"/>
+      </w:rPr>
+    </w:lvl>
+    <w:lvl w:ilvl="4" w:tentative="1">
+      <w:start w:val="1"/>
+      <w:numFmt w:val="bullet"/>
+      <w:lvlText w:val=""/>
+      <w:lvlJc w:val="left"/>
+      <w:pPr>
+        <w:tabs>
+          <w:tab w:val="num" w:pos="3600"/>
+        </w:tabs>
+        <w:ind w:left="3600" w:hanging="360"/>
+      </w:pPr>
+      <w:rPr>
+        <w:rFonts w:ascii="Wingdings" w:hAnsi="Wingdings" w:hint="default"/>
+        <w:sz w:val="20"/>
+      </w:rPr>
+    </w:lvl>
+    <w:lvl w:ilvl="5" w:tentative="1">
+      <w:start w:val="1"/>
+      <w:numFmt w:val="bullet"/>
+      <w:lvlText w:val=""/>
+      <w:lvlJc w:val="left"/>
+      <w:pPr>
+        <w:tabs>
+          <w:tab w:val="num" w:pos="4320"/>
+        </w:tabs>
+        <w:ind w:left="4320" w:hanging="360"/>
+      </w:pPr>
+      <w:rPr>
+        <w:rFonts w:ascii="Wingdings" w:hAnsi="Wingdings" w:hint="default"/>
+        <w:sz w:val="20"/>
+      </w:rPr>
+    </w:lvl>
+    <w:lvl w:ilvl="6" w:tentative="1">
+      <w:start w:val="1"/>
+      <w:numFmt w:val="bullet"/>
+      <w:lvlText w:val=""/>
+      <w:lvlJc w:val="left"/>
+      <w:pPr>
+        <w:tabs>
+          <w:tab w:val="num" w:pos="5040"/>
+        </w:tabs>
+        <w:ind w:left="5040" w:hanging="360"/>
+      </w:pPr>
+      <w:rPr>
+        <w:rFonts w:ascii="Wingdings" w:hAnsi="Wingdings" w:hint="default"/>
+        <w:sz w:val="20"/>
+      </w:rPr>
+    </w:lvl>
+    <w:lvl w:ilvl="7" w:tentative="1">
+      <w:start w:val="1"/>
+      <w:numFmt w:val="bullet"/>
+      <w:lvlText w:val=""/>
+      <w:lvlJc w:val="left"/>
+      <w:pPr>
+        <w:tabs>
+          <w:tab w:val="num" w:pos="5760"/>
+        </w:tabs>
+        <w:ind w:left="5760" w:hanging="360"/>
+      </w:pPr>
+      <w:rPr>
+        <w:rFonts w:ascii="Wingdings" w:hAnsi="Wingdings" w:hint="default"/>
+        <w:sz w:val="20"/>
+      </w:rPr>
+    </w:lvl>
+    <w:lvl w:ilvl="8" w:tentative="1">
+      <w:start w:val="1"/>
+      <w:numFmt w:val="bullet"/>
+      <w:lvlText w:val=""/>
+      <w:lvlJc w:val="left"/>
+      <w:pPr>
+        <w:tabs>
+          <w:tab w:val="num" w:pos="6480"/>
+        </w:tabs>
+        <w:ind w:left="6480" w:hanging="360"/>
+      </w:pPr>
+      <w:rPr>
+        <w:rFonts w:ascii="Wingdings" w:hAnsi="Wingdings" w:hint="default"/>
+        <w:sz w:val="20"/>
+      </w:rPr>
+    </w:lvl>
+  </w:abstractNum>
+  <w:abstractNum w:abstractNumId="11" w15:restartNumberingAfterBreak="0">
     <w:nsid w:val="1FE84658"/>
     <w:multiLevelType w:val="multilevel"/>
     <w:tmpl w:val="B0204934"/>
@@ -4916,7 +5318,156 @@
       </w:rPr>
     </w:lvl>
   </w:abstractNum>
-  <w:abstractNum w:abstractNumId="8" w15:restartNumberingAfterBreak="0">
+  <w:abstractNum w:abstractNumId="12" w15:restartNumberingAfterBreak="0">
+    <w:nsid w:val="252A7E60"/>
+    <w:multiLevelType w:val="multilevel"/>
+    <w:tmpl w:val="1DF00222"/>
+    <w:lvl w:ilvl="0">
+      <w:start w:val="1"/>
+      <w:numFmt w:val="bullet"/>
+      <w:lvlText w:val=""/>
+      <w:lvlJc w:val="left"/>
+      <w:pPr>
+        <w:tabs>
+          <w:tab w:val="num" w:pos="720"/>
+        </w:tabs>
+        <w:ind w:left="720" w:hanging="360"/>
+      </w:pPr>
+      <w:rPr>
+        <w:rFonts w:ascii="Symbol" w:hAnsi="Symbol" w:hint="default"/>
+        <w:sz w:val="20"/>
+      </w:rPr>
+    </w:lvl>
+    <w:lvl w:ilvl="1" w:tentative="1">
+      <w:start w:val="1"/>
+      <w:numFmt w:val="bullet"/>
+      <w:lvlText w:val="o"/>
+      <w:lvlJc w:val="left"/>
+      <w:pPr>
+        <w:tabs>
+          <w:tab w:val="num" w:pos="1440"/>
+        </w:tabs>
+        <w:ind w:left="1440" w:hanging="360"/>
+      </w:pPr>
+      <w:rPr>
+        <w:rFonts w:ascii="Courier New" w:hAnsi="Courier New" w:hint="default"/>
+        <w:sz w:val="20"/>
+      </w:rPr>
+    </w:lvl>
+    <w:lvl w:ilvl="2" w:tentative="1">
+      <w:start w:val="1"/>
+      <w:numFmt w:val="bullet"/>
+      <w:lvlText w:val=""/>
+      <w:lvlJc w:val="left"/>
+      <w:pPr>
+        <w:tabs>
+          <w:tab w:val="num" w:pos="2160"/>
+        </w:tabs>
+        <w:ind w:left="2160" w:hanging="360"/>
+      </w:pPr>
+      <w:rPr>
+        <w:rFonts w:ascii="Wingdings" w:hAnsi="Wingdings" w:hint="default"/>
+        <w:sz w:val="20"/>
+      </w:rPr>
+    </w:lvl>
+    <w:lvl w:ilvl="3" w:tentative="1">
+      <w:start w:val="1"/>
+      <w:numFmt w:val="bullet"/>
+      <w:lvlText w:val=""/>
+      <w:lvlJc w:val="left"/>
+      <w:pPr>
+        <w:tabs>
+          <w:tab w:val="num" w:pos="2880"/>
+        </w:tabs>
+        <w:ind w:left="2880" w:hanging="360"/>
+      </w:pPr>
+      <w:rPr>
+        <w:rFonts w:ascii="Wingdings" w:hAnsi="Wingdings" w:hint="default"/>
+        <w:sz w:val="20"/>
+      </w:rPr>
+    </w:lvl>
+    <w:lvl w:ilvl="4" w:tentative="1">
+      <w:start w:val="1"/>
+      <w:numFmt w:val="bullet"/>
+      <w:lvlText w:val=""/>
+      <w:lvlJc w:val="left"/>
+      <w:pPr>
+        <w:tabs>
+          <w:tab w:val="num" w:pos="3600"/>
+        </w:tabs>
+        <w:ind w:left="3600" w:hanging="360"/>
+      </w:pPr>
+      <w:rPr>
+        <w:rFonts w:ascii="Wingdings" w:hAnsi="Wingdings" w:hint="default"/>
+        <w:sz w:val="20"/>
+      </w:rPr>
+    </w:lvl>
+    <w:lvl w:ilvl="5" w:tentative="1">
+      <w:start w:val="1"/>
+      <w:numFmt w:val="bullet"/>
+      <w:lvlText w:val=""/>
+      <w:lvlJc w:val="left"/>
+      <w:pPr>
+        <w:tabs>
+          <w:tab w:val="num" w:pos="4320"/>
+        </w:tabs>
+        <w:ind w:left="4320" w:hanging="360"/>
+      </w:pPr>
+      <w:rPr>
+        <w:rFonts w:ascii="Wingdings" w:hAnsi="Wingdings" w:hint="default"/>
+        <w:sz w:val="20"/>
+      </w:rPr>
+    </w:lvl>
+    <w:lvl w:ilvl="6" w:tentative="1">
+      <w:start w:val="1"/>
+      <w:numFmt w:val="bullet"/>
+      <w:lvlText w:val=""/>
+      <w:lvlJc w:val="left"/>
+      <w:pPr>
+        <w:tabs>
+          <w:tab w:val="num" w:pos="5040"/>
+        </w:tabs>
+        <w:ind w:left="5040" w:hanging="360"/>
+      </w:pPr>
+      <w:rPr>
+        <w:rFonts w:ascii="Wingdings" w:hAnsi="Wingdings" w:hint="default"/>
+        <w:sz w:val="20"/>
+      </w:rPr>
+    </w:lvl>
+    <w:lvl w:ilvl="7" w:tentative="1">
+      <w:start w:val="1"/>
+      <w:numFmt w:val="bullet"/>
+      <w:lvlText w:val=""/>
+      <w:lvlJc w:val="left"/>
+      <w:pPr>
+        <w:tabs>
+          <w:tab w:val="num" w:pos="5760"/>
+        </w:tabs>
+        <w:ind w:left="5760" w:hanging="360"/>
+      </w:pPr>
+      <w:rPr>
+        <w:rFonts w:ascii="Wingdings" w:hAnsi="Wingdings" w:hint="default"/>
+        <w:sz w:val="20"/>
+      </w:rPr>
+    </w:lvl>
+    <w:lvl w:ilvl="8" w:tentative="1">
+      <w:start w:val="1"/>
+      <w:numFmt w:val="bullet"/>
+      <w:lvlText w:val=""/>
+      <w:lvlJc w:val="left"/>
+      <w:pPr>
+        <w:tabs>
+          <w:tab w:val="num" w:pos="6480"/>
+        </w:tabs>
+        <w:ind w:left="6480" w:hanging="360"/>
+      </w:pPr>
+      <w:rPr>
+        <w:rFonts w:ascii="Wingdings" w:hAnsi="Wingdings" w:hint="default"/>
+        <w:sz w:val="20"/>
+      </w:rPr>
+    </w:lvl>
+  </w:abstractNum>
+  <w:abstractNum w:abstractNumId="13" w15:restartNumberingAfterBreak="0">
     <w:nsid w:val="30200B4F"/>
     <w:multiLevelType w:val="multilevel"/>
     <w:tmpl w:val="1E4CC760"/>
@@ -5065,7 +5616,156 @@
       </w:rPr>
     </w:lvl>
   </w:abstractNum>
-  <w:abstractNum w:abstractNumId="9" w15:restartNumberingAfterBreak="0">
+  <w:abstractNum w:abstractNumId="14" w15:restartNumberingAfterBreak="0">
+    <w:nsid w:val="339D54D4"/>
+    <w:multiLevelType w:val="multilevel"/>
+    <w:tmpl w:val="27CC0790"/>
+    <w:lvl w:ilvl="0">
+      <w:start w:val="1"/>
+      <w:numFmt w:val="bullet"/>
+      <w:lvlText w:val=""/>
+      <w:lvlJc w:val="left"/>
+      <w:pPr>
+        <w:tabs>
+          <w:tab w:val="num" w:pos="720"/>
+        </w:tabs>
+        <w:ind w:left="720" w:hanging="360"/>
+      </w:pPr>
+      <w:rPr>
+        <w:rFonts w:ascii="Symbol" w:hAnsi="Symbol" w:hint="default"/>
+        <w:sz w:val="20"/>
+      </w:rPr>
+    </w:lvl>
+    <w:lvl w:ilvl="1" w:tentative="1">
+      <w:start w:val="1"/>
+      <w:numFmt w:val="bullet"/>
+      <w:lvlText w:val="o"/>
+      <w:lvlJc w:val="left"/>
+      <w:pPr>
+        <w:tabs>
+          <w:tab w:val="num" w:pos="1440"/>
+        </w:tabs>
+        <w:ind w:left="1440" w:hanging="360"/>
+      </w:pPr>
+      <w:rPr>
+        <w:rFonts w:ascii="Courier New" w:hAnsi="Courier New" w:hint="default"/>
+        <w:sz w:val="20"/>
+      </w:rPr>
+    </w:lvl>
+    <w:lvl w:ilvl="2" w:tentative="1">
+      <w:start w:val="1"/>
+      <w:numFmt w:val="bullet"/>
+      <w:lvlText w:val=""/>
+      <w:lvlJc w:val="left"/>
+      <w:pPr>
+        <w:tabs>
+          <w:tab w:val="num" w:pos="2160"/>
+        </w:tabs>
+        <w:ind w:left="2160" w:hanging="360"/>
+      </w:pPr>
+      <w:rPr>
+        <w:rFonts w:ascii="Wingdings" w:hAnsi="Wingdings" w:hint="default"/>
+        <w:sz w:val="20"/>
+      </w:rPr>
+    </w:lvl>
+    <w:lvl w:ilvl="3" w:tentative="1">
+      <w:start w:val="1"/>
+      <w:numFmt w:val="bullet"/>
+      <w:lvlText w:val=""/>
+      <w:lvlJc w:val="left"/>
+      <w:pPr>
+        <w:tabs>
+          <w:tab w:val="num" w:pos="2880"/>
+        </w:tabs>
+        <w:ind w:left="2880" w:hanging="360"/>
+      </w:pPr>
+      <w:rPr>
+        <w:rFonts w:ascii="Wingdings" w:hAnsi="Wingdings" w:hint="default"/>
+        <w:sz w:val="20"/>
+      </w:rPr>
+    </w:lvl>
+    <w:lvl w:ilvl="4" w:tentative="1">
+      <w:start w:val="1"/>
+      <w:numFmt w:val="bullet"/>
+      <w:lvlText w:val=""/>
+      <w:lvlJc w:val="left"/>
+      <w:pPr>
+        <w:tabs>
+          <w:tab w:val="num" w:pos="3600"/>
+        </w:tabs>
+        <w:ind w:left="3600" w:hanging="360"/>
+      </w:pPr>
+      <w:rPr>
+        <w:rFonts w:ascii="Wingdings" w:hAnsi="Wingdings" w:hint="default"/>
+        <w:sz w:val="20"/>
+      </w:rPr>
+    </w:lvl>
+    <w:lvl w:ilvl="5" w:tentative="1">
+      <w:start w:val="1"/>
+      <w:numFmt w:val="bullet"/>
+      <w:lvlText w:val=""/>
+      <w:lvlJc w:val="left"/>
+      <w:pPr>
+        <w:tabs>
+          <w:tab w:val="num" w:pos="4320"/>
+        </w:tabs>
+        <w:ind w:left="4320" w:hanging="360"/>
+      </w:pPr>
+      <w:rPr>
+        <w:rFonts w:ascii="Wingdings" w:hAnsi="Wingdings" w:hint="default"/>
+        <w:sz w:val="20"/>
+      </w:rPr>
+    </w:lvl>
+    <w:lvl w:ilvl="6" w:tentative="1">
+      <w:start w:val="1"/>
+      <w:numFmt w:val="bullet"/>
+      <w:lvlText w:val=""/>
+      <w:lvlJc w:val="left"/>
+      <w:pPr>
+        <w:tabs>
+          <w:tab w:val="num" w:pos="5040"/>
+        </w:tabs>
+        <w:ind w:left="5040" w:hanging="360"/>
+      </w:pPr>
+      <w:rPr>
+        <w:rFonts w:ascii="Wingdings" w:hAnsi="Wingdings" w:hint="default"/>
+        <w:sz w:val="20"/>
+      </w:rPr>
+    </w:lvl>
+    <w:lvl w:ilvl="7" w:tentative="1">
+      <w:start w:val="1"/>
+      <w:numFmt w:val="bullet"/>
+      <w:lvlText w:val=""/>
+      <w:lvlJc w:val="left"/>
+      <w:pPr>
+        <w:tabs>
+          <w:tab w:val="num" w:pos="5760"/>
+        </w:tabs>
+        <w:ind w:left="5760" w:hanging="360"/>
+      </w:pPr>
+      <w:rPr>
+        <w:rFonts w:ascii="Wingdings" w:hAnsi="Wingdings" w:hint="default"/>
+        <w:sz w:val="20"/>
+      </w:rPr>
+    </w:lvl>
+    <w:lvl w:ilvl="8" w:tentative="1">
+      <w:start w:val="1"/>
+      <w:numFmt w:val="bullet"/>
+      <w:lvlText w:val=""/>
+      <w:lvlJc w:val="left"/>
+      <w:pPr>
+        <w:tabs>
+          <w:tab w:val="num" w:pos="6480"/>
+        </w:tabs>
+        <w:ind w:left="6480" w:hanging="360"/>
+      </w:pPr>
+      <w:rPr>
+        <w:rFonts w:ascii="Wingdings" w:hAnsi="Wingdings" w:hint="default"/>
+        <w:sz w:val="20"/>
+      </w:rPr>
+    </w:lvl>
+  </w:abstractNum>
+  <w:abstractNum w:abstractNumId="15" w15:restartNumberingAfterBreak="0">
     <w:nsid w:val="34347CE2"/>
     <w:multiLevelType w:val="multilevel"/>
     <w:tmpl w:val="9F56108A"/>
@@ -5214,7 +5914,7 @@
       </w:rPr>
     </w:lvl>
   </w:abstractNum>
-  <w:abstractNum w:abstractNumId="10" w15:restartNumberingAfterBreak="0">
+  <w:abstractNum w:abstractNumId="16" w15:restartNumberingAfterBreak="0">
     <w:nsid w:val="3E0D3D47"/>
     <w:multiLevelType w:val="multilevel"/>
     <w:tmpl w:val="1564EDDC"/>
@@ -5363,7 +6063,7 @@
       </w:rPr>
     </w:lvl>
   </w:abstractNum>
-  <w:abstractNum w:abstractNumId="11" w15:restartNumberingAfterBreak="0">
+  <w:abstractNum w:abstractNumId="17" w15:restartNumberingAfterBreak="0">
     <w:nsid w:val="408F7251"/>
     <w:multiLevelType w:val="multilevel"/>
     <w:tmpl w:val="D546A0CE"/>
@@ -5512,7 +6212,7 @@
       </w:rPr>
     </w:lvl>
   </w:abstractNum>
-  <w:abstractNum w:abstractNumId="12" w15:restartNumberingAfterBreak="0">
+  <w:abstractNum w:abstractNumId="18" w15:restartNumberingAfterBreak="0">
     <w:nsid w:val="41C319AC"/>
     <w:multiLevelType w:val="multilevel"/>
     <w:tmpl w:val="FDEC0A32"/>
@@ -5661,7 +6361,7 @@
       </w:rPr>
     </w:lvl>
   </w:abstractNum>
-  <w:abstractNum w:abstractNumId="13" w15:restartNumberingAfterBreak="0">
+  <w:abstractNum w:abstractNumId="19" w15:restartNumberingAfterBreak="0">
     <w:nsid w:val="42156965"/>
     <w:multiLevelType w:val="multilevel"/>
     <w:tmpl w:val="0ED43090"/>
@@ -5810,7 +6510,7 @@
       </w:rPr>
     </w:lvl>
   </w:abstractNum>
-  <w:abstractNum w:abstractNumId="14" w15:restartNumberingAfterBreak="0">
+  <w:abstractNum w:abstractNumId="20" w15:restartNumberingAfterBreak="0">
     <w:nsid w:val="42ED4C7F"/>
     <w:multiLevelType w:val="multilevel"/>
     <w:tmpl w:val="F5C62D54"/>
@@ -5959,7 +6659,7 @@
       </w:rPr>
     </w:lvl>
   </w:abstractNum>
-  <w:abstractNum w:abstractNumId="15" w15:restartNumberingAfterBreak="0">
+  <w:abstractNum w:abstractNumId="21" w15:restartNumberingAfterBreak="0">
     <w:nsid w:val="440D75CB"/>
     <w:multiLevelType w:val="hybridMultilevel"/>
     <w:tmpl w:val="939C3296"/>
@@ -6072,7 +6772,454 @@
       </w:rPr>
     </w:lvl>
   </w:abstractNum>
-  <w:abstractNum w:abstractNumId="16" w15:restartNumberingAfterBreak="0">
+  <w:abstractNum w:abstractNumId="22" w15:restartNumberingAfterBreak="0">
+    <w:nsid w:val="45F92723"/>
+    <w:multiLevelType w:val="multilevel"/>
+    <w:tmpl w:val="3CDE5D76"/>
+    <w:lvl w:ilvl="0">
+      <w:start w:val="1"/>
+      <w:numFmt w:val="bullet"/>
+      <w:lvlText w:val=""/>
+      <w:lvlJc w:val="left"/>
+      <w:pPr>
+        <w:tabs>
+          <w:tab w:val="num" w:pos="720"/>
+        </w:tabs>
+        <w:ind w:left="720" w:hanging="360"/>
+      </w:pPr>
+      <w:rPr>
+        <w:rFonts w:ascii="Symbol" w:hAnsi="Symbol" w:hint="default"/>
+        <w:sz w:val="20"/>
+      </w:rPr>
+    </w:lvl>
+    <w:lvl w:ilvl="1" w:tentative="1">
+      <w:start w:val="1"/>
+      <w:numFmt w:val="bullet"/>
+      <w:lvlText w:val="o"/>
+      <w:lvlJc w:val="left"/>
+      <w:pPr>
+        <w:tabs>
+          <w:tab w:val="num" w:pos="1440"/>
+        </w:tabs>
+        <w:ind w:left="1440" w:hanging="360"/>
+      </w:pPr>
+      <w:rPr>
+        <w:rFonts w:ascii="Courier New" w:hAnsi="Courier New" w:hint="default"/>
+        <w:sz w:val="20"/>
+      </w:rPr>
+    </w:lvl>
+    <w:lvl w:ilvl="2" w:tentative="1">
+      <w:start w:val="1"/>
+      <w:numFmt w:val="bullet"/>
+      <w:lvlText w:val=""/>
+      <w:lvlJc w:val="left"/>
+      <w:pPr>
+        <w:tabs>
+          <w:tab w:val="num" w:pos="2160"/>
+        </w:tabs>
+        <w:ind w:left="2160" w:hanging="360"/>
+      </w:pPr>
+      <w:rPr>
+        <w:rFonts w:ascii="Wingdings" w:hAnsi="Wingdings" w:hint="default"/>
+        <w:sz w:val="20"/>
+      </w:rPr>
+    </w:lvl>
+    <w:lvl w:ilvl="3" w:tentative="1">
+      <w:start w:val="1"/>
+      <w:numFmt w:val="bullet"/>
+      <w:lvlText w:val=""/>
+      <w:lvlJc w:val="left"/>
+      <w:pPr>
+        <w:tabs>
+          <w:tab w:val="num" w:pos="2880"/>
+        </w:tabs>
+        <w:ind w:left="2880" w:hanging="360"/>
+      </w:pPr>
+      <w:rPr>
+        <w:rFonts w:ascii="Wingdings" w:hAnsi="Wingdings" w:hint="default"/>
+        <w:sz w:val="20"/>
+      </w:rPr>
+    </w:lvl>
+    <w:lvl w:ilvl="4" w:tentative="1">
+      <w:start w:val="1"/>
+      <w:numFmt w:val="bullet"/>
+      <w:lvlText w:val=""/>
+      <w:lvlJc w:val="left"/>
+      <w:pPr>
+        <w:tabs>
+          <w:tab w:val="num" w:pos="3600"/>
+        </w:tabs>
+        <w:ind w:left="3600" w:hanging="360"/>
+      </w:pPr>
+      <w:rPr>
+        <w:rFonts w:ascii="Wingdings" w:hAnsi="Wingdings" w:hint="default"/>
+        <w:sz w:val="20"/>
+      </w:rPr>
+    </w:lvl>
+    <w:lvl w:ilvl="5" w:tentative="1">
+      <w:start w:val="1"/>
+      <w:numFmt w:val="bullet"/>
+      <w:lvlText w:val=""/>
+      <w:lvlJc w:val="left"/>
+      <w:pPr>
+        <w:tabs>
+          <w:tab w:val="num" w:pos="4320"/>
+        </w:tabs>
+        <w:ind w:left="4320" w:hanging="360"/>
+      </w:pPr>
+      <w:rPr>
+        <w:rFonts w:ascii="Wingdings" w:hAnsi="Wingdings" w:hint="default"/>
+        <w:sz w:val="20"/>
+      </w:rPr>
+    </w:lvl>
+    <w:lvl w:ilvl="6" w:tentative="1">
+      <w:start w:val="1"/>
+      <w:numFmt w:val="bullet"/>
+      <w:lvlText w:val=""/>
+      <w:lvlJc w:val="left"/>
+      <w:pPr>
+        <w:tabs>
+          <w:tab w:val="num" w:pos="5040"/>
+        </w:tabs>
+        <w:ind w:left="5040" w:hanging="360"/>
+      </w:pPr>
+      <w:rPr>
+        <w:rFonts w:ascii="Wingdings" w:hAnsi="Wingdings" w:hint="default"/>
+        <w:sz w:val="20"/>
+      </w:rPr>
+    </w:lvl>
+    <w:lvl w:ilvl="7" w:tentative="1">
+      <w:start w:val="1"/>
+      <w:numFmt w:val="bullet"/>
+      <w:lvlText w:val=""/>
+      <w:lvlJc w:val="left"/>
+      <w:pPr>
+        <w:tabs>
+          <w:tab w:val="num" w:pos="5760"/>
+        </w:tabs>
+        <w:ind w:left="5760" w:hanging="360"/>
+      </w:pPr>
+      <w:rPr>
+        <w:rFonts w:ascii="Wingdings" w:hAnsi="Wingdings" w:hint="default"/>
+        <w:sz w:val="20"/>
+      </w:rPr>
+    </w:lvl>
+    <w:lvl w:ilvl="8" w:tentative="1">
+      <w:start w:val="1"/>
+      <w:numFmt w:val="bullet"/>
+      <w:lvlText w:val=""/>
+      <w:lvlJc w:val="left"/>
+      <w:pPr>
+        <w:tabs>
+          <w:tab w:val="num" w:pos="6480"/>
+        </w:tabs>
+        <w:ind w:left="6480" w:hanging="360"/>
+      </w:pPr>
+      <w:rPr>
+        <w:rFonts w:ascii="Wingdings" w:hAnsi="Wingdings" w:hint="default"/>
+        <w:sz w:val="20"/>
+      </w:rPr>
+    </w:lvl>
+  </w:abstractNum>
+  <w:abstractNum w:abstractNumId="23" w15:restartNumberingAfterBreak="0">
+    <w:nsid w:val="46254485"/>
+    <w:multiLevelType w:val="multilevel"/>
+    <w:tmpl w:val="D206C8FE"/>
+    <w:lvl w:ilvl="0">
+      <w:start w:val="1"/>
+      <w:numFmt w:val="bullet"/>
+      <w:lvlText w:val=""/>
+      <w:lvlJc w:val="left"/>
+      <w:pPr>
+        <w:tabs>
+          <w:tab w:val="num" w:pos="720"/>
+        </w:tabs>
+        <w:ind w:left="720" w:hanging="360"/>
+      </w:pPr>
+      <w:rPr>
+        <w:rFonts w:ascii="Symbol" w:hAnsi="Symbol" w:hint="default"/>
+        <w:sz w:val="20"/>
+      </w:rPr>
+    </w:lvl>
+    <w:lvl w:ilvl="1" w:tentative="1">
+      <w:start w:val="1"/>
+      <w:numFmt w:val="bullet"/>
+      <w:lvlText w:val="o"/>
+      <w:lvlJc w:val="left"/>
+      <w:pPr>
+        <w:tabs>
+          <w:tab w:val="num" w:pos="1440"/>
+        </w:tabs>
+        <w:ind w:left="1440" w:hanging="360"/>
+      </w:pPr>
+      <w:rPr>
+        <w:rFonts w:ascii="Courier New" w:hAnsi="Courier New" w:hint="default"/>
+        <w:sz w:val="20"/>
+      </w:rPr>
+    </w:lvl>
+    <w:lvl w:ilvl="2" w:tentative="1">
+      <w:start w:val="1"/>
+      <w:numFmt w:val="bullet"/>
+      <w:lvlText w:val=""/>
+      <w:lvlJc w:val="left"/>
+      <w:pPr>
+        <w:tabs>
+          <w:tab w:val="num" w:pos="2160"/>
+        </w:tabs>
+        <w:ind w:left="2160" w:hanging="360"/>
+      </w:pPr>
+      <w:rPr>
+        <w:rFonts w:ascii="Wingdings" w:hAnsi="Wingdings" w:hint="default"/>
+        <w:sz w:val="20"/>
+      </w:rPr>
+    </w:lvl>
+    <w:lvl w:ilvl="3" w:tentative="1">
+      <w:start w:val="1"/>
+      <w:numFmt w:val="bullet"/>
+      <w:lvlText w:val=""/>
+      <w:lvlJc w:val="left"/>
+      <w:pPr>
+        <w:tabs>
+          <w:tab w:val="num" w:pos="2880"/>
+        </w:tabs>
+        <w:ind w:left="2880" w:hanging="360"/>
+      </w:pPr>
+      <w:rPr>
+        <w:rFonts w:ascii="Wingdings" w:hAnsi="Wingdings" w:hint="default"/>
+        <w:sz w:val="20"/>
+      </w:rPr>
+    </w:lvl>
+    <w:lvl w:ilvl="4" w:tentative="1">
+      <w:start w:val="1"/>
+      <w:numFmt w:val="bullet"/>
+      <w:lvlText w:val=""/>
+      <w:lvlJc w:val="left"/>
+      <w:pPr>
+        <w:tabs>
+          <w:tab w:val="num" w:pos="3600"/>
+        </w:tabs>
+        <w:ind w:left="3600" w:hanging="360"/>
+      </w:pPr>
+      <w:rPr>
+        <w:rFonts w:ascii="Wingdings" w:hAnsi="Wingdings" w:hint="default"/>
+        <w:sz w:val="20"/>
+      </w:rPr>
+    </w:lvl>
+    <w:lvl w:ilvl="5" w:tentative="1">
+      <w:start w:val="1"/>
+      <w:numFmt w:val="bullet"/>
+      <w:lvlText w:val=""/>
+      <w:lvlJc w:val="left"/>
+      <w:pPr>
+        <w:tabs>
+          <w:tab w:val="num" w:pos="4320"/>
+        </w:tabs>
+        <w:ind w:left="4320" w:hanging="360"/>
+      </w:pPr>
+      <w:rPr>
+        <w:rFonts w:ascii="Wingdings" w:hAnsi="Wingdings" w:hint="default"/>
+        <w:sz w:val="20"/>
+      </w:rPr>
+    </w:lvl>
+    <w:lvl w:ilvl="6" w:tentative="1">
+      <w:start w:val="1"/>
+      <w:numFmt w:val="bullet"/>
+      <w:lvlText w:val=""/>
+      <w:lvlJc w:val="left"/>
+      <w:pPr>
+        <w:tabs>
+          <w:tab w:val="num" w:pos="5040"/>
+        </w:tabs>
+        <w:ind w:left="5040" w:hanging="360"/>
+      </w:pPr>
+      <w:rPr>
+        <w:rFonts w:ascii="Wingdings" w:hAnsi="Wingdings" w:hint="default"/>
+        <w:sz w:val="20"/>
+      </w:rPr>
+    </w:lvl>
+    <w:lvl w:ilvl="7" w:tentative="1">
+      <w:start w:val="1"/>
+      <w:numFmt w:val="bullet"/>
+      <w:lvlText w:val=""/>
+      <w:lvlJc w:val="left"/>
+      <w:pPr>
+        <w:tabs>
+          <w:tab w:val="num" w:pos="5760"/>
+        </w:tabs>
+        <w:ind w:left="5760" w:hanging="360"/>
+      </w:pPr>
+      <w:rPr>
+        <w:rFonts w:ascii="Wingdings" w:hAnsi="Wingdings" w:hint="default"/>
+        <w:sz w:val="20"/>
+      </w:rPr>
+    </w:lvl>
+    <w:lvl w:ilvl="8" w:tentative="1">
+      <w:start w:val="1"/>
+      <w:numFmt w:val="bullet"/>
+      <w:lvlText w:val=""/>
+      <w:lvlJc w:val="left"/>
+      <w:pPr>
+        <w:tabs>
+          <w:tab w:val="num" w:pos="6480"/>
+        </w:tabs>
+        <w:ind w:left="6480" w:hanging="360"/>
+      </w:pPr>
+      <w:rPr>
+        <w:rFonts w:ascii="Wingdings" w:hAnsi="Wingdings" w:hint="default"/>
+        <w:sz w:val="20"/>
+      </w:rPr>
+    </w:lvl>
+  </w:abstractNum>
+  <w:abstractNum w:abstractNumId="24" w15:restartNumberingAfterBreak="0">
+    <w:nsid w:val="4789062B"/>
+    <w:multiLevelType w:val="multilevel"/>
+    <w:tmpl w:val="95B6F3F8"/>
+    <w:lvl w:ilvl="0">
+      <w:start w:val="1"/>
+      <w:numFmt w:val="bullet"/>
+      <w:lvlText w:val=""/>
+      <w:lvlJc w:val="left"/>
+      <w:pPr>
+        <w:tabs>
+          <w:tab w:val="num" w:pos="720"/>
+        </w:tabs>
+        <w:ind w:left="720" w:hanging="360"/>
+      </w:pPr>
+      <w:rPr>
+        <w:rFonts w:ascii="Symbol" w:hAnsi="Symbol" w:hint="default"/>
+        <w:sz w:val="20"/>
+      </w:rPr>
+    </w:lvl>
+    <w:lvl w:ilvl="1" w:tentative="1">
+      <w:start w:val="1"/>
+      <w:numFmt w:val="bullet"/>
+      <w:lvlText w:val="o"/>
+      <w:lvlJc w:val="left"/>
+      <w:pPr>
+        <w:tabs>
+          <w:tab w:val="num" w:pos="1440"/>
+        </w:tabs>
+        <w:ind w:left="1440" w:hanging="360"/>
+      </w:pPr>
+      <w:rPr>
+        <w:rFonts w:ascii="Courier New" w:hAnsi="Courier New" w:hint="default"/>
+        <w:sz w:val="20"/>
+      </w:rPr>
+    </w:lvl>
+    <w:lvl w:ilvl="2" w:tentative="1">
+      <w:start w:val="1"/>
+      <w:numFmt w:val="bullet"/>
+      <w:lvlText w:val=""/>
+      <w:lvlJc w:val="left"/>
+      <w:pPr>
+        <w:tabs>
+          <w:tab w:val="num" w:pos="2160"/>
+        </w:tabs>
+        <w:ind w:left="2160" w:hanging="360"/>
+      </w:pPr>
+      <w:rPr>
+        <w:rFonts w:ascii="Wingdings" w:hAnsi="Wingdings" w:hint="default"/>
+        <w:sz w:val="20"/>
+      </w:rPr>
+    </w:lvl>
+    <w:lvl w:ilvl="3" w:tentative="1">
+      <w:start w:val="1"/>
+      <w:numFmt w:val="bullet"/>
+      <w:lvlText w:val=""/>
+      <w:lvlJc w:val="left"/>
+      <w:pPr>
+        <w:tabs>
+          <w:tab w:val="num" w:pos="2880"/>
+        </w:tabs>
+        <w:ind w:left="2880" w:hanging="360"/>
+      </w:pPr>
+      <w:rPr>
+        <w:rFonts w:ascii="Wingdings" w:hAnsi="Wingdings" w:hint="default"/>
+        <w:sz w:val="20"/>
+      </w:rPr>
+    </w:lvl>
+    <w:lvl w:ilvl="4" w:tentative="1">
+      <w:start w:val="1"/>
+      <w:numFmt w:val="bullet"/>
+      <w:lvlText w:val=""/>
+      <w:lvlJc w:val="left"/>
+      <w:pPr>
+        <w:tabs>
+          <w:tab w:val="num" w:pos="3600"/>
+        </w:tabs>
+        <w:ind w:left="3600" w:hanging="360"/>
+      </w:pPr>
+      <w:rPr>
+        <w:rFonts w:ascii="Wingdings" w:hAnsi="Wingdings" w:hint="default"/>
+        <w:sz w:val="20"/>
+      </w:rPr>
+    </w:lvl>
+    <w:lvl w:ilvl="5" w:tentative="1">
+      <w:start w:val="1"/>
+      <w:numFmt w:val="bullet"/>
+      <w:lvlText w:val=""/>
+      <w:lvlJc w:val="left"/>
+      <w:pPr>
+        <w:tabs>
+          <w:tab w:val="num" w:pos="4320"/>
+        </w:tabs>
+        <w:ind w:left="4320" w:hanging="360"/>
+      </w:pPr>
+      <w:rPr>
+        <w:rFonts w:ascii="Wingdings" w:hAnsi="Wingdings" w:hint="default"/>
+        <w:sz w:val="20"/>
+      </w:rPr>
+    </w:lvl>
+    <w:lvl w:ilvl="6" w:tentative="1">
+      <w:start w:val="1"/>
+      <w:numFmt w:val="bullet"/>
+      <w:lvlText w:val=""/>
+      <w:lvlJc w:val="left"/>
+      <w:pPr>
+        <w:tabs>
+          <w:tab w:val="num" w:pos="5040"/>
+        </w:tabs>
+        <w:ind w:left="5040" w:hanging="360"/>
+      </w:pPr>
+      <w:rPr>
+        <w:rFonts w:ascii="Wingdings" w:hAnsi="Wingdings" w:hint="default"/>
+        <w:sz w:val="20"/>
+      </w:rPr>
+    </w:lvl>
+    <w:lvl w:ilvl="7" w:tentative="1">
+      <w:start w:val="1"/>
+      <w:numFmt w:val="bullet"/>
+      <w:lvlText w:val=""/>
+      <w:lvlJc w:val="left"/>
+      <w:pPr>
+        <w:tabs>
+          <w:tab w:val="num" w:pos="5760"/>
+        </w:tabs>
+        <w:ind w:left="5760" w:hanging="360"/>
+      </w:pPr>
+      <w:rPr>
+        <w:rFonts w:ascii="Wingdings" w:hAnsi="Wingdings" w:hint="default"/>
+        <w:sz w:val="20"/>
+      </w:rPr>
+    </w:lvl>
+    <w:lvl w:ilvl="8" w:tentative="1">
+      <w:start w:val="1"/>
+      <w:numFmt w:val="bullet"/>
+      <w:lvlText w:val=""/>
+      <w:lvlJc w:val="left"/>
+      <w:pPr>
+        <w:tabs>
+          <w:tab w:val="num" w:pos="6480"/>
+        </w:tabs>
+        <w:ind w:left="6480" w:hanging="360"/>
+      </w:pPr>
+      <w:rPr>
+        <w:rFonts w:ascii="Wingdings" w:hAnsi="Wingdings" w:hint="default"/>
+        <w:sz w:val="20"/>
+      </w:rPr>
+    </w:lvl>
+  </w:abstractNum>
+  <w:abstractNum w:abstractNumId="25" w15:restartNumberingAfterBreak="0">
     <w:nsid w:val="47F72191"/>
     <w:multiLevelType w:val="hybridMultilevel"/>
     <w:tmpl w:val="34DEB934"/>
@@ -6158,7 +7305,7 @@
       </w:pPr>
     </w:lvl>
   </w:abstractNum>
-  <w:abstractNum w:abstractNumId="17" w15:restartNumberingAfterBreak="0">
+  <w:abstractNum w:abstractNumId="26" w15:restartNumberingAfterBreak="0">
     <w:nsid w:val="494D5D41"/>
     <w:multiLevelType w:val="multilevel"/>
     <w:tmpl w:val="8E26D44A"/>
@@ -6307,7 +7454,454 @@
       </w:rPr>
     </w:lvl>
   </w:abstractNum>
-  <w:abstractNum w:abstractNumId="18" w15:restartNumberingAfterBreak="0">
+  <w:abstractNum w:abstractNumId="27" w15:restartNumberingAfterBreak="0">
+    <w:nsid w:val="4F386BA9"/>
+    <w:multiLevelType w:val="multilevel"/>
+    <w:tmpl w:val="EB387CF8"/>
+    <w:lvl w:ilvl="0">
+      <w:start w:val="1"/>
+      <w:numFmt w:val="bullet"/>
+      <w:lvlText w:val=""/>
+      <w:lvlJc w:val="left"/>
+      <w:pPr>
+        <w:tabs>
+          <w:tab w:val="num" w:pos="720"/>
+        </w:tabs>
+        <w:ind w:left="720" w:hanging="360"/>
+      </w:pPr>
+      <w:rPr>
+        <w:rFonts w:ascii="Symbol" w:hAnsi="Symbol" w:hint="default"/>
+        <w:sz w:val="20"/>
+      </w:rPr>
+    </w:lvl>
+    <w:lvl w:ilvl="1" w:tentative="1">
+      <w:start w:val="1"/>
+      <w:numFmt w:val="bullet"/>
+      <w:lvlText w:val="o"/>
+      <w:lvlJc w:val="left"/>
+      <w:pPr>
+        <w:tabs>
+          <w:tab w:val="num" w:pos="1440"/>
+        </w:tabs>
+        <w:ind w:left="1440" w:hanging="360"/>
+      </w:pPr>
+      <w:rPr>
+        <w:rFonts w:ascii="Courier New" w:hAnsi="Courier New" w:hint="default"/>
+        <w:sz w:val="20"/>
+      </w:rPr>
+    </w:lvl>
+    <w:lvl w:ilvl="2" w:tentative="1">
+      <w:start w:val="1"/>
+      <w:numFmt w:val="bullet"/>
+      <w:lvlText w:val=""/>
+      <w:lvlJc w:val="left"/>
+      <w:pPr>
+        <w:tabs>
+          <w:tab w:val="num" w:pos="2160"/>
+        </w:tabs>
+        <w:ind w:left="2160" w:hanging="360"/>
+      </w:pPr>
+      <w:rPr>
+        <w:rFonts w:ascii="Wingdings" w:hAnsi="Wingdings" w:hint="default"/>
+        <w:sz w:val="20"/>
+      </w:rPr>
+    </w:lvl>
+    <w:lvl w:ilvl="3" w:tentative="1">
+      <w:start w:val="1"/>
+      <w:numFmt w:val="bullet"/>
+      <w:lvlText w:val=""/>
+      <w:lvlJc w:val="left"/>
+      <w:pPr>
+        <w:tabs>
+          <w:tab w:val="num" w:pos="2880"/>
+        </w:tabs>
+        <w:ind w:left="2880" w:hanging="360"/>
+      </w:pPr>
+      <w:rPr>
+        <w:rFonts w:ascii="Wingdings" w:hAnsi="Wingdings" w:hint="default"/>
+        <w:sz w:val="20"/>
+      </w:rPr>
+    </w:lvl>
+    <w:lvl w:ilvl="4" w:tentative="1">
+      <w:start w:val="1"/>
+      <w:numFmt w:val="bullet"/>
+      <w:lvlText w:val=""/>
+      <w:lvlJc w:val="left"/>
+      <w:pPr>
+        <w:tabs>
+          <w:tab w:val="num" w:pos="3600"/>
+        </w:tabs>
+        <w:ind w:left="3600" w:hanging="360"/>
+      </w:pPr>
+      <w:rPr>
+        <w:rFonts w:ascii="Wingdings" w:hAnsi="Wingdings" w:hint="default"/>
+        <w:sz w:val="20"/>
+      </w:rPr>
+    </w:lvl>
+    <w:lvl w:ilvl="5" w:tentative="1">
+      <w:start w:val="1"/>
+      <w:numFmt w:val="bullet"/>
+      <w:lvlText w:val=""/>
+      <w:lvlJc w:val="left"/>
+      <w:pPr>
+        <w:tabs>
+          <w:tab w:val="num" w:pos="4320"/>
+        </w:tabs>
+        <w:ind w:left="4320" w:hanging="360"/>
+      </w:pPr>
+      <w:rPr>
+        <w:rFonts w:ascii="Wingdings" w:hAnsi="Wingdings" w:hint="default"/>
+        <w:sz w:val="20"/>
+      </w:rPr>
+    </w:lvl>
+    <w:lvl w:ilvl="6" w:tentative="1">
+      <w:start w:val="1"/>
+      <w:numFmt w:val="bullet"/>
+      <w:lvlText w:val=""/>
+      <w:lvlJc w:val="left"/>
+      <w:pPr>
+        <w:tabs>
+          <w:tab w:val="num" w:pos="5040"/>
+        </w:tabs>
+        <w:ind w:left="5040" w:hanging="360"/>
+      </w:pPr>
+      <w:rPr>
+        <w:rFonts w:ascii="Wingdings" w:hAnsi="Wingdings" w:hint="default"/>
+        <w:sz w:val="20"/>
+      </w:rPr>
+    </w:lvl>
+    <w:lvl w:ilvl="7" w:tentative="1">
+      <w:start w:val="1"/>
+      <w:numFmt w:val="bullet"/>
+      <w:lvlText w:val=""/>
+      <w:lvlJc w:val="left"/>
+      <w:pPr>
+        <w:tabs>
+          <w:tab w:val="num" w:pos="5760"/>
+        </w:tabs>
+        <w:ind w:left="5760" w:hanging="360"/>
+      </w:pPr>
+      <w:rPr>
+        <w:rFonts w:ascii="Wingdings" w:hAnsi="Wingdings" w:hint="default"/>
+        <w:sz w:val="20"/>
+      </w:rPr>
+    </w:lvl>
+    <w:lvl w:ilvl="8" w:tentative="1">
+      <w:start w:val="1"/>
+      <w:numFmt w:val="bullet"/>
+      <w:lvlText w:val=""/>
+      <w:lvlJc w:val="left"/>
+      <w:pPr>
+        <w:tabs>
+          <w:tab w:val="num" w:pos="6480"/>
+        </w:tabs>
+        <w:ind w:left="6480" w:hanging="360"/>
+      </w:pPr>
+      <w:rPr>
+        <w:rFonts w:ascii="Wingdings" w:hAnsi="Wingdings" w:hint="default"/>
+        <w:sz w:val="20"/>
+      </w:rPr>
+    </w:lvl>
+  </w:abstractNum>
+  <w:abstractNum w:abstractNumId="28" w15:restartNumberingAfterBreak="0">
+    <w:nsid w:val="53245C45"/>
+    <w:multiLevelType w:val="multilevel"/>
+    <w:tmpl w:val="3424A3A2"/>
+    <w:lvl w:ilvl="0">
+      <w:start w:val="1"/>
+      <w:numFmt w:val="bullet"/>
+      <w:lvlText w:val=""/>
+      <w:lvlJc w:val="left"/>
+      <w:pPr>
+        <w:tabs>
+          <w:tab w:val="num" w:pos="720"/>
+        </w:tabs>
+        <w:ind w:left="720" w:hanging="360"/>
+      </w:pPr>
+      <w:rPr>
+        <w:rFonts w:ascii="Symbol" w:hAnsi="Symbol" w:hint="default"/>
+        <w:sz w:val="20"/>
+      </w:rPr>
+    </w:lvl>
+    <w:lvl w:ilvl="1" w:tentative="1">
+      <w:start w:val="1"/>
+      <w:numFmt w:val="bullet"/>
+      <w:lvlText w:val="o"/>
+      <w:lvlJc w:val="left"/>
+      <w:pPr>
+        <w:tabs>
+          <w:tab w:val="num" w:pos="1440"/>
+        </w:tabs>
+        <w:ind w:left="1440" w:hanging="360"/>
+      </w:pPr>
+      <w:rPr>
+        <w:rFonts w:ascii="Courier New" w:hAnsi="Courier New" w:hint="default"/>
+        <w:sz w:val="20"/>
+      </w:rPr>
+    </w:lvl>
+    <w:lvl w:ilvl="2" w:tentative="1">
+      <w:start w:val="1"/>
+      <w:numFmt w:val="bullet"/>
+      <w:lvlText w:val=""/>
+      <w:lvlJc w:val="left"/>
+      <w:pPr>
+        <w:tabs>
+          <w:tab w:val="num" w:pos="2160"/>
+        </w:tabs>
+        <w:ind w:left="2160" w:hanging="360"/>
+      </w:pPr>
+      <w:rPr>
+        <w:rFonts w:ascii="Wingdings" w:hAnsi="Wingdings" w:hint="default"/>
+        <w:sz w:val="20"/>
+      </w:rPr>
+    </w:lvl>
+    <w:lvl w:ilvl="3" w:tentative="1">
+      <w:start w:val="1"/>
+      <w:numFmt w:val="bullet"/>
+      <w:lvlText w:val=""/>
+      <w:lvlJc w:val="left"/>
+      <w:pPr>
+        <w:tabs>
+          <w:tab w:val="num" w:pos="2880"/>
+        </w:tabs>
+        <w:ind w:left="2880" w:hanging="360"/>
+      </w:pPr>
+      <w:rPr>
+        <w:rFonts w:ascii="Wingdings" w:hAnsi="Wingdings" w:hint="default"/>
+        <w:sz w:val="20"/>
+      </w:rPr>
+    </w:lvl>
+    <w:lvl w:ilvl="4" w:tentative="1">
+      <w:start w:val="1"/>
+      <w:numFmt w:val="bullet"/>
+      <w:lvlText w:val=""/>
+      <w:lvlJc w:val="left"/>
+      <w:pPr>
+        <w:tabs>
+          <w:tab w:val="num" w:pos="3600"/>
+        </w:tabs>
+        <w:ind w:left="3600" w:hanging="360"/>
+      </w:pPr>
+      <w:rPr>
+        <w:rFonts w:ascii="Wingdings" w:hAnsi="Wingdings" w:hint="default"/>
+        <w:sz w:val="20"/>
+      </w:rPr>
+    </w:lvl>
+    <w:lvl w:ilvl="5" w:tentative="1">
+      <w:start w:val="1"/>
+      <w:numFmt w:val="bullet"/>
+      <w:lvlText w:val=""/>
+      <w:lvlJc w:val="left"/>
+      <w:pPr>
+        <w:tabs>
+          <w:tab w:val="num" w:pos="4320"/>
+        </w:tabs>
+        <w:ind w:left="4320" w:hanging="360"/>
+      </w:pPr>
+      <w:rPr>
+        <w:rFonts w:ascii="Wingdings" w:hAnsi="Wingdings" w:hint="default"/>
+        <w:sz w:val="20"/>
+      </w:rPr>
+    </w:lvl>
+    <w:lvl w:ilvl="6" w:tentative="1">
+      <w:start w:val="1"/>
+      <w:numFmt w:val="bullet"/>
+      <w:lvlText w:val=""/>
+      <w:lvlJc w:val="left"/>
+      <w:pPr>
+        <w:tabs>
+          <w:tab w:val="num" w:pos="5040"/>
+        </w:tabs>
+        <w:ind w:left="5040" w:hanging="360"/>
+      </w:pPr>
+      <w:rPr>
+        <w:rFonts w:ascii="Wingdings" w:hAnsi="Wingdings" w:hint="default"/>
+        <w:sz w:val="20"/>
+      </w:rPr>
+    </w:lvl>
+    <w:lvl w:ilvl="7" w:tentative="1">
+      <w:start w:val="1"/>
+      <w:numFmt w:val="bullet"/>
+      <w:lvlText w:val=""/>
+      <w:lvlJc w:val="left"/>
+      <w:pPr>
+        <w:tabs>
+          <w:tab w:val="num" w:pos="5760"/>
+        </w:tabs>
+        <w:ind w:left="5760" w:hanging="360"/>
+      </w:pPr>
+      <w:rPr>
+        <w:rFonts w:ascii="Wingdings" w:hAnsi="Wingdings" w:hint="default"/>
+        <w:sz w:val="20"/>
+      </w:rPr>
+    </w:lvl>
+    <w:lvl w:ilvl="8" w:tentative="1">
+      <w:start w:val="1"/>
+      <w:numFmt w:val="bullet"/>
+      <w:lvlText w:val=""/>
+      <w:lvlJc w:val="left"/>
+      <w:pPr>
+        <w:tabs>
+          <w:tab w:val="num" w:pos="6480"/>
+        </w:tabs>
+        <w:ind w:left="6480" w:hanging="360"/>
+      </w:pPr>
+      <w:rPr>
+        <w:rFonts w:ascii="Wingdings" w:hAnsi="Wingdings" w:hint="default"/>
+        <w:sz w:val="20"/>
+      </w:rPr>
+    </w:lvl>
+  </w:abstractNum>
+  <w:abstractNum w:abstractNumId="29" w15:restartNumberingAfterBreak="0">
+    <w:nsid w:val="57860B2C"/>
+    <w:multiLevelType w:val="multilevel"/>
+    <w:tmpl w:val="AA0884B4"/>
+    <w:lvl w:ilvl="0">
+      <w:start w:val="1"/>
+      <w:numFmt w:val="bullet"/>
+      <w:lvlText w:val=""/>
+      <w:lvlJc w:val="left"/>
+      <w:pPr>
+        <w:tabs>
+          <w:tab w:val="num" w:pos="720"/>
+        </w:tabs>
+        <w:ind w:left="720" w:hanging="360"/>
+      </w:pPr>
+      <w:rPr>
+        <w:rFonts w:ascii="Symbol" w:hAnsi="Symbol" w:hint="default"/>
+        <w:sz w:val="20"/>
+      </w:rPr>
+    </w:lvl>
+    <w:lvl w:ilvl="1" w:tentative="1">
+      <w:start w:val="1"/>
+      <w:numFmt w:val="bullet"/>
+      <w:lvlText w:val="o"/>
+      <w:lvlJc w:val="left"/>
+      <w:pPr>
+        <w:tabs>
+          <w:tab w:val="num" w:pos="1440"/>
+        </w:tabs>
+        <w:ind w:left="1440" w:hanging="360"/>
+      </w:pPr>
+      <w:rPr>
+        <w:rFonts w:ascii="Courier New" w:hAnsi="Courier New" w:hint="default"/>
+        <w:sz w:val="20"/>
+      </w:rPr>
+    </w:lvl>
+    <w:lvl w:ilvl="2" w:tentative="1">
+      <w:start w:val="1"/>
+      <w:numFmt w:val="bullet"/>
+      <w:lvlText w:val=""/>
+      <w:lvlJc w:val="left"/>
+      <w:pPr>
+        <w:tabs>
+          <w:tab w:val="num" w:pos="2160"/>
+        </w:tabs>
+        <w:ind w:left="2160" w:hanging="360"/>
+      </w:pPr>
+      <w:rPr>
+        <w:rFonts w:ascii="Wingdings" w:hAnsi="Wingdings" w:hint="default"/>
+        <w:sz w:val="20"/>
+      </w:rPr>
+    </w:lvl>
+    <w:lvl w:ilvl="3" w:tentative="1">
+      <w:start w:val="1"/>
+      <w:numFmt w:val="bullet"/>
+      <w:lvlText w:val=""/>
+      <w:lvlJc w:val="left"/>
+      <w:pPr>
+        <w:tabs>
+          <w:tab w:val="num" w:pos="2880"/>
+        </w:tabs>
+        <w:ind w:left="2880" w:hanging="360"/>
+      </w:pPr>
+      <w:rPr>
+        <w:rFonts w:ascii="Wingdings" w:hAnsi="Wingdings" w:hint="default"/>
+        <w:sz w:val="20"/>
+      </w:rPr>
+    </w:lvl>
+    <w:lvl w:ilvl="4" w:tentative="1">
+      <w:start w:val="1"/>
+      <w:numFmt w:val="bullet"/>
+      <w:lvlText w:val=""/>
+      <w:lvlJc w:val="left"/>
+      <w:pPr>
+        <w:tabs>
+          <w:tab w:val="num" w:pos="3600"/>
+        </w:tabs>
+        <w:ind w:left="3600" w:hanging="360"/>
+      </w:pPr>
+      <w:rPr>
+        <w:rFonts w:ascii="Wingdings" w:hAnsi="Wingdings" w:hint="default"/>
+        <w:sz w:val="20"/>
+      </w:rPr>
+    </w:lvl>
+    <w:lvl w:ilvl="5" w:tentative="1">
+      <w:start w:val="1"/>
+      <w:numFmt w:val="bullet"/>
+      <w:lvlText w:val=""/>
+      <w:lvlJc w:val="left"/>
+      <w:pPr>
+        <w:tabs>
+          <w:tab w:val="num" w:pos="4320"/>
+        </w:tabs>
+        <w:ind w:left="4320" w:hanging="360"/>
+      </w:pPr>
+      <w:rPr>
+        <w:rFonts w:ascii="Wingdings" w:hAnsi="Wingdings" w:hint="default"/>
+        <w:sz w:val="20"/>
+      </w:rPr>
+    </w:lvl>
+    <w:lvl w:ilvl="6" w:tentative="1">
+      <w:start w:val="1"/>
+      <w:numFmt w:val="bullet"/>
+      <w:lvlText w:val=""/>
+      <w:lvlJc w:val="left"/>
+      <w:pPr>
+        <w:tabs>
+          <w:tab w:val="num" w:pos="5040"/>
+        </w:tabs>
+        <w:ind w:left="5040" w:hanging="360"/>
+      </w:pPr>
+      <w:rPr>
+        <w:rFonts w:ascii="Wingdings" w:hAnsi="Wingdings" w:hint="default"/>
+        <w:sz w:val="20"/>
+      </w:rPr>
+    </w:lvl>
+    <w:lvl w:ilvl="7" w:tentative="1">
+      <w:start w:val="1"/>
+      <w:numFmt w:val="bullet"/>
+      <w:lvlText w:val=""/>
+      <w:lvlJc w:val="left"/>
+      <w:pPr>
+        <w:tabs>
+          <w:tab w:val="num" w:pos="5760"/>
+        </w:tabs>
+        <w:ind w:left="5760" w:hanging="360"/>
+      </w:pPr>
+      <w:rPr>
+        <w:rFonts w:ascii="Wingdings" w:hAnsi="Wingdings" w:hint="default"/>
+        <w:sz w:val="20"/>
+      </w:rPr>
+    </w:lvl>
+    <w:lvl w:ilvl="8" w:tentative="1">
+      <w:start w:val="1"/>
+      <w:numFmt w:val="bullet"/>
+      <w:lvlText w:val=""/>
+      <w:lvlJc w:val="left"/>
+      <w:pPr>
+        <w:tabs>
+          <w:tab w:val="num" w:pos="6480"/>
+        </w:tabs>
+        <w:ind w:left="6480" w:hanging="360"/>
+      </w:pPr>
+      <w:rPr>
+        <w:rFonts w:ascii="Wingdings" w:hAnsi="Wingdings" w:hint="default"/>
+        <w:sz w:val="20"/>
+      </w:rPr>
+    </w:lvl>
+  </w:abstractNum>
+  <w:abstractNum w:abstractNumId="30" w15:restartNumberingAfterBreak="0">
     <w:nsid w:val="587B2F18"/>
     <w:multiLevelType w:val="hybridMultilevel"/>
     <w:tmpl w:val="AF0603D2"/>
@@ -6393,7 +7987,7 @@
       </w:pPr>
     </w:lvl>
   </w:abstractNum>
-  <w:abstractNum w:abstractNumId="19" w15:restartNumberingAfterBreak="0">
+  <w:abstractNum w:abstractNumId="31" w15:restartNumberingAfterBreak="0">
     <w:nsid w:val="5AE67AF2"/>
     <w:multiLevelType w:val="multilevel"/>
     <w:tmpl w:val="C57A735A"/>
@@ -6542,7 +8136,7 @@
       </w:rPr>
     </w:lvl>
   </w:abstractNum>
-  <w:abstractNum w:abstractNumId="20" w15:restartNumberingAfterBreak="0">
+  <w:abstractNum w:abstractNumId="32" w15:restartNumberingAfterBreak="0">
     <w:nsid w:val="5D9C0090"/>
     <w:multiLevelType w:val="multilevel"/>
     <w:tmpl w:val="98C43978"/>
@@ -6691,7 +8285,7 @@
       </w:rPr>
     </w:lvl>
   </w:abstractNum>
-  <w:abstractNum w:abstractNumId="21" w15:restartNumberingAfterBreak="0">
+  <w:abstractNum w:abstractNumId="33" w15:restartNumberingAfterBreak="0">
     <w:nsid w:val="66104A17"/>
     <w:multiLevelType w:val="multilevel"/>
     <w:tmpl w:val="32B6DABA"/>
@@ -6840,7 +8434,7 @@
       </w:rPr>
     </w:lvl>
   </w:abstractNum>
-  <w:abstractNum w:abstractNumId="22" w15:restartNumberingAfterBreak="0">
+  <w:abstractNum w:abstractNumId="34" w15:restartNumberingAfterBreak="0">
     <w:nsid w:val="69495E8C"/>
     <w:multiLevelType w:val="multilevel"/>
     <w:tmpl w:val="CC5A2E6A"/>
@@ -6989,7 +8583,7 @@
       </w:rPr>
     </w:lvl>
   </w:abstractNum>
-  <w:abstractNum w:abstractNumId="23" w15:restartNumberingAfterBreak="0">
+  <w:abstractNum w:abstractNumId="35" w15:restartNumberingAfterBreak="0">
     <w:nsid w:val="69AA79BB"/>
     <w:multiLevelType w:val="multilevel"/>
     <w:tmpl w:val="AB4E56D4"/>
@@ -7138,7 +8732,7 @@
       </w:rPr>
     </w:lvl>
   </w:abstractNum>
-  <w:abstractNum w:abstractNumId="24" w15:restartNumberingAfterBreak="0">
+  <w:abstractNum w:abstractNumId="36" w15:restartNumberingAfterBreak="0">
     <w:nsid w:val="6DAD5DB4"/>
     <w:multiLevelType w:val="multilevel"/>
     <w:tmpl w:val="F4EA6512"/>
@@ -7287,7 +8881,7 @@
       </w:rPr>
     </w:lvl>
   </w:abstractNum>
-  <w:abstractNum w:abstractNumId="25" w15:restartNumberingAfterBreak="0">
+  <w:abstractNum w:abstractNumId="37" w15:restartNumberingAfterBreak="0">
     <w:nsid w:val="725A2A16"/>
     <w:multiLevelType w:val="hybridMultilevel"/>
     <w:tmpl w:val="C8FADCEC"/>
@@ -7376,7 +8970,156 @@
       </w:pPr>
     </w:lvl>
   </w:abstractNum>
-  <w:abstractNum w:abstractNumId="26" w15:restartNumberingAfterBreak="0">
+  <w:abstractNum w:abstractNumId="38" w15:restartNumberingAfterBreak="0">
+    <w:nsid w:val="7633527F"/>
+    <w:multiLevelType w:val="multilevel"/>
+    <w:tmpl w:val="20B4E08E"/>
+    <w:lvl w:ilvl="0">
+      <w:start w:val="1"/>
+      <w:numFmt w:val="bullet"/>
+      <w:lvlText w:val=""/>
+      <w:lvlJc w:val="left"/>
+      <w:pPr>
+        <w:tabs>
+          <w:tab w:val="num" w:pos="720"/>
+        </w:tabs>
+        <w:ind w:left="720" w:hanging="360"/>
+      </w:pPr>
+      <w:rPr>
+        <w:rFonts w:ascii="Symbol" w:hAnsi="Symbol" w:hint="default"/>
+        <w:sz w:val="20"/>
+      </w:rPr>
+    </w:lvl>
+    <w:lvl w:ilvl="1" w:tentative="1">
+      <w:start w:val="1"/>
+      <w:numFmt w:val="bullet"/>
+      <w:lvlText w:val="o"/>
+      <w:lvlJc w:val="left"/>
+      <w:pPr>
+        <w:tabs>
+          <w:tab w:val="num" w:pos="1440"/>
+        </w:tabs>
+        <w:ind w:left="1440" w:hanging="360"/>
+      </w:pPr>
+      <w:rPr>
+        <w:rFonts w:ascii="Courier New" w:hAnsi="Courier New" w:hint="default"/>
+        <w:sz w:val="20"/>
+      </w:rPr>
+    </w:lvl>
+    <w:lvl w:ilvl="2" w:tentative="1">
+      <w:start w:val="1"/>
+      <w:numFmt w:val="bullet"/>
+      <w:lvlText w:val=""/>
+      <w:lvlJc w:val="left"/>
+      <w:pPr>
+        <w:tabs>
+          <w:tab w:val="num" w:pos="2160"/>
+        </w:tabs>
+        <w:ind w:left="2160" w:hanging="360"/>
+      </w:pPr>
+      <w:rPr>
+        <w:rFonts w:ascii="Wingdings" w:hAnsi="Wingdings" w:hint="default"/>
+        <w:sz w:val="20"/>
+      </w:rPr>
+    </w:lvl>
+    <w:lvl w:ilvl="3" w:tentative="1">
+      <w:start w:val="1"/>
+      <w:numFmt w:val="bullet"/>
+      <w:lvlText w:val=""/>
+      <w:lvlJc w:val="left"/>
+      <w:pPr>
+        <w:tabs>
+          <w:tab w:val="num" w:pos="2880"/>
+        </w:tabs>
+        <w:ind w:left="2880" w:hanging="360"/>
+      </w:pPr>
+      <w:rPr>
+        <w:rFonts w:ascii="Wingdings" w:hAnsi="Wingdings" w:hint="default"/>
+        <w:sz w:val="20"/>
+      </w:rPr>
+    </w:lvl>
+    <w:lvl w:ilvl="4" w:tentative="1">
+      <w:start w:val="1"/>
+      <w:numFmt w:val="bullet"/>
+      <w:lvlText w:val=""/>
+      <w:lvlJc w:val="left"/>
+      <w:pPr>
+        <w:tabs>
+          <w:tab w:val="num" w:pos="3600"/>
+        </w:tabs>
+        <w:ind w:left="3600" w:hanging="360"/>
+      </w:pPr>
+      <w:rPr>
+        <w:rFonts w:ascii="Wingdings" w:hAnsi="Wingdings" w:hint="default"/>
+        <w:sz w:val="20"/>
+      </w:rPr>
+    </w:lvl>
+    <w:lvl w:ilvl="5" w:tentative="1">
+      <w:start w:val="1"/>
+      <w:numFmt w:val="bullet"/>
+      <w:lvlText w:val=""/>
+      <w:lvlJc w:val="left"/>
+      <w:pPr>
+        <w:tabs>
+          <w:tab w:val="num" w:pos="4320"/>
+        </w:tabs>
+        <w:ind w:left="4320" w:hanging="360"/>
+      </w:pPr>
+      <w:rPr>
+        <w:rFonts w:ascii="Wingdings" w:hAnsi="Wingdings" w:hint="default"/>
+        <w:sz w:val="20"/>
+      </w:rPr>
+    </w:lvl>
+    <w:lvl w:ilvl="6" w:tentative="1">
+      <w:start w:val="1"/>
+      <w:numFmt w:val="bullet"/>
+      <w:lvlText w:val=""/>
+      <w:lvlJc w:val="left"/>
+      <w:pPr>
+        <w:tabs>
+          <w:tab w:val="num" w:pos="5040"/>
+        </w:tabs>
+        <w:ind w:left="5040" w:hanging="360"/>
+      </w:pPr>
+      <w:rPr>
+        <w:rFonts w:ascii="Wingdings" w:hAnsi="Wingdings" w:hint="default"/>
+        <w:sz w:val="20"/>
+      </w:rPr>
+    </w:lvl>
+    <w:lvl w:ilvl="7" w:tentative="1">
+      <w:start w:val="1"/>
+      <w:numFmt w:val="bullet"/>
+      <w:lvlText w:val=""/>
+      <w:lvlJc w:val="left"/>
+      <w:pPr>
+        <w:tabs>
+          <w:tab w:val="num" w:pos="5760"/>
+        </w:tabs>
+        <w:ind w:left="5760" w:hanging="360"/>
+      </w:pPr>
+      <w:rPr>
+        <w:rFonts w:ascii="Wingdings" w:hAnsi="Wingdings" w:hint="default"/>
+        <w:sz w:val="20"/>
+      </w:rPr>
+    </w:lvl>
+    <w:lvl w:ilvl="8" w:tentative="1">
+      <w:start w:val="1"/>
+      <w:numFmt w:val="bullet"/>
+      <w:lvlText w:val=""/>
+      <w:lvlJc w:val="left"/>
+      <w:pPr>
+        <w:tabs>
+          <w:tab w:val="num" w:pos="6480"/>
+        </w:tabs>
+        <w:ind w:left="6480" w:hanging="360"/>
+      </w:pPr>
+      <w:rPr>
+        <w:rFonts w:ascii="Wingdings" w:hAnsi="Wingdings" w:hint="default"/>
+        <w:sz w:val="20"/>
+      </w:rPr>
+    </w:lvl>
+  </w:abstractNum>
+  <w:abstractNum w:abstractNumId="39" w15:restartNumberingAfterBreak="0">
     <w:nsid w:val="77FB342C"/>
     <w:multiLevelType w:val="multilevel"/>
     <w:tmpl w:val="8D961AF8"/>
@@ -7525,7 +9268,7 @@
       </w:rPr>
     </w:lvl>
   </w:abstractNum>
-  <w:abstractNum w:abstractNumId="27" w15:restartNumberingAfterBreak="0">
+  <w:abstractNum w:abstractNumId="40" w15:restartNumberingAfterBreak="0">
     <w:nsid w:val="78286446"/>
     <w:multiLevelType w:val="hybridMultilevel"/>
     <w:tmpl w:val="6B3C5856"/>
@@ -7611,7 +9354,7 @@
       </w:pPr>
     </w:lvl>
   </w:abstractNum>
-  <w:abstractNum w:abstractNumId="28" w15:restartNumberingAfterBreak="0">
+  <w:abstractNum w:abstractNumId="41" w15:restartNumberingAfterBreak="0">
     <w:nsid w:val="7A0F546B"/>
     <w:multiLevelType w:val="multilevel"/>
     <w:tmpl w:val="A53C67BE"/>
@@ -7760,7 +9503,7 @@
       </w:rPr>
     </w:lvl>
   </w:abstractNum>
-  <w:abstractNum w:abstractNumId="29" w15:restartNumberingAfterBreak="0">
+  <w:abstractNum w:abstractNumId="42" w15:restartNumberingAfterBreak="0">
     <w:nsid w:val="7A377561"/>
     <w:multiLevelType w:val="hybridMultilevel"/>
     <w:tmpl w:val="2E143ECA"/>
@@ -7849,7 +9592,7 @@
       </w:pPr>
     </w:lvl>
   </w:abstractNum>
-  <w:abstractNum w:abstractNumId="30" w15:restartNumberingAfterBreak="0">
+  <w:abstractNum w:abstractNumId="43" w15:restartNumberingAfterBreak="0">
     <w:nsid w:val="7C07689E"/>
     <w:multiLevelType w:val="hybridMultilevel"/>
     <w:tmpl w:val="34DEB934"/>
@@ -7935,7 +9678,7 @@
       </w:pPr>
     </w:lvl>
   </w:abstractNum>
-  <w:abstractNum w:abstractNumId="31" w15:restartNumberingAfterBreak="0">
+  <w:abstractNum w:abstractNumId="44" w15:restartNumberingAfterBreak="0">
     <w:nsid w:val="7CFD3E56"/>
     <w:multiLevelType w:val="multilevel"/>
     <w:tmpl w:val="464A162E"/>
@@ -8084,101 +9827,292 @@
       </w:rPr>
     </w:lvl>
   </w:abstractNum>
+  <w:abstractNum w:abstractNumId="45" w15:restartNumberingAfterBreak="0">
+    <w:nsid w:val="7D1722AF"/>
+    <w:multiLevelType w:val="multilevel"/>
+    <w:tmpl w:val="9D8207DE"/>
+    <w:lvl w:ilvl="0">
+      <w:start w:val="1"/>
+      <w:numFmt w:val="bullet"/>
+      <w:lvlText w:val=""/>
+      <w:lvlJc w:val="left"/>
+      <w:pPr>
+        <w:tabs>
+          <w:tab w:val="num" w:pos="720"/>
+        </w:tabs>
+        <w:ind w:left="720" w:hanging="360"/>
+      </w:pPr>
+      <w:rPr>
+        <w:rFonts w:ascii="Symbol" w:hAnsi="Symbol" w:hint="default"/>
+        <w:sz w:val="20"/>
+      </w:rPr>
+    </w:lvl>
+    <w:lvl w:ilvl="1" w:tentative="1">
+      <w:start w:val="1"/>
+      <w:numFmt w:val="bullet"/>
+      <w:lvlText w:val="o"/>
+      <w:lvlJc w:val="left"/>
+      <w:pPr>
+        <w:tabs>
+          <w:tab w:val="num" w:pos="1440"/>
+        </w:tabs>
+        <w:ind w:left="1440" w:hanging="360"/>
+      </w:pPr>
+      <w:rPr>
+        <w:rFonts w:ascii="Courier New" w:hAnsi="Courier New" w:hint="default"/>
+        <w:sz w:val="20"/>
+      </w:rPr>
+    </w:lvl>
+    <w:lvl w:ilvl="2" w:tentative="1">
+      <w:start w:val="1"/>
+      <w:numFmt w:val="bullet"/>
+      <w:lvlText w:val=""/>
+      <w:lvlJc w:val="left"/>
+      <w:pPr>
+        <w:tabs>
+          <w:tab w:val="num" w:pos="2160"/>
+        </w:tabs>
+        <w:ind w:left="2160" w:hanging="360"/>
+      </w:pPr>
+      <w:rPr>
+        <w:rFonts w:ascii="Wingdings" w:hAnsi="Wingdings" w:hint="default"/>
+        <w:sz w:val="20"/>
+      </w:rPr>
+    </w:lvl>
+    <w:lvl w:ilvl="3" w:tentative="1">
+      <w:start w:val="1"/>
+      <w:numFmt w:val="bullet"/>
+      <w:lvlText w:val=""/>
+      <w:lvlJc w:val="left"/>
+      <w:pPr>
+        <w:tabs>
+          <w:tab w:val="num" w:pos="2880"/>
+        </w:tabs>
+        <w:ind w:left="2880" w:hanging="360"/>
+      </w:pPr>
+      <w:rPr>
+        <w:rFonts w:ascii="Wingdings" w:hAnsi="Wingdings" w:hint="default"/>
+        <w:sz w:val="20"/>
+      </w:rPr>
+    </w:lvl>
+    <w:lvl w:ilvl="4" w:tentative="1">
+      <w:start w:val="1"/>
+      <w:numFmt w:val="bullet"/>
+      <w:lvlText w:val=""/>
+      <w:lvlJc w:val="left"/>
+      <w:pPr>
+        <w:tabs>
+          <w:tab w:val="num" w:pos="3600"/>
+        </w:tabs>
+        <w:ind w:left="3600" w:hanging="360"/>
+      </w:pPr>
+      <w:rPr>
+        <w:rFonts w:ascii="Wingdings" w:hAnsi="Wingdings" w:hint="default"/>
+        <w:sz w:val="20"/>
+      </w:rPr>
+    </w:lvl>
+    <w:lvl w:ilvl="5" w:tentative="1">
+      <w:start w:val="1"/>
+      <w:numFmt w:val="bullet"/>
+      <w:lvlText w:val=""/>
+      <w:lvlJc w:val="left"/>
+      <w:pPr>
+        <w:tabs>
+          <w:tab w:val="num" w:pos="4320"/>
+        </w:tabs>
+        <w:ind w:left="4320" w:hanging="360"/>
+      </w:pPr>
+      <w:rPr>
+        <w:rFonts w:ascii="Wingdings" w:hAnsi="Wingdings" w:hint="default"/>
+        <w:sz w:val="20"/>
+      </w:rPr>
+    </w:lvl>
+    <w:lvl w:ilvl="6" w:tentative="1">
+      <w:start w:val="1"/>
+      <w:numFmt w:val="bullet"/>
+      <w:lvlText w:val=""/>
+      <w:lvlJc w:val="left"/>
+      <w:pPr>
+        <w:tabs>
+          <w:tab w:val="num" w:pos="5040"/>
+        </w:tabs>
+        <w:ind w:left="5040" w:hanging="360"/>
+      </w:pPr>
+      <w:rPr>
+        <w:rFonts w:ascii="Wingdings" w:hAnsi="Wingdings" w:hint="default"/>
+        <w:sz w:val="20"/>
+      </w:rPr>
+    </w:lvl>
+    <w:lvl w:ilvl="7" w:tentative="1">
+      <w:start w:val="1"/>
+      <w:numFmt w:val="bullet"/>
+      <w:lvlText w:val=""/>
+      <w:lvlJc w:val="left"/>
+      <w:pPr>
+        <w:tabs>
+          <w:tab w:val="num" w:pos="5760"/>
+        </w:tabs>
+        <w:ind w:left="5760" w:hanging="360"/>
+      </w:pPr>
+      <w:rPr>
+        <w:rFonts w:ascii="Wingdings" w:hAnsi="Wingdings" w:hint="default"/>
+        <w:sz w:val="20"/>
+      </w:rPr>
+    </w:lvl>
+    <w:lvl w:ilvl="8" w:tentative="1">
+      <w:start w:val="1"/>
+      <w:numFmt w:val="bullet"/>
+      <w:lvlText w:val=""/>
+      <w:lvlJc w:val="left"/>
+      <w:pPr>
+        <w:tabs>
+          <w:tab w:val="num" w:pos="6480"/>
+        </w:tabs>
+        <w:ind w:left="6480" w:hanging="360"/>
+      </w:pPr>
+      <w:rPr>
+        <w:rFonts w:ascii="Wingdings" w:hAnsi="Wingdings" w:hint="default"/>
+        <w:sz w:val="20"/>
+      </w:rPr>
+    </w:lvl>
+  </w:abstractNum>
   <w:num w:numId="1" w16cid:durableId="1711303218">
-    <w:abstractNumId w:val="18"/>
+    <w:abstractNumId w:val="30"/>
   </w:num>
   <w:num w:numId="2" w16cid:durableId="498153588">
-    <w:abstractNumId w:val="27"/>
+    <w:abstractNumId w:val="40"/>
   </w:num>
   <w:num w:numId="3" w16cid:durableId="2020429153">
+    <w:abstractNumId w:val="21"/>
+  </w:num>
+  <w:num w:numId="4" w16cid:durableId="1137606390">
+    <w:abstractNumId w:val="9"/>
+  </w:num>
+  <w:num w:numId="5" w16cid:durableId="115223340">
+    <w:abstractNumId w:val="37"/>
+  </w:num>
+  <w:num w:numId="6" w16cid:durableId="1876116801">
+    <w:abstractNumId w:val="42"/>
+  </w:num>
+  <w:num w:numId="7" w16cid:durableId="2015841121">
+    <w:abstractNumId w:val="6"/>
+  </w:num>
+  <w:num w:numId="8" w16cid:durableId="1397246072">
+    <w:abstractNumId w:val="43"/>
+  </w:num>
+  <w:num w:numId="9" w16cid:durableId="40902344">
+    <w:abstractNumId w:val="25"/>
+  </w:num>
+  <w:num w:numId="10" w16cid:durableId="1140881837">
+    <w:abstractNumId w:val="19"/>
+  </w:num>
+  <w:num w:numId="11" w16cid:durableId="846135457">
+    <w:abstractNumId w:val="13"/>
+  </w:num>
+  <w:num w:numId="12" w16cid:durableId="942764632">
+    <w:abstractNumId w:val="17"/>
+  </w:num>
+  <w:num w:numId="13" w16cid:durableId="1937446916">
+    <w:abstractNumId w:val="34"/>
+  </w:num>
+  <w:num w:numId="14" w16cid:durableId="850027132">
+    <w:abstractNumId w:val="41"/>
+  </w:num>
+  <w:num w:numId="15" w16cid:durableId="626663089">
+    <w:abstractNumId w:val="44"/>
+  </w:num>
+  <w:num w:numId="16" w16cid:durableId="1899507913">
     <w:abstractNumId w:val="15"/>
   </w:num>
-  <w:num w:numId="4" w16cid:durableId="1137606390">
-    <w:abstractNumId w:val="6"/>
+  <w:num w:numId="17" w16cid:durableId="1684816680">
+    <w:abstractNumId w:val="26"/>
   </w:num>
-  <w:num w:numId="5" w16cid:durableId="115223340">
-    <w:abstractNumId w:val="25"/>
-  </w:num>
-  <w:num w:numId="6" w16cid:durableId="1876116801">
-    <w:abstractNumId w:val="29"/>
-  </w:num>
-  <w:num w:numId="7" w16cid:durableId="2015841121">
-    <w:abstractNumId w:val="4"/>
-  </w:num>
-  <w:num w:numId="8" w16cid:durableId="1397246072">
-    <w:abstractNumId w:val="30"/>
-  </w:num>
-  <w:num w:numId="9" w16cid:durableId="40902344">
-    <w:abstractNumId w:val="16"/>
-  </w:num>
-  <w:num w:numId="10" w16cid:durableId="1140881837">
-    <w:abstractNumId w:val="13"/>
-  </w:num>
-  <w:num w:numId="11" w16cid:durableId="846135457">
-    <w:abstractNumId w:val="8"/>
-  </w:num>
-  <w:num w:numId="12" w16cid:durableId="942764632">
+  <w:num w:numId="18" w16cid:durableId="1870603969">
     <w:abstractNumId w:val="11"/>
   </w:num>
-  <w:num w:numId="13" w16cid:durableId="1937446916">
-    <w:abstractNumId w:val="22"/>
-  </w:num>
-  <w:num w:numId="14" w16cid:durableId="850027132">
-    <w:abstractNumId w:val="28"/>
-  </w:num>
-  <w:num w:numId="15" w16cid:durableId="626663089">
-    <w:abstractNumId w:val="31"/>
-  </w:num>
-  <w:num w:numId="16" w16cid:durableId="1899507913">
-    <w:abstractNumId w:val="9"/>
-  </w:num>
-  <w:num w:numId="17" w16cid:durableId="1684816680">
-    <w:abstractNumId w:val="17"/>
-  </w:num>
-  <w:num w:numId="18" w16cid:durableId="1870603969">
-    <w:abstractNumId w:val="7"/>
-  </w:num>
   <w:num w:numId="19" w16cid:durableId="2045596981">
-    <w:abstractNumId w:val="24"/>
+    <w:abstractNumId w:val="36"/>
   </w:num>
   <w:num w:numId="20" w16cid:durableId="1010330539">
     <w:abstractNumId w:val="0"/>
   </w:num>
   <w:num w:numId="21" w16cid:durableId="116222409">
+    <w:abstractNumId w:val="32"/>
+  </w:num>
+  <w:num w:numId="22" w16cid:durableId="623073047">
+    <w:abstractNumId w:val="2"/>
+  </w:num>
+  <w:num w:numId="23" w16cid:durableId="1412659118">
+    <w:abstractNumId w:val="31"/>
+  </w:num>
+  <w:num w:numId="24" w16cid:durableId="1440757218">
+    <w:abstractNumId w:val="16"/>
+  </w:num>
+  <w:num w:numId="25" w16cid:durableId="778990975">
+    <w:abstractNumId w:val="18"/>
+  </w:num>
+  <w:num w:numId="26" w16cid:durableId="1500463551">
+    <w:abstractNumId w:val="4"/>
+  </w:num>
+  <w:num w:numId="27" w16cid:durableId="592321415">
     <w:abstractNumId w:val="20"/>
   </w:num>
-  <w:num w:numId="22" w16cid:durableId="623073047">
+  <w:num w:numId="28" w16cid:durableId="1200583302">
+    <w:abstractNumId w:val="8"/>
+  </w:num>
+  <w:num w:numId="29" w16cid:durableId="1304509463">
+    <w:abstractNumId w:val="33"/>
+  </w:num>
+  <w:num w:numId="30" w16cid:durableId="321933702">
+    <w:abstractNumId w:val="5"/>
+  </w:num>
+  <w:num w:numId="31" w16cid:durableId="1064640120">
+    <w:abstractNumId w:val="35"/>
+  </w:num>
+  <w:num w:numId="32" w16cid:durableId="2074305016">
+    <w:abstractNumId w:val="39"/>
+  </w:num>
+  <w:num w:numId="33" w16cid:durableId="271019503">
+    <w:abstractNumId w:val="12"/>
+  </w:num>
+  <w:num w:numId="34" w16cid:durableId="386074969">
     <w:abstractNumId w:val="1"/>
   </w:num>
-  <w:num w:numId="23" w16cid:durableId="1412659118">
-    <w:abstractNumId w:val="19"/>
+  <w:num w:numId="35" w16cid:durableId="131993224">
+    <w:abstractNumId w:val="24"/>
   </w:num>
-  <w:num w:numId="24" w16cid:durableId="1440757218">
+  <w:num w:numId="36" w16cid:durableId="85032302">
+    <w:abstractNumId w:val="45"/>
+  </w:num>
+  <w:num w:numId="37" w16cid:durableId="1017269776">
+    <w:abstractNumId w:val="14"/>
+  </w:num>
+  <w:num w:numId="38" w16cid:durableId="690374280">
+    <w:abstractNumId w:val="7"/>
+  </w:num>
+  <w:num w:numId="39" w16cid:durableId="1696495712">
     <w:abstractNumId w:val="10"/>
   </w:num>
-  <w:num w:numId="25" w16cid:durableId="778990975">
-    <w:abstractNumId w:val="12"/>
-  </w:num>
-  <w:num w:numId="26" w16cid:durableId="1500463551">
-    <w:abstractNumId w:val="2"/>
-  </w:num>
-  <w:num w:numId="27" w16cid:durableId="592321415">
-    <w:abstractNumId w:val="14"/>
-  </w:num>
-  <w:num w:numId="28" w16cid:durableId="1200583302">
-    <w:abstractNumId w:val="5"/>
-  </w:num>
-  <w:num w:numId="29" w16cid:durableId="1304509463">
-    <w:abstractNumId w:val="21"/>
-  </w:num>
-  <w:num w:numId="30" w16cid:durableId="321933702">
+  <w:num w:numId="40" w16cid:durableId="600991022">
     <w:abstractNumId w:val="3"/>
   </w:num>
-  <w:num w:numId="31" w16cid:durableId="1064640120">
+  <w:num w:numId="41" w16cid:durableId="1138837920">
+    <w:abstractNumId w:val="29"/>
+  </w:num>
+  <w:num w:numId="42" w16cid:durableId="721946635">
+    <w:abstractNumId w:val="38"/>
+  </w:num>
+  <w:num w:numId="43" w16cid:durableId="638269305">
     <w:abstractNumId w:val="23"/>
   </w:num>
-  <w:num w:numId="32" w16cid:durableId="2074305016">
-    <w:abstractNumId w:val="26"/>
+  <w:num w:numId="44" w16cid:durableId="1291086917">
+    <w:abstractNumId w:val="27"/>
+  </w:num>
+  <w:num w:numId="45" w16cid:durableId="2051147610">
+    <w:abstractNumId w:val="28"/>
+  </w:num>
+  <w:num w:numId="46" w16cid:durableId="172108079">
+    <w:abstractNumId w:val="22"/>
   </w:num>
 </w:numbering>
 </file>
@@ -8786,7 +10720,6 @@
   <w:style w:type="character" w:default="1" w:styleId="Policepardfaut">
     <w:name w:val="Default Paragraph Font"/>
     <w:uiPriority w:val="1"/>
-    <w:semiHidden/>
     <w:unhideWhenUsed/>
   </w:style>
   <w:style w:type="table" w:default="1" w:styleId="TableauNormal">
@@ -9163,6 +11096,17 @@
       </w:tblBorders>
     </w:tblPr>
   </w:style>
+  <w:style w:type="character" w:styleId="lev">
+    <w:name w:val="Strong"/>
+    <w:basedOn w:val="Policepardfaut"/>
+    <w:uiPriority w:val="22"/>
+    <w:qFormat/>
+    <w:rsid w:val="008F10C8"/>
+    <w:rPr>
+      <w:b/>
+      <w:bCs/>
+    </w:rPr>
+  </w:style>
 </w:styles>
 </file>
 

--- a/AIA_Architecte_Intelligence_Artificielle/Bloc_1_Gouvernance_Donnees/Documents_modifiables/Step3 _Implementing_The_Data_Governance_Framework.docx
+++ b/AIA_Architecte_Intelligence_Artificielle/Bloc_1_Gouvernance_Donnees/Documents_modifiables/Step3 _Implementing_The_Data_Governance_Framework.docx
@@ -167,14 +167,7 @@
           <w:b/>
           <w:bCs/>
         </w:rPr>
-        <w:t>A</w:t>
-      </w:r>
-      <w:r>
-        <w:rPr>
-          <w:b/>
-          <w:bCs/>
-        </w:rPr>
-        <w:t>ccompagner le changement</w:t>
+        <w:t>Accompagner le changement</w:t>
       </w:r>
       <w:r>
         <w:t xml:space="preserve"> : les équipes ne sont pas seules, elles sont soutenues par des référents formés pour aider à adopter les bonnes pratiques.</w:t>
@@ -517,7 +510,7 @@
               <w:rPr>
                 <w:rStyle w:val="lev"/>
               </w:rPr>
-              <w:t>Atlation</w:t>
+              <w:t>Alation</w:t>
             </w:r>
             <w:proofErr w:type="spellEnd"/>
           </w:p>
@@ -535,15 +528,13 @@
               </w:rPr>
             </w:pPr>
             <w:r>
-              <w:t>Création et gestion d’un catalogue de données collaboratif, avec glossaire, traçabilité (</w:t>
-            </w:r>
-            <w:proofErr w:type="spellStart"/>
-            <w:r>
-              <w:t>lineage</w:t>
-            </w:r>
-            <w:proofErr w:type="spellEnd"/>
-            <w:r>
-              <w:t>), documentation des jeux de données.</w:t>
+              <w:t>Création et gestion d’un catalogue de données collaboratif, avec glossaire, traçabilité</w:t>
+            </w:r>
+            <w:r>
+              <w:t xml:space="preserve">, </w:t>
+            </w:r>
+            <w:r>
+              <w:t>documentation des jeux de données.</w:t>
             </w:r>
           </w:p>
         </w:tc>
@@ -1105,7 +1096,7 @@
           <w:bCs/>
         </w:rPr>
         <w:pict w14:anchorId="7499A76D">
-          <v:rect id="_x0000_i1288" style="width:0;height:1.5pt" o:hralign="center" o:hrstd="t" o:hr="t" fillcolor="#a0a0a0" stroked="f"/>
+          <v:rect id="_x0000_i1025" style="width:0;height:1.5pt" o:hralign="center" o:hrstd="t" o:hr="t" fillcolor="#a0a0a0" stroked="f"/>
         </w:pict>
       </w:r>
     </w:p>
@@ -3346,15 +3337,6 @@
           <w:bCs/>
         </w:rPr>
       </w:pPr>
-      <w:r>
-        <w:rPr>
-          <w:b/>
-          <w:bCs/>
-        </w:rPr>
-        <w:pict w14:anchorId="4CB4BCFB">
-          <v:rect id="_x0000_i1297" style="width:0;height:1.5pt" o:hralign="center" o:hrstd="t" o:hr="t" fillcolor="#a0a0a0" stroked="f"/>
-        </w:pict>
-      </w:r>
     </w:p>
     <w:p>
       <w:pPr>
@@ -3400,15 +3382,6 @@
           <w:bCs/>
         </w:rPr>
       </w:pPr>
-      <w:r>
-        <w:rPr>
-          <w:b/>
-          <w:bCs/>
-        </w:rPr>
-        <w:pict w14:anchorId="4CC2D6F4">
-          <v:rect id="_x0000_i1298" style="width:0;height:1.5pt" o:hralign="center" o:hrstd="t" o:hr="t" fillcolor="#a0a0a0" stroked="f"/>
-        </w:pict>
-      </w:r>
     </w:p>
     <w:p>
       <w:pPr>
@@ -10720,6 +10693,7 @@
   <w:style w:type="character" w:default="1" w:styleId="Policepardfaut">
     <w:name w:val="Default Paragraph Font"/>
     <w:uiPriority w:val="1"/>
+    <w:semiHidden/>
     <w:unhideWhenUsed/>
   </w:style>
   <w:style w:type="table" w:default="1" w:styleId="TableauNormal">
